--- a/src/data/documents/ĐỀ CƯƠNG ÔN THI XN NĂM 2026 - SỔ TAY LS.docx
+++ b/src/data/documents/ĐỀ CƯƠNG ÔN THI XN NĂM 2026 - SỔ TAY LS.docx
@@ -663,22 +663,23 @@
         <w:pStyle w:val="Normal"/>
         <w:numPr>
           <w:ilvl w:val="0"/>
-          <w:numId w:val="16"/>
-        </w:numPr>
-        <w:jc w:val="both"/>
-        <w:rPr>
-          <w:sz w:val="24"/>
-          <w:szCs w:val="24"/>
-        </w:rPr>
-      </w:pPr>
-      <w:r>
-        <w:rPr>
-          <w:rFonts w:eastAsia="SimSun" w:cs="Times New Roman" w:ascii="Times New Roman" w:hAnsi="Times New Roman"/>
-          <w:sz w:val="24"/>
-          <w:szCs w:val="24"/>
-          <w:lang w:bidi="ar-SA"/>
-        </w:rPr>
-        <w:t>Sử dụng ống NaF để lấy mẫu nhằm ức chế quá trình chuyển hóa Ethanol.</w:t>
+          <w:numId w:val="0"/>
+        </w:numPr>
+        <w:ind w:hanging="0" w:start="0"/>
+        <w:jc w:val="both"/>
+        <w:rPr>
+          <w:sz w:val="24"/>
+          <w:szCs w:val="24"/>
+        </w:rPr>
+      </w:pPr>
+      <w:r>
+        <w:rPr>
+          <w:rFonts w:eastAsia="SimSun" w:cs="Times New Roman" w:ascii="Times New Roman" w:hAnsi="Times New Roman"/>
+          <w:sz w:val="24"/>
+          <w:szCs w:val="24"/>
+          <w:lang w:bidi="ar-SA"/>
+        </w:rPr>
+        <w:t>D. Sử dụng ống NaF để lấy mẫu nhằm ức chế quá trình chuyển hóa Ethanol.</w:t>
       </w:r>
     </w:p>
     <w:p>
@@ -789,22 +790,23 @@
         <w:pStyle w:val="Normal"/>
         <w:numPr>
           <w:ilvl w:val="0"/>
-          <w:numId w:val="17"/>
-        </w:numPr>
-        <w:jc w:val="both"/>
-        <w:rPr>
-          <w:sz w:val="24"/>
-          <w:szCs w:val="24"/>
-        </w:rPr>
-      </w:pPr>
-      <w:r>
-        <w:rPr>
-          <w:rFonts w:eastAsia="SimSun" w:cs="Times New Roman" w:ascii="Times New Roman" w:hAnsi="Times New Roman"/>
-          <w:sz w:val="24"/>
-          <w:szCs w:val="24"/>
-          <w:lang w:bidi="ar-SA"/>
-        </w:rPr>
-        <w:t>Mẫu huyết tương bị đục.</w:t>
+          <w:numId w:val="0"/>
+        </w:numPr>
+        <w:ind w:hanging="0" w:start="0"/>
+        <w:jc w:val="both"/>
+        <w:rPr>
+          <w:sz w:val="24"/>
+          <w:szCs w:val="24"/>
+        </w:rPr>
+      </w:pPr>
+      <w:r>
+        <w:rPr>
+          <w:rFonts w:eastAsia="SimSun" w:cs="Times New Roman" w:ascii="Times New Roman" w:hAnsi="Times New Roman"/>
+          <w:sz w:val="24"/>
+          <w:szCs w:val="24"/>
+          <w:lang w:bidi="ar-SA"/>
+        </w:rPr>
+        <w:t>D. Mẫu huyết tương bị đục.</w:t>
       </w:r>
     </w:p>
     <w:p>
@@ -924,22 +926,23 @@
         <w:pStyle w:val="Normal"/>
         <w:numPr>
           <w:ilvl w:val="0"/>
-          <w:numId w:val="18"/>
-        </w:numPr>
-        <w:jc w:val="both"/>
-        <w:rPr>
-          <w:sz w:val="24"/>
-          <w:szCs w:val="24"/>
-        </w:rPr>
-      </w:pPr>
-      <w:r>
-        <w:rPr>
-          <w:rFonts w:eastAsia="SimSun" w:cs="Times New Roman" w:ascii="Times New Roman" w:hAnsi="Times New Roman"/>
-          <w:sz w:val="24"/>
-          <w:szCs w:val="24"/>
-          <w:lang w:bidi="ar-SA"/>
-        </w:rPr>
-        <w:t>Yêu cầu bệnh nhân súc miệng bằng nước sát trùng rồi lấy lại mẫu.</w:t>
+          <w:numId w:val="0"/>
+        </w:numPr>
+        <w:ind w:hanging="0" w:start="0"/>
+        <w:jc w:val="both"/>
+        <w:rPr>
+          <w:sz w:val="24"/>
+          <w:szCs w:val="24"/>
+        </w:rPr>
+      </w:pPr>
+      <w:r>
+        <w:rPr>
+          <w:rFonts w:eastAsia="SimSun" w:cs="Times New Roman" w:ascii="Times New Roman" w:hAnsi="Times New Roman"/>
+          <w:sz w:val="24"/>
+          <w:szCs w:val="24"/>
+          <w:lang w:bidi="ar-SA"/>
+        </w:rPr>
+        <w:t>D.Yêu cầu bệnh nhân súc miệng bằng nước sát trùng rồi lấy lại mẫu.</w:t>
       </w:r>
     </w:p>
     <w:p>
@@ -1222,57 +1225,59 @@
         <w:pStyle w:val="Normal"/>
         <w:numPr>
           <w:ilvl w:val="0"/>
-          <w:numId w:val="21"/>
-        </w:numPr>
-        <w:jc w:val="both"/>
-        <w:rPr>
-          <w:sz w:val="24"/>
-          <w:szCs w:val="24"/>
-        </w:rPr>
-      </w:pPr>
-      <w:r>
-        <w:rPr>
-          <w:rFonts w:eastAsia="SimSun" w:cs="Times New Roman" w:ascii="Times New Roman" w:hAnsi="Times New Roman"/>
-          <w:sz w:val="24"/>
-          <w:szCs w:val="24"/>
-          <w:lang w:bidi="ar-SA"/>
-        </w:rPr>
-        <w:t xml:space="preserve">Là vật chứa mẫu trực tiếp, có nắp đậy chặt. </w:t>
-      </w:r>
-    </w:p>
-    <w:p>
-      <w:pPr>
-        <w:pStyle w:val="Normal"/>
-        <w:numPr>
-          <w:ilvl w:val="0"/>
-          <w:numId w:val="21"/>
-        </w:numPr>
-        <w:jc w:val="both"/>
-        <w:rPr>
-          <w:sz w:val="24"/>
-          <w:szCs w:val="24"/>
-        </w:rPr>
-      </w:pPr>
-      <w:r>
-        <w:rPr>
-          <w:rFonts w:eastAsia="SimSun" w:cs="Times New Roman" w:ascii="Times New Roman" w:hAnsi="Times New Roman"/>
-          <w:sz w:val="24"/>
-          <w:szCs w:val="24"/>
-          <w:lang w:bidi="ar-SA"/>
-        </w:rPr>
-        <w:t xml:space="preserve">Là hộp nhựa trong suốt, chống va đập, có nhãn "Nguy hiểm sinh học". </w:t>
-      </w:r>
-    </w:p>
-    <w:p>
-      <w:pPr>
-        <w:pStyle w:val="Normal"/>
-        <w:numPr>
-          <w:ilvl w:val="0"/>
           <w:numId w:val="0"/>
         </w:numPr>
         <w:ind w:hanging="0" w:start="0"/>
         <w:jc w:val="both"/>
         <w:rPr>
+          <w:sz w:val="24"/>
+          <w:szCs w:val="24"/>
+        </w:rPr>
+      </w:pPr>
+      <w:r>
+        <w:rPr>
+          <w:rFonts w:eastAsia="SimSun" w:cs="Times New Roman" w:ascii="Times New Roman" w:hAnsi="Times New Roman"/>
+          <w:sz w:val="24"/>
+          <w:szCs w:val="24"/>
+          <w:lang w:bidi="ar-SA"/>
+        </w:rPr>
+        <w:t xml:space="preserve">A. Là vật chứa mẫu trực tiếp, có nắp đậy chặt. </w:t>
+      </w:r>
+    </w:p>
+    <w:p>
+      <w:pPr>
+        <w:pStyle w:val="Normal"/>
+        <w:numPr>
+          <w:ilvl w:val="0"/>
+          <w:numId w:val="0"/>
+        </w:numPr>
+        <w:ind w:hanging="0" w:start="0"/>
+        <w:jc w:val="both"/>
+        <w:rPr>
+          <w:sz w:val="24"/>
+          <w:szCs w:val="24"/>
+        </w:rPr>
+      </w:pPr>
+      <w:r>
+        <w:rPr>
+          <w:rFonts w:eastAsia="SimSun" w:cs="Times New Roman" w:ascii="Times New Roman" w:hAnsi="Times New Roman"/>
+          <w:sz w:val="24"/>
+          <w:szCs w:val="24"/>
+          <w:lang w:bidi="ar-SA"/>
+        </w:rPr>
+        <w:t xml:space="preserve">B. Là hộp nhựa trong suốt, chống va đập, có nhãn "Nguy hiểm sinh học". </w:t>
+      </w:r>
+    </w:p>
+    <w:p>
+      <w:pPr>
+        <w:pStyle w:val="Normal"/>
+        <w:numPr>
+          <w:ilvl w:val="0"/>
+          <w:numId w:val="0"/>
+        </w:numPr>
+        <w:ind w:hanging="0" w:start="0"/>
+        <w:jc w:val="both"/>
+        <w:rPr>
           <w:color w:val="FF0000"/>
           <w:sz w:val="24"/>
           <w:szCs w:val="24"/>
@@ -1294,22 +1299,23 @@
         <w:pStyle w:val="Normal"/>
         <w:numPr>
           <w:ilvl w:val="0"/>
-          <w:numId w:val="21"/>
-        </w:numPr>
-        <w:jc w:val="both"/>
-        <w:rPr>
-          <w:sz w:val="24"/>
-          <w:szCs w:val="24"/>
-        </w:rPr>
-      </w:pPr>
-      <w:r>
-        <w:rPr>
-          <w:rFonts w:eastAsia="SimSun" w:cs="Times New Roman" w:ascii="Times New Roman" w:hAnsi="Times New Roman"/>
-          <w:sz w:val="24"/>
-          <w:szCs w:val="24"/>
-          <w:lang w:bidi="ar-SA"/>
-        </w:rPr>
-        <w:t>Là lớp vỏ cứng ngoài cùng, kích thước tối thiểu 10cm x 10cm.</w:t>
+          <w:numId w:val="0"/>
+        </w:numPr>
+        <w:ind w:hanging="0" w:start="0"/>
+        <w:jc w:val="both"/>
+        <w:rPr>
+          <w:sz w:val="24"/>
+          <w:szCs w:val="24"/>
+        </w:rPr>
+      </w:pPr>
+      <w:r>
+        <w:rPr>
+          <w:rFonts w:eastAsia="SimSun" w:cs="Times New Roman" w:ascii="Times New Roman" w:hAnsi="Times New Roman"/>
+          <w:sz w:val="24"/>
+          <w:szCs w:val="24"/>
+          <w:lang w:bidi="ar-SA"/>
+        </w:rPr>
+        <w:t>D.Là lớp vỏ cứng ngoài cùng, kích thước tối thiểu 10cm x 10cm.</w:t>
       </w:r>
     </w:p>
     <w:p>
@@ -1346,7 +1352,7 @@
         <w:pStyle w:val="Normal"/>
         <w:numPr>
           <w:ilvl w:val="0"/>
-          <w:numId w:val="22"/>
+          <w:numId w:val="21"/>
         </w:numPr>
         <w:jc w:val="both"/>
         <w:rPr>
@@ -1506,7 +1512,7 @@
         <w:pStyle w:val="Normal"/>
         <w:numPr>
           <w:ilvl w:val="0"/>
-          <w:numId w:val="23"/>
+          <w:numId w:val="22"/>
         </w:numPr>
         <w:jc w:val="both"/>
         <w:rPr>
@@ -1529,7 +1535,7 @@
         <w:pStyle w:val="Normal"/>
         <w:numPr>
           <w:ilvl w:val="0"/>
-          <w:numId w:val="23"/>
+          <w:numId w:val="22"/>
         </w:numPr>
         <w:jc w:val="both"/>
         <w:rPr>
@@ -1554,7 +1560,7 @@
         <w:pStyle w:val="Normal"/>
         <w:numPr>
           <w:ilvl w:val="0"/>
-          <w:numId w:val="23"/>
+          <w:numId w:val="22"/>
         </w:numPr>
         <w:jc w:val="both"/>
         <w:rPr>
@@ -1577,7 +1583,7 @@
         <w:pStyle w:val="Normal"/>
         <w:numPr>
           <w:ilvl w:val="0"/>
-          <w:numId w:val="23"/>
+          <w:numId w:val="22"/>
         </w:numPr>
         <w:jc w:val="both"/>
         <w:rPr>
@@ -1629,7 +1635,7 @@
         <w:pStyle w:val="Normal"/>
         <w:numPr>
           <w:ilvl w:val="0"/>
-          <w:numId w:val="24"/>
+          <w:numId w:val="23"/>
         </w:numPr>
         <w:jc w:val="both"/>
         <w:rPr>
@@ -1652,7 +1658,7 @@
         <w:pStyle w:val="Normal"/>
         <w:numPr>
           <w:ilvl w:val="0"/>
-          <w:numId w:val="24"/>
+          <w:numId w:val="23"/>
         </w:numPr>
         <w:jc w:val="both"/>
         <w:rPr>
@@ -1675,7 +1681,7 @@
         <w:pStyle w:val="Normal"/>
         <w:numPr>
           <w:ilvl w:val="0"/>
-          <w:numId w:val="24"/>
+          <w:numId w:val="23"/>
         </w:numPr>
         <w:jc w:val="both"/>
         <w:rPr>
@@ -1700,7 +1706,7 @@
         <w:pStyle w:val="Normal"/>
         <w:numPr>
           <w:ilvl w:val="0"/>
-          <w:numId w:val="24"/>
+          <w:numId w:val="23"/>
         </w:numPr>
         <w:jc w:val="both"/>
         <w:rPr>
@@ -1752,7 +1758,7 @@
         <w:pStyle w:val="Normal"/>
         <w:numPr>
           <w:ilvl w:val="0"/>
-          <w:numId w:val="25"/>
+          <w:numId w:val="24"/>
         </w:numPr>
         <w:jc w:val="both"/>
         <w:rPr>
@@ -1775,7 +1781,7 @@
         <w:pStyle w:val="Normal"/>
         <w:numPr>
           <w:ilvl w:val="0"/>
-          <w:numId w:val="25"/>
+          <w:numId w:val="24"/>
         </w:numPr>
         <w:jc w:val="both"/>
         <w:rPr>
@@ -1798,7 +1804,7 @@
         <w:pStyle w:val="Normal"/>
         <w:numPr>
           <w:ilvl w:val="0"/>
-          <w:numId w:val="25"/>
+          <w:numId w:val="24"/>
         </w:numPr>
         <w:jc w:val="both"/>
         <w:rPr>
@@ -1821,7 +1827,7 @@
         <w:pStyle w:val="Normal"/>
         <w:numPr>
           <w:ilvl w:val="0"/>
-          <w:numId w:val="25"/>
+          <w:numId w:val="24"/>
         </w:numPr>
         <w:jc w:val="both"/>
         <w:rPr>
@@ -1875,7 +1881,7 @@
         <w:pStyle w:val="Normal"/>
         <w:numPr>
           <w:ilvl w:val="0"/>
-          <w:numId w:val="26"/>
+          <w:numId w:val="25"/>
         </w:numPr>
         <w:jc w:val="both"/>
         <w:rPr>
@@ -1898,7 +1904,7 @@
         <w:pStyle w:val="Normal"/>
         <w:numPr>
           <w:ilvl w:val="0"/>
-          <w:numId w:val="26"/>
+          <w:numId w:val="25"/>
         </w:numPr>
         <w:jc w:val="both"/>
         <w:rPr>
@@ -1927,7 +1933,7 @@
         <w:pStyle w:val="Normal"/>
         <w:numPr>
           <w:ilvl w:val="0"/>
-          <w:numId w:val="26"/>
+          <w:numId w:val="25"/>
         </w:numPr>
         <w:jc w:val="both"/>
         <w:rPr>
@@ -1950,7 +1956,7 @@
         <w:pStyle w:val="Normal"/>
         <w:numPr>
           <w:ilvl w:val="0"/>
-          <w:numId w:val="26"/>
+          <w:numId w:val="25"/>
         </w:numPr>
         <w:jc w:val="both"/>
         <w:rPr>
@@ -2002,7 +2008,7 @@
         <w:pStyle w:val="Normal"/>
         <w:numPr>
           <w:ilvl w:val="0"/>
-          <w:numId w:val="27"/>
+          <w:numId w:val="26"/>
         </w:numPr>
         <w:jc w:val="both"/>
         <w:rPr>
@@ -2025,7 +2031,7 @@
         <w:pStyle w:val="Normal"/>
         <w:numPr>
           <w:ilvl w:val="0"/>
-          <w:numId w:val="27"/>
+          <w:numId w:val="26"/>
         </w:numPr>
         <w:jc w:val="both"/>
         <w:rPr>
@@ -2048,7 +2054,7 @@
         <w:pStyle w:val="Normal"/>
         <w:numPr>
           <w:ilvl w:val="0"/>
-          <w:numId w:val="27"/>
+          <w:numId w:val="26"/>
         </w:numPr>
         <w:jc w:val="both"/>
         <w:rPr>
@@ -2077,7 +2083,7 @@
         <w:pStyle w:val="Normal"/>
         <w:numPr>
           <w:ilvl w:val="0"/>
-          <w:numId w:val="27"/>
+          <w:numId w:val="26"/>
         </w:numPr>
         <w:jc w:val="both"/>
         <w:rPr>
@@ -2129,7 +2135,7 @@
         <w:pStyle w:val="Normal"/>
         <w:numPr>
           <w:ilvl w:val="0"/>
-          <w:numId w:val="28"/>
+          <w:numId w:val="27"/>
         </w:numPr>
         <w:jc w:val="both"/>
         <w:rPr>
@@ -2178,7 +2184,7 @@
         <w:pStyle w:val="Normal"/>
         <w:numPr>
           <w:ilvl w:val="0"/>
-          <w:numId w:val="28"/>
+          <w:numId w:val="27"/>
         </w:numPr>
         <w:jc w:val="both"/>
         <w:rPr>
@@ -2201,7 +2207,7 @@
         <w:pStyle w:val="Normal"/>
         <w:numPr>
           <w:ilvl w:val="0"/>
-          <w:numId w:val="28"/>
+          <w:numId w:val="27"/>
         </w:numPr>
         <w:jc w:val="both"/>
         <w:rPr>
@@ -2253,7 +2259,7 @@
         <w:pStyle w:val="Normal"/>
         <w:numPr>
           <w:ilvl w:val="0"/>
-          <w:numId w:val="29"/>
+          <w:numId w:val="28"/>
         </w:numPr>
         <w:jc w:val="both"/>
         <w:rPr>
@@ -2276,7 +2282,7 @@
         <w:pStyle w:val="Normal"/>
         <w:numPr>
           <w:ilvl w:val="0"/>
-          <w:numId w:val="29"/>
+          <w:numId w:val="28"/>
         </w:numPr>
         <w:jc w:val="both"/>
         <w:rPr>
@@ -2313,7 +2319,7 @@
         <w:pStyle w:val="Normal"/>
         <w:numPr>
           <w:ilvl w:val="0"/>
-          <w:numId w:val="29"/>
+          <w:numId w:val="28"/>
         </w:numPr>
         <w:jc w:val="both"/>
         <w:rPr>
@@ -2336,7 +2342,7 @@
         <w:pStyle w:val="Normal"/>
         <w:numPr>
           <w:ilvl w:val="0"/>
-          <w:numId w:val="29"/>
+          <w:numId w:val="28"/>
         </w:numPr>
         <w:jc w:val="both"/>
         <w:rPr>
@@ -2388,7 +2394,7 @@
         <w:pStyle w:val="Normal"/>
         <w:numPr>
           <w:ilvl w:val="0"/>
-          <w:numId w:val="30"/>
+          <w:numId w:val="29"/>
         </w:numPr>
         <w:jc w:val="both"/>
         <w:rPr>
@@ -2411,7 +2417,7 @@
         <w:pStyle w:val="Normal"/>
         <w:numPr>
           <w:ilvl w:val="0"/>
-          <w:numId w:val="30"/>
+          <w:numId w:val="29"/>
         </w:numPr>
         <w:jc w:val="both"/>
         <w:rPr>
@@ -2434,7 +2440,7 @@
         <w:pStyle w:val="Normal"/>
         <w:numPr>
           <w:ilvl w:val="0"/>
-          <w:numId w:val="30"/>
+          <w:numId w:val="29"/>
         </w:numPr>
         <w:jc w:val="both"/>
         <w:rPr>
@@ -2459,7 +2465,7 @@
         <w:pStyle w:val="Normal"/>
         <w:numPr>
           <w:ilvl w:val="0"/>
-          <w:numId w:val="30"/>
+          <w:numId w:val="29"/>
         </w:numPr>
         <w:jc w:val="both"/>
         <w:rPr>
@@ -2511,7 +2517,7 @@
         <w:pStyle w:val="Normal"/>
         <w:numPr>
           <w:ilvl w:val="0"/>
-          <w:numId w:val="31"/>
+          <w:numId w:val="30"/>
         </w:numPr>
         <w:jc w:val="both"/>
         <w:rPr>
@@ -2534,7 +2540,7 @@
         <w:pStyle w:val="Normal"/>
         <w:numPr>
           <w:ilvl w:val="0"/>
-          <w:numId w:val="31"/>
+          <w:numId w:val="30"/>
         </w:numPr>
         <w:jc w:val="both"/>
         <w:rPr>
@@ -2559,7 +2565,7 @@
         <w:pStyle w:val="Normal"/>
         <w:numPr>
           <w:ilvl w:val="0"/>
-          <w:numId w:val="31"/>
+          <w:numId w:val="30"/>
         </w:numPr>
         <w:jc w:val="both"/>
         <w:rPr>
@@ -2582,7 +2588,7 @@
         <w:pStyle w:val="Normal"/>
         <w:numPr>
           <w:ilvl w:val="0"/>
-          <w:numId w:val="31"/>
+          <w:numId w:val="30"/>
         </w:numPr>
         <w:jc w:val="both"/>
         <w:rPr>
@@ -2634,7 +2640,7 @@
         <w:pStyle w:val="Normal"/>
         <w:numPr>
           <w:ilvl w:val="0"/>
-          <w:numId w:val="32"/>
+          <w:numId w:val="31"/>
         </w:numPr>
         <w:jc w:val="both"/>
         <w:rPr>
@@ -2657,7 +2663,7 @@
         <w:pStyle w:val="Normal"/>
         <w:numPr>
           <w:ilvl w:val="0"/>
-          <w:numId w:val="32"/>
+          <w:numId w:val="31"/>
         </w:numPr>
         <w:jc w:val="both"/>
         <w:rPr>
@@ -2680,7 +2686,7 @@
         <w:pStyle w:val="Normal"/>
         <w:numPr>
           <w:ilvl w:val="0"/>
-          <w:numId w:val="32"/>
+          <w:numId w:val="31"/>
         </w:numPr>
         <w:jc w:val="both"/>
         <w:rPr>
@@ -2705,7 +2711,7 @@
         <w:pStyle w:val="Normal"/>
         <w:numPr>
           <w:ilvl w:val="0"/>
-          <w:numId w:val="32"/>
+          <w:numId w:val="31"/>
         </w:numPr>
         <w:jc w:val="both"/>
         <w:rPr>
@@ -2757,7 +2763,7 @@
         <w:pStyle w:val="Normal"/>
         <w:numPr>
           <w:ilvl w:val="0"/>
-          <w:numId w:val="33"/>
+          <w:numId w:val="32"/>
         </w:numPr>
         <w:jc w:val="both"/>
         <w:rPr>
@@ -2784,7 +2790,7 @@
         <w:pStyle w:val="Normal"/>
         <w:numPr>
           <w:ilvl w:val="0"/>
-          <w:numId w:val="33"/>
+          <w:numId w:val="32"/>
         </w:numPr>
         <w:jc w:val="both"/>
         <w:rPr>
@@ -2809,7 +2815,7 @@
         <w:pStyle w:val="Normal"/>
         <w:numPr>
           <w:ilvl w:val="0"/>
-          <w:numId w:val="33"/>
+          <w:numId w:val="32"/>
         </w:numPr>
         <w:jc w:val="both"/>
         <w:rPr>
@@ -2832,7 +2838,7 @@
         <w:pStyle w:val="Normal"/>
         <w:numPr>
           <w:ilvl w:val="0"/>
-          <w:numId w:val="33"/>
+          <w:numId w:val="32"/>
         </w:numPr>
         <w:jc w:val="both"/>
         <w:rPr>
@@ -2884,7 +2890,7 @@
         <w:pStyle w:val="Normal"/>
         <w:numPr>
           <w:ilvl w:val="0"/>
-          <w:numId w:val="34"/>
+          <w:numId w:val="33"/>
         </w:numPr>
         <w:jc w:val="both"/>
         <w:rPr>
@@ -2907,7 +2913,7 @@
         <w:pStyle w:val="Normal"/>
         <w:numPr>
           <w:ilvl w:val="0"/>
-          <w:numId w:val="34"/>
+          <w:numId w:val="33"/>
         </w:numPr>
         <w:jc w:val="both"/>
         <w:rPr>
@@ -2932,7 +2938,7 @@
         <w:pStyle w:val="Normal"/>
         <w:numPr>
           <w:ilvl w:val="0"/>
-          <w:numId w:val="34"/>
+          <w:numId w:val="33"/>
         </w:numPr>
         <w:jc w:val="both"/>
         <w:rPr>
@@ -2955,7 +2961,7 @@
         <w:pStyle w:val="Normal"/>
         <w:numPr>
           <w:ilvl w:val="0"/>
-          <w:numId w:val="34"/>
+          <w:numId w:val="33"/>
         </w:numPr>
         <w:jc w:val="both"/>
         <w:rPr>
@@ -3007,7 +3013,7 @@
         <w:pStyle w:val="Normal"/>
         <w:numPr>
           <w:ilvl w:val="0"/>
-          <w:numId w:val="35"/>
+          <w:numId w:val="34"/>
         </w:numPr>
         <w:jc w:val="both"/>
         <w:rPr>
@@ -3030,7 +3036,7 @@
         <w:pStyle w:val="Normal"/>
         <w:numPr>
           <w:ilvl w:val="0"/>
-          <w:numId w:val="35"/>
+          <w:numId w:val="34"/>
         </w:numPr>
         <w:jc w:val="both"/>
         <w:rPr>
@@ -3053,7 +3059,7 @@
         <w:pStyle w:val="Normal"/>
         <w:numPr>
           <w:ilvl w:val="0"/>
-          <w:numId w:val="35"/>
+          <w:numId w:val="34"/>
         </w:numPr>
         <w:jc w:val="both"/>
         <w:rPr>
@@ -3078,7 +3084,7 @@
         <w:pStyle w:val="Normal"/>
         <w:numPr>
           <w:ilvl w:val="0"/>
-          <w:numId w:val="35"/>
+          <w:numId w:val="34"/>
         </w:numPr>
         <w:jc w:val="both"/>
         <w:rPr>
@@ -3130,7 +3136,7 @@
         <w:pStyle w:val="Normal"/>
         <w:numPr>
           <w:ilvl w:val="0"/>
-          <w:numId w:val="36"/>
+          <w:numId w:val="35"/>
         </w:numPr>
         <w:jc w:val="both"/>
         <w:rPr>
@@ -3153,7 +3159,7 @@
         <w:pStyle w:val="Normal"/>
         <w:numPr>
           <w:ilvl w:val="0"/>
-          <w:numId w:val="36"/>
+          <w:numId w:val="35"/>
         </w:numPr>
         <w:jc w:val="both"/>
         <w:rPr>
@@ -3176,7 +3182,7 @@
         <w:pStyle w:val="Normal"/>
         <w:numPr>
           <w:ilvl w:val="0"/>
-          <w:numId w:val="36"/>
+          <w:numId w:val="35"/>
         </w:numPr>
         <w:jc w:val="both"/>
         <w:rPr>
@@ -3201,7 +3207,7 @@
         <w:pStyle w:val="Normal"/>
         <w:numPr>
           <w:ilvl w:val="0"/>
-          <w:numId w:val="36"/>
+          <w:numId w:val="35"/>
         </w:numPr>
         <w:jc w:val="both"/>
         <w:rPr>
@@ -3253,7 +3259,7 @@
         <w:pStyle w:val="Normal"/>
         <w:numPr>
           <w:ilvl w:val="0"/>
-          <w:numId w:val="37"/>
+          <w:numId w:val="36"/>
         </w:numPr>
         <w:jc w:val="both"/>
         <w:rPr>
@@ -3276,7 +3282,7 @@
         <w:pStyle w:val="Normal"/>
         <w:numPr>
           <w:ilvl w:val="0"/>
-          <w:numId w:val="37"/>
+          <w:numId w:val="36"/>
         </w:numPr>
         <w:jc w:val="both"/>
         <w:rPr>
@@ -3305,7 +3311,7 @@
         <w:pStyle w:val="Normal"/>
         <w:numPr>
           <w:ilvl w:val="0"/>
-          <w:numId w:val="37"/>
+          <w:numId w:val="36"/>
         </w:numPr>
         <w:jc w:val="both"/>
         <w:rPr>
@@ -3328,7 +3334,7 @@
         <w:pStyle w:val="Normal"/>
         <w:numPr>
           <w:ilvl w:val="0"/>
-          <w:numId w:val="37"/>
+          <w:numId w:val="36"/>
         </w:numPr>
         <w:jc w:val="both"/>
         <w:rPr>
@@ -3380,7 +3386,7 @@
         <w:pStyle w:val="Normal"/>
         <w:numPr>
           <w:ilvl w:val="0"/>
-          <w:numId w:val="38"/>
+          <w:numId w:val="37"/>
         </w:numPr>
         <w:jc w:val="both"/>
         <w:rPr>
@@ -3403,7 +3409,7 @@
         <w:pStyle w:val="Normal"/>
         <w:numPr>
           <w:ilvl w:val="0"/>
-          <w:numId w:val="38"/>
+          <w:numId w:val="37"/>
         </w:numPr>
         <w:jc w:val="both"/>
         <w:rPr>
@@ -3428,7 +3434,7 @@
         <w:pStyle w:val="Normal"/>
         <w:numPr>
           <w:ilvl w:val="0"/>
-          <w:numId w:val="38"/>
+          <w:numId w:val="37"/>
         </w:numPr>
         <w:jc w:val="both"/>
         <w:rPr>
@@ -3451,7 +3457,7 @@
         <w:pStyle w:val="Normal"/>
         <w:numPr>
           <w:ilvl w:val="0"/>
-          <w:numId w:val="38"/>
+          <w:numId w:val="37"/>
         </w:numPr>
         <w:jc w:val="both"/>
         <w:rPr>
@@ -3503,7 +3509,7 @@
         <w:pStyle w:val="Normal"/>
         <w:numPr>
           <w:ilvl w:val="0"/>
-          <w:numId w:val="39"/>
+          <w:numId w:val="38"/>
         </w:numPr>
         <w:jc w:val="both"/>
         <w:rPr>
@@ -3526,7 +3532,7 @@
         <w:pStyle w:val="Normal"/>
         <w:numPr>
           <w:ilvl w:val="0"/>
-          <w:numId w:val="39"/>
+          <w:numId w:val="38"/>
         </w:numPr>
         <w:jc w:val="both"/>
         <w:rPr>
@@ -3549,7 +3555,7 @@
         <w:pStyle w:val="Normal"/>
         <w:numPr>
           <w:ilvl w:val="0"/>
-          <w:numId w:val="39"/>
+          <w:numId w:val="38"/>
         </w:numPr>
         <w:jc w:val="both"/>
         <w:rPr>
@@ -3578,7 +3584,7 @@
         <w:pStyle w:val="Normal"/>
         <w:numPr>
           <w:ilvl w:val="0"/>
-          <w:numId w:val="39"/>
+          <w:numId w:val="38"/>
         </w:numPr>
         <w:jc w:val="both"/>
         <w:rPr>
@@ -3630,7 +3636,7 @@
         <w:pStyle w:val="Normal"/>
         <w:numPr>
           <w:ilvl w:val="0"/>
-          <w:numId w:val="40"/>
+          <w:numId w:val="39"/>
         </w:numPr>
         <w:jc w:val="both"/>
         <w:rPr>
@@ -3653,7 +3659,7 @@
         <w:pStyle w:val="Normal"/>
         <w:numPr>
           <w:ilvl w:val="0"/>
-          <w:numId w:val="40"/>
+          <w:numId w:val="39"/>
         </w:numPr>
         <w:jc w:val="both"/>
         <w:rPr>
@@ -3678,7 +3684,7 @@
         <w:pStyle w:val="Normal"/>
         <w:numPr>
           <w:ilvl w:val="0"/>
-          <w:numId w:val="40"/>
+          <w:numId w:val="39"/>
         </w:numPr>
         <w:jc w:val="both"/>
         <w:rPr>
@@ -3701,7 +3707,7 @@
         <w:pStyle w:val="Normal"/>
         <w:numPr>
           <w:ilvl w:val="0"/>
-          <w:numId w:val="40"/>
+          <w:numId w:val="39"/>
         </w:numPr>
         <w:jc w:val="both"/>
         <w:rPr>
@@ -3753,7 +3759,7 @@
         <w:pStyle w:val="Normal"/>
         <w:numPr>
           <w:ilvl w:val="0"/>
-          <w:numId w:val="41"/>
+          <w:numId w:val="40"/>
         </w:numPr>
         <w:jc w:val="both"/>
         <w:rPr>
@@ -3776,7 +3782,7 @@
         <w:pStyle w:val="Normal"/>
         <w:numPr>
           <w:ilvl w:val="0"/>
-          <w:numId w:val="41"/>
+          <w:numId w:val="40"/>
         </w:numPr>
         <w:jc w:val="both"/>
         <w:rPr>
@@ -3799,7 +3805,7 @@
         <w:pStyle w:val="Normal"/>
         <w:numPr>
           <w:ilvl w:val="0"/>
-          <w:numId w:val="41"/>
+          <w:numId w:val="40"/>
         </w:numPr>
         <w:jc w:val="both"/>
         <w:rPr>
@@ -3824,7 +3830,7 @@
         <w:pStyle w:val="Normal"/>
         <w:numPr>
           <w:ilvl w:val="0"/>
-          <w:numId w:val="41"/>
+          <w:numId w:val="40"/>
         </w:numPr>
         <w:jc w:val="both"/>
         <w:rPr>
@@ -3876,7 +3882,7 @@
         <w:pStyle w:val="Normal"/>
         <w:numPr>
           <w:ilvl w:val="0"/>
-          <w:numId w:val="42"/>
+          <w:numId w:val="41"/>
         </w:numPr>
         <w:jc w:val="both"/>
         <w:rPr>
@@ -3899,7 +3905,7 @@
         <w:pStyle w:val="Normal"/>
         <w:numPr>
           <w:ilvl w:val="0"/>
-          <w:numId w:val="42"/>
+          <w:numId w:val="41"/>
         </w:numPr>
         <w:jc w:val="both"/>
         <w:rPr>
@@ -3922,7 +3928,7 @@
         <w:pStyle w:val="Normal"/>
         <w:numPr>
           <w:ilvl w:val="0"/>
-          <w:numId w:val="42"/>
+          <w:numId w:val="41"/>
         </w:numPr>
         <w:jc w:val="both"/>
         <w:rPr>
@@ -3947,7 +3953,7 @@
         <w:pStyle w:val="Normal"/>
         <w:numPr>
           <w:ilvl w:val="0"/>
-          <w:numId w:val="42"/>
+          <w:numId w:val="41"/>
         </w:numPr>
         <w:jc w:val="both"/>
         <w:rPr>
@@ -3999,7 +4005,7 @@
         <w:pStyle w:val="Normal"/>
         <w:numPr>
           <w:ilvl w:val="0"/>
-          <w:numId w:val="43"/>
+          <w:numId w:val="42"/>
         </w:numPr>
         <w:jc w:val="both"/>
         <w:rPr>
@@ -4022,7 +4028,7 @@
         <w:pStyle w:val="Normal"/>
         <w:numPr>
           <w:ilvl w:val="0"/>
-          <w:numId w:val="43"/>
+          <w:numId w:val="42"/>
         </w:numPr>
         <w:jc w:val="both"/>
         <w:rPr>
@@ -4045,7 +4051,7 @@
         <w:pStyle w:val="Normal"/>
         <w:numPr>
           <w:ilvl w:val="0"/>
-          <w:numId w:val="43"/>
+          <w:numId w:val="42"/>
         </w:numPr>
         <w:jc w:val="both"/>
         <w:rPr>
@@ -4070,7 +4076,7 @@
         <w:pStyle w:val="Normal"/>
         <w:numPr>
           <w:ilvl w:val="0"/>
-          <w:numId w:val="43"/>
+          <w:numId w:val="42"/>
         </w:numPr>
         <w:jc w:val="both"/>
         <w:rPr>
@@ -4122,7 +4128,7 @@
         <w:pStyle w:val="Normal"/>
         <w:numPr>
           <w:ilvl w:val="0"/>
-          <w:numId w:val="44"/>
+          <w:numId w:val="43"/>
         </w:numPr>
         <w:jc w:val="both"/>
         <w:rPr>
@@ -4145,7 +4151,7 @@
         <w:pStyle w:val="Normal"/>
         <w:numPr>
           <w:ilvl w:val="0"/>
-          <w:numId w:val="44"/>
+          <w:numId w:val="43"/>
         </w:numPr>
         <w:jc w:val="both"/>
         <w:rPr>
@@ -4170,7 +4176,7 @@
         <w:pStyle w:val="Normal"/>
         <w:numPr>
           <w:ilvl w:val="0"/>
-          <w:numId w:val="44"/>
+          <w:numId w:val="43"/>
         </w:numPr>
         <w:jc w:val="both"/>
         <w:rPr>
@@ -4193,7 +4199,7 @@
         <w:pStyle w:val="Normal"/>
         <w:numPr>
           <w:ilvl w:val="0"/>
-          <w:numId w:val="44"/>
+          <w:numId w:val="43"/>
         </w:numPr>
         <w:jc w:val="both"/>
         <w:rPr>
@@ -4245,7 +4251,7 @@
         <w:pStyle w:val="Normal"/>
         <w:numPr>
           <w:ilvl w:val="0"/>
-          <w:numId w:val="45"/>
+          <w:numId w:val="44"/>
         </w:numPr>
         <w:jc w:val="both"/>
         <w:rPr>
@@ -4268,7 +4274,7 @@
         <w:pStyle w:val="Normal"/>
         <w:numPr>
           <w:ilvl w:val="0"/>
-          <w:numId w:val="45"/>
+          <w:numId w:val="44"/>
         </w:numPr>
         <w:jc w:val="both"/>
         <w:rPr>
@@ -4291,7 +4297,7 @@
         <w:pStyle w:val="Normal"/>
         <w:numPr>
           <w:ilvl w:val="0"/>
-          <w:numId w:val="45"/>
+          <w:numId w:val="44"/>
         </w:numPr>
         <w:jc w:val="both"/>
         <w:rPr>
@@ -4316,7 +4322,7 @@
         <w:pStyle w:val="Normal"/>
         <w:numPr>
           <w:ilvl w:val="0"/>
-          <w:numId w:val="45"/>
+          <w:numId w:val="44"/>
         </w:numPr>
         <w:jc w:val="both"/>
         <w:rPr>
@@ -4368,7 +4374,7 @@
         <w:pStyle w:val="Normal"/>
         <w:numPr>
           <w:ilvl w:val="0"/>
-          <w:numId w:val="46"/>
+          <w:numId w:val="45"/>
         </w:numPr>
         <w:jc w:val="both"/>
         <w:rPr>
@@ -4391,7 +4397,7 @@
         <w:pStyle w:val="Normal"/>
         <w:numPr>
           <w:ilvl w:val="0"/>
-          <w:numId w:val="46"/>
+          <w:numId w:val="45"/>
         </w:numPr>
         <w:jc w:val="both"/>
         <w:rPr>
@@ -4416,7 +4422,7 @@
         <w:pStyle w:val="Normal"/>
         <w:numPr>
           <w:ilvl w:val="0"/>
-          <w:numId w:val="46"/>
+          <w:numId w:val="45"/>
         </w:numPr>
         <w:jc w:val="both"/>
         <w:rPr>
@@ -4439,7 +4445,7 @@
         <w:pStyle w:val="Normal"/>
         <w:numPr>
           <w:ilvl w:val="0"/>
-          <w:numId w:val="46"/>
+          <w:numId w:val="45"/>
         </w:numPr>
         <w:jc w:val="both"/>
         <w:rPr>
@@ -4491,7 +4497,7 @@
         <w:pStyle w:val="Normal"/>
         <w:numPr>
           <w:ilvl w:val="0"/>
-          <w:numId w:val="47"/>
+          <w:numId w:val="46"/>
         </w:numPr>
         <w:jc w:val="both"/>
         <w:rPr>
@@ -4514,7 +4520,7 @@
         <w:pStyle w:val="Normal"/>
         <w:numPr>
           <w:ilvl w:val="0"/>
-          <w:numId w:val="47"/>
+          <w:numId w:val="46"/>
         </w:numPr>
         <w:jc w:val="both"/>
         <w:rPr>
@@ -4539,7 +4545,7 @@
         <w:pStyle w:val="Normal"/>
         <w:numPr>
           <w:ilvl w:val="0"/>
-          <w:numId w:val="47"/>
+          <w:numId w:val="46"/>
         </w:numPr>
         <w:jc w:val="both"/>
         <w:rPr>
@@ -4562,7 +4568,7 @@
         <w:pStyle w:val="Normal"/>
         <w:numPr>
           <w:ilvl w:val="0"/>
-          <w:numId w:val="47"/>
+          <w:numId w:val="46"/>
         </w:numPr>
         <w:jc w:val="both"/>
         <w:rPr>
@@ -4614,7 +4620,7 @@
         <w:pStyle w:val="Normal"/>
         <w:numPr>
           <w:ilvl w:val="0"/>
-          <w:numId w:val="48"/>
+          <w:numId w:val="47"/>
         </w:numPr>
         <w:jc w:val="both"/>
         <w:rPr>
@@ -4637,7 +4643,7 @@
         <w:pStyle w:val="Normal"/>
         <w:numPr>
           <w:ilvl w:val="0"/>
-          <w:numId w:val="48"/>
+          <w:numId w:val="47"/>
         </w:numPr>
         <w:jc w:val="both"/>
         <w:rPr>
@@ -4666,7 +4672,7 @@
         <w:pStyle w:val="Normal"/>
         <w:numPr>
           <w:ilvl w:val="0"/>
-          <w:numId w:val="48"/>
+          <w:numId w:val="47"/>
         </w:numPr>
         <w:jc w:val="both"/>
         <w:rPr>
@@ -4689,7 +4695,7 @@
         <w:pStyle w:val="Normal"/>
         <w:numPr>
           <w:ilvl w:val="0"/>
-          <w:numId w:val="48"/>
+          <w:numId w:val="47"/>
         </w:numPr>
         <w:jc w:val="both"/>
         <w:rPr>
@@ -4742,7 +4748,7 @@
         <w:pStyle w:val="Normal"/>
         <w:numPr>
           <w:ilvl w:val="0"/>
-          <w:numId w:val="49"/>
+          <w:numId w:val="48"/>
         </w:numPr>
         <w:shd w:val="clear" w:color="auto" w:fill="FFFFFF"/>
         <w:jc w:val="both"/>
@@ -4767,7 +4773,7 @@
         <w:pStyle w:val="Normal"/>
         <w:numPr>
           <w:ilvl w:val="0"/>
-          <w:numId w:val="49"/>
+          <w:numId w:val="48"/>
         </w:numPr>
         <w:shd w:val="clear" w:color="auto" w:fill="FFFFFF"/>
         <w:jc w:val="both"/>
@@ -4794,7 +4800,7 @@
         <w:pStyle w:val="Normal"/>
         <w:numPr>
           <w:ilvl w:val="0"/>
-          <w:numId w:val="49"/>
+          <w:numId w:val="48"/>
         </w:numPr>
         <w:shd w:val="clear" w:color="auto" w:fill="FFFFFF"/>
         <w:jc w:val="both"/>
@@ -4819,7 +4825,7 @@
         <w:pStyle w:val="Normal"/>
         <w:numPr>
           <w:ilvl w:val="0"/>
-          <w:numId w:val="49"/>
+          <w:numId w:val="48"/>
         </w:numPr>
         <w:shd w:val="clear" w:color="auto" w:fill="FFFFFF"/>
         <w:jc w:val="both"/>
@@ -4874,7 +4880,7 @@
         <w:pStyle w:val="Normal"/>
         <w:numPr>
           <w:ilvl w:val="0"/>
-          <w:numId w:val="50"/>
+          <w:numId w:val="49"/>
         </w:numPr>
         <w:shd w:val="clear" w:color="auto" w:fill="FFFFFF"/>
         <w:jc w:val="both"/>
@@ -4899,7 +4905,7 @@
         <w:pStyle w:val="Normal"/>
         <w:numPr>
           <w:ilvl w:val="0"/>
-          <w:numId w:val="50"/>
+          <w:numId w:val="49"/>
         </w:numPr>
         <w:shd w:val="clear" w:color="auto" w:fill="FFFFFF"/>
         <w:jc w:val="both"/>
@@ -4924,7 +4930,7 @@
         <w:pStyle w:val="Normal"/>
         <w:numPr>
           <w:ilvl w:val="0"/>
-          <w:numId w:val="50"/>
+          <w:numId w:val="49"/>
         </w:numPr>
         <w:shd w:val="clear" w:color="auto" w:fill="FFFFFF"/>
         <w:jc w:val="both"/>
@@ -4951,7 +4957,7 @@
         <w:pStyle w:val="Normal"/>
         <w:numPr>
           <w:ilvl w:val="0"/>
-          <w:numId w:val="50"/>
+          <w:numId w:val="49"/>
         </w:numPr>
         <w:shd w:val="clear" w:color="auto" w:fill="FFFFFF"/>
         <w:jc w:val="both"/>
@@ -5006,7 +5012,7 @@
         <w:pStyle w:val="Normal"/>
         <w:numPr>
           <w:ilvl w:val="0"/>
-          <w:numId w:val="51"/>
+          <w:numId w:val="50"/>
         </w:numPr>
         <w:shd w:val="clear" w:color="auto" w:fill="FFFFFF"/>
         <w:jc w:val="both"/>
@@ -5031,7 +5037,7 @@
         <w:pStyle w:val="Normal"/>
         <w:numPr>
           <w:ilvl w:val="0"/>
-          <w:numId w:val="51"/>
+          <w:numId w:val="50"/>
         </w:numPr>
         <w:shd w:val="clear" w:color="auto" w:fill="FFFFFF"/>
         <w:jc w:val="both"/>
@@ -5056,7 +5062,7 @@
         <w:pStyle w:val="Normal"/>
         <w:numPr>
           <w:ilvl w:val="0"/>
-          <w:numId w:val="51"/>
+          <w:numId w:val="50"/>
         </w:numPr>
         <w:shd w:val="clear" w:color="auto" w:fill="FFFFFF"/>
         <w:jc w:val="both"/>
@@ -5083,7 +5089,7 @@
         <w:pStyle w:val="Normal"/>
         <w:numPr>
           <w:ilvl w:val="0"/>
-          <w:numId w:val="51"/>
+          <w:numId w:val="50"/>
         </w:numPr>
         <w:shd w:val="clear" w:color="auto" w:fill="FFFFFF"/>
         <w:jc w:val="both"/>
@@ -5138,7 +5144,7 @@
         <w:pStyle w:val="Normal"/>
         <w:numPr>
           <w:ilvl w:val="0"/>
-          <w:numId w:val="52"/>
+          <w:numId w:val="51"/>
         </w:numPr>
         <w:shd w:val="clear" w:color="auto" w:fill="FFFFFF"/>
         <w:jc w:val="both"/>
@@ -5163,7 +5169,7 @@
         <w:pStyle w:val="Normal"/>
         <w:numPr>
           <w:ilvl w:val="0"/>
-          <w:numId w:val="52"/>
+          <w:numId w:val="51"/>
         </w:numPr>
         <w:shd w:val="clear" w:color="auto" w:fill="FFFFFF"/>
         <w:jc w:val="both"/>
@@ -5188,7 +5194,7 @@
         <w:pStyle w:val="Normal"/>
         <w:numPr>
           <w:ilvl w:val="0"/>
-          <w:numId w:val="52"/>
+          <w:numId w:val="51"/>
         </w:numPr>
         <w:shd w:val="clear" w:color="auto" w:fill="FFFFFF"/>
         <w:jc w:val="both"/>
@@ -5215,7 +5221,7 @@
         <w:pStyle w:val="Normal"/>
         <w:numPr>
           <w:ilvl w:val="0"/>
-          <w:numId w:val="52"/>
+          <w:numId w:val="51"/>
         </w:numPr>
         <w:shd w:val="clear" w:color="auto" w:fill="FFFFFF"/>
         <w:jc w:val="both"/>
@@ -5270,7 +5276,7 @@
         <w:pStyle w:val="Normal"/>
         <w:numPr>
           <w:ilvl w:val="0"/>
-          <w:numId w:val="53"/>
+          <w:numId w:val="52"/>
         </w:numPr>
         <w:shd w:val="clear" w:color="auto" w:fill="FFFFFF"/>
         <w:jc w:val="both"/>
@@ -5295,7 +5301,7 @@
         <w:pStyle w:val="Normal"/>
         <w:numPr>
           <w:ilvl w:val="0"/>
-          <w:numId w:val="53"/>
+          <w:numId w:val="52"/>
         </w:numPr>
         <w:shd w:val="clear" w:color="auto" w:fill="FFFFFF"/>
         <w:jc w:val="both"/>
@@ -5322,7 +5328,7 @@
         <w:pStyle w:val="Normal"/>
         <w:numPr>
           <w:ilvl w:val="0"/>
-          <w:numId w:val="53"/>
+          <w:numId w:val="52"/>
         </w:numPr>
         <w:shd w:val="clear" w:color="auto" w:fill="FFFFFF"/>
         <w:jc w:val="both"/>
@@ -5347,7 +5353,7 @@
         <w:pStyle w:val="Normal"/>
         <w:numPr>
           <w:ilvl w:val="0"/>
-          <w:numId w:val="53"/>
+          <w:numId w:val="52"/>
         </w:numPr>
         <w:shd w:val="clear" w:color="auto" w:fill="FFFFFF"/>
         <w:jc w:val="both"/>
@@ -5402,7 +5408,7 @@
         <w:pStyle w:val="Normal"/>
         <w:numPr>
           <w:ilvl w:val="0"/>
-          <w:numId w:val="54"/>
+          <w:numId w:val="53"/>
         </w:numPr>
         <w:shd w:val="clear" w:color="auto" w:fill="FFFFFF"/>
         <w:jc w:val="both"/>
@@ -5427,7 +5433,7 @@
         <w:pStyle w:val="Normal"/>
         <w:numPr>
           <w:ilvl w:val="0"/>
-          <w:numId w:val="54"/>
+          <w:numId w:val="53"/>
         </w:numPr>
         <w:shd w:val="clear" w:color="auto" w:fill="FFFFFF"/>
         <w:jc w:val="both"/>
@@ -5458,7 +5464,7 @@
         <w:pStyle w:val="Normal"/>
         <w:numPr>
           <w:ilvl w:val="0"/>
-          <w:numId w:val="54"/>
+          <w:numId w:val="53"/>
         </w:numPr>
         <w:shd w:val="clear" w:color="auto" w:fill="FFFFFF"/>
         <w:jc w:val="both"/>
@@ -5483,7 +5489,7 @@
         <w:pStyle w:val="Normal"/>
         <w:numPr>
           <w:ilvl w:val="0"/>
-          <w:numId w:val="54"/>
+          <w:numId w:val="53"/>
         </w:numPr>
         <w:shd w:val="clear" w:color="auto" w:fill="FFFFFF"/>
         <w:jc w:val="both"/>
@@ -5538,7 +5544,7 @@
         <w:pStyle w:val="Normal"/>
         <w:numPr>
           <w:ilvl w:val="0"/>
-          <w:numId w:val="55"/>
+          <w:numId w:val="54"/>
         </w:numPr>
         <w:shd w:val="clear" w:color="auto" w:fill="FFFFFF"/>
         <w:jc w:val="both"/>
@@ -5563,7 +5569,7 @@
         <w:pStyle w:val="Normal"/>
         <w:numPr>
           <w:ilvl w:val="0"/>
-          <w:numId w:val="55"/>
+          <w:numId w:val="54"/>
         </w:numPr>
         <w:shd w:val="clear" w:color="auto" w:fill="FFFFFF"/>
         <w:jc w:val="both"/>
@@ -5588,7 +5594,7 @@
         <w:pStyle w:val="Normal"/>
         <w:numPr>
           <w:ilvl w:val="0"/>
-          <w:numId w:val="55"/>
+          <w:numId w:val="54"/>
         </w:numPr>
         <w:shd w:val="clear" w:color="auto" w:fill="FFFFFF"/>
         <w:jc w:val="both"/>
@@ -5615,7 +5621,7 @@
         <w:pStyle w:val="Normal"/>
         <w:numPr>
           <w:ilvl w:val="0"/>
-          <w:numId w:val="55"/>
+          <w:numId w:val="54"/>
         </w:numPr>
         <w:shd w:val="clear" w:color="auto" w:fill="FFFFFF"/>
         <w:jc w:val="both"/>
@@ -5670,7 +5676,7 @@
         <w:pStyle w:val="Normal"/>
         <w:numPr>
           <w:ilvl w:val="0"/>
-          <w:numId w:val="56"/>
+          <w:numId w:val="55"/>
         </w:numPr>
         <w:shd w:val="clear" w:color="auto" w:fill="FFFFFF"/>
         <w:jc w:val="both"/>
@@ -5695,7 +5701,7 @@
         <w:pStyle w:val="Normal"/>
         <w:numPr>
           <w:ilvl w:val="0"/>
-          <w:numId w:val="56"/>
+          <w:numId w:val="55"/>
         </w:numPr>
         <w:shd w:val="clear" w:color="auto" w:fill="FFFFFF"/>
         <w:jc w:val="both"/>
@@ -5720,7 +5726,7 @@
         <w:pStyle w:val="Normal"/>
         <w:numPr>
           <w:ilvl w:val="0"/>
-          <w:numId w:val="56"/>
+          <w:numId w:val="55"/>
         </w:numPr>
         <w:shd w:val="clear" w:color="auto" w:fill="FFFFFF"/>
         <w:jc w:val="both"/>
@@ -5747,7 +5753,7 @@
         <w:pStyle w:val="Normal"/>
         <w:numPr>
           <w:ilvl w:val="0"/>
-          <w:numId w:val="56"/>
+          <w:numId w:val="55"/>
         </w:numPr>
         <w:shd w:val="clear" w:color="auto" w:fill="FFFFFF"/>
         <w:jc w:val="both"/>
@@ -5802,7 +5808,7 @@
         <w:pStyle w:val="Normal"/>
         <w:numPr>
           <w:ilvl w:val="0"/>
-          <w:numId w:val="57"/>
+          <w:numId w:val="56"/>
         </w:numPr>
         <w:shd w:val="clear" w:color="auto" w:fill="FFFFFF"/>
         <w:jc w:val="both"/>
@@ -5827,7 +5833,7 @@
         <w:pStyle w:val="Normal"/>
         <w:numPr>
           <w:ilvl w:val="0"/>
-          <w:numId w:val="57"/>
+          <w:numId w:val="56"/>
         </w:numPr>
         <w:shd w:val="clear" w:color="auto" w:fill="FFFFFF"/>
         <w:jc w:val="both"/>
@@ -5852,7 +5858,7 @@
         <w:pStyle w:val="Normal"/>
         <w:numPr>
           <w:ilvl w:val="0"/>
-          <w:numId w:val="57"/>
+          <w:numId w:val="56"/>
         </w:numPr>
         <w:shd w:val="clear" w:color="auto" w:fill="FFFFFF"/>
         <w:jc w:val="both"/>
@@ -5879,7 +5885,7 @@
         <w:pStyle w:val="Normal"/>
         <w:numPr>
           <w:ilvl w:val="0"/>
-          <w:numId w:val="57"/>
+          <w:numId w:val="56"/>
         </w:numPr>
         <w:shd w:val="clear" w:color="auto" w:fill="FFFFFF"/>
         <w:jc w:val="both"/>
@@ -5934,7 +5940,7 @@
         <w:pStyle w:val="Normal"/>
         <w:numPr>
           <w:ilvl w:val="0"/>
-          <w:numId w:val="58"/>
+          <w:numId w:val="57"/>
         </w:numPr>
         <w:shd w:val="clear" w:color="auto" w:fill="FFFFFF"/>
         <w:jc w:val="both"/>
@@ -5959,7 +5965,7 @@
         <w:pStyle w:val="Normal"/>
         <w:numPr>
           <w:ilvl w:val="0"/>
-          <w:numId w:val="58"/>
+          <w:numId w:val="57"/>
         </w:numPr>
         <w:shd w:val="clear" w:color="auto" w:fill="FFFFFF"/>
         <w:jc w:val="both"/>
@@ -5986,7 +5992,7 @@
         <w:pStyle w:val="Normal"/>
         <w:numPr>
           <w:ilvl w:val="0"/>
-          <w:numId w:val="58"/>
+          <w:numId w:val="57"/>
         </w:numPr>
         <w:shd w:val="clear" w:color="auto" w:fill="FFFFFF"/>
         <w:jc w:val="both"/>
@@ -6011,7 +6017,7 @@
         <w:pStyle w:val="Normal"/>
         <w:numPr>
           <w:ilvl w:val="0"/>
-          <w:numId w:val="58"/>
+          <w:numId w:val="57"/>
         </w:numPr>
         <w:shd w:val="clear" w:color="auto" w:fill="FFFFFF"/>
         <w:jc w:val="both"/>
@@ -6066,7 +6072,7 @@
         <w:pStyle w:val="Normal"/>
         <w:numPr>
           <w:ilvl w:val="0"/>
-          <w:numId w:val="59"/>
+          <w:numId w:val="58"/>
         </w:numPr>
         <w:shd w:val="clear" w:color="auto" w:fill="FFFFFF"/>
         <w:jc w:val="both"/>
@@ -6091,7 +6097,7 @@
         <w:pStyle w:val="Normal"/>
         <w:numPr>
           <w:ilvl w:val="0"/>
-          <w:numId w:val="59"/>
+          <w:numId w:val="58"/>
         </w:numPr>
         <w:shd w:val="clear" w:color="auto" w:fill="FFFFFF"/>
         <w:jc w:val="both"/>
@@ -6116,7 +6122,7 @@
         <w:pStyle w:val="Normal"/>
         <w:numPr>
           <w:ilvl w:val="0"/>
-          <w:numId w:val="59"/>
+          <w:numId w:val="58"/>
         </w:numPr>
         <w:shd w:val="clear" w:color="auto" w:fill="FFFFFF"/>
         <w:jc w:val="both"/>
@@ -6143,7 +6149,7 @@
         <w:pStyle w:val="Normal"/>
         <w:numPr>
           <w:ilvl w:val="0"/>
-          <w:numId w:val="59"/>
+          <w:numId w:val="58"/>
         </w:numPr>
         <w:shd w:val="clear" w:color="auto" w:fill="FFFFFF"/>
         <w:jc w:val="both"/>
@@ -6198,7 +6204,7 @@
         <w:pStyle w:val="Normal"/>
         <w:numPr>
           <w:ilvl w:val="0"/>
-          <w:numId w:val="60"/>
+          <w:numId w:val="59"/>
         </w:numPr>
         <w:shd w:val="clear" w:color="auto" w:fill="FFFFFF"/>
         <w:jc w:val="both"/>
@@ -6223,7 +6229,7 @@
         <w:pStyle w:val="Normal"/>
         <w:numPr>
           <w:ilvl w:val="0"/>
-          <w:numId w:val="60"/>
+          <w:numId w:val="59"/>
         </w:numPr>
         <w:shd w:val="clear" w:color="auto" w:fill="FFFFFF"/>
         <w:jc w:val="both"/>
@@ -6248,7 +6254,7 @@
         <w:pStyle w:val="Normal"/>
         <w:numPr>
           <w:ilvl w:val="0"/>
-          <w:numId w:val="60"/>
+          <w:numId w:val="59"/>
         </w:numPr>
         <w:shd w:val="clear" w:color="auto" w:fill="FFFFFF"/>
         <w:jc w:val="both"/>
@@ -6273,7 +6279,7 @@
         <w:pStyle w:val="Normal"/>
         <w:numPr>
           <w:ilvl w:val="0"/>
-          <w:numId w:val="60"/>
+          <w:numId w:val="59"/>
         </w:numPr>
         <w:shd w:val="clear" w:color="auto" w:fill="FFFFFF"/>
         <w:jc w:val="both"/>
@@ -6330,7 +6336,7 @@
         <w:pStyle w:val="Normal"/>
         <w:numPr>
           <w:ilvl w:val="0"/>
-          <w:numId w:val="61"/>
+          <w:numId w:val="60"/>
         </w:numPr>
         <w:shd w:val="clear" w:color="auto" w:fill="FFFFFF"/>
         <w:jc w:val="both"/>
@@ -6355,7 +6361,7 @@
         <w:pStyle w:val="Normal"/>
         <w:numPr>
           <w:ilvl w:val="0"/>
-          <w:numId w:val="61"/>
+          <w:numId w:val="60"/>
         </w:numPr>
         <w:shd w:val="clear" w:color="auto" w:fill="FFFFFF"/>
         <w:jc w:val="both"/>
@@ -6382,7 +6388,7 @@
         <w:pStyle w:val="Normal"/>
         <w:numPr>
           <w:ilvl w:val="0"/>
-          <w:numId w:val="61"/>
+          <w:numId w:val="60"/>
         </w:numPr>
         <w:shd w:val="clear" w:color="auto" w:fill="FFFFFF"/>
         <w:jc w:val="both"/>
@@ -6407,7 +6413,7 @@
         <w:pStyle w:val="Normal"/>
         <w:numPr>
           <w:ilvl w:val="0"/>
-          <w:numId w:val="61"/>
+          <w:numId w:val="60"/>
         </w:numPr>
         <w:shd w:val="clear" w:color="auto" w:fill="FFFFFF"/>
         <w:jc w:val="both"/>
@@ -6462,7 +6468,7 @@
         <w:pStyle w:val="Normal"/>
         <w:numPr>
           <w:ilvl w:val="0"/>
-          <w:numId w:val="62"/>
+          <w:numId w:val="61"/>
         </w:numPr>
         <w:shd w:val="clear" w:color="auto" w:fill="FFFFFF"/>
         <w:jc w:val="both"/>
@@ -6487,7 +6493,7 @@
         <w:pStyle w:val="Normal"/>
         <w:numPr>
           <w:ilvl w:val="0"/>
-          <w:numId w:val="62"/>
+          <w:numId w:val="61"/>
         </w:numPr>
         <w:shd w:val="clear" w:color="auto" w:fill="FFFFFF"/>
         <w:jc w:val="both"/>
@@ -6514,7 +6520,7 @@
         <w:pStyle w:val="Normal"/>
         <w:numPr>
           <w:ilvl w:val="0"/>
-          <w:numId w:val="62"/>
+          <w:numId w:val="61"/>
         </w:numPr>
         <w:shd w:val="clear" w:color="auto" w:fill="FFFFFF"/>
         <w:jc w:val="both"/>
@@ -6539,7 +6545,7 @@
         <w:pStyle w:val="Normal"/>
         <w:numPr>
           <w:ilvl w:val="0"/>
-          <w:numId w:val="62"/>
+          <w:numId w:val="61"/>
         </w:numPr>
         <w:shd w:val="clear" w:color="auto" w:fill="FFFFFF"/>
         <w:jc w:val="both"/>
@@ -6594,7 +6600,7 @@
         <w:pStyle w:val="Normal"/>
         <w:numPr>
           <w:ilvl w:val="0"/>
-          <w:numId w:val="63"/>
+          <w:numId w:val="62"/>
         </w:numPr>
         <w:shd w:val="clear" w:color="auto" w:fill="FFFFFF"/>
         <w:jc w:val="both"/>
@@ -6619,7 +6625,7 @@
         <w:pStyle w:val="Normal"/>
         <w:numPr>
           <w:ilvl w:val="0"/>
-          <w:numId w:val="63"/>
+          <w:numId w:val="62"/>
         </w:numPr>
         <w:shd w:val="clear" w:color="auto" w:fill="FFFFFF"/>
         <w:jc w:val="both"/>
@@ -6646,7 +6652,7 @@
         <w:pStyle w:val="Normal"/>
         <w:numPr>
           <w:ilvl w:val="0"/>
-          <w:numId w:val="63"/>
+          <w:numId w:val="62"/>
         </w:numPr>
         <w:shd w:val="clear" w:color="auto" w:fill="FFFFFF"/>
         <w:jc w:val="both"/>
@@ -6671,7 +6677,7 @@
         <w:pStyle w:val="Normal"/>
         <w:numPr>
           <w:ilvl w:val="0"/>
-          <w:numId w:val="63"/>
+          <w:numId w:val="62"/>
         </w:numPr>
         <w:shd w:val="clear" w:color="auto" w:fill="FFFFFF"/>
         <w:jc w:val="both"/>
@@ -6726,7 +6732,7 @@
         <w:pStyle w:val="Normal"/>
         <w:numPr>
           <w:ilvl w:val="0"/>
-          <w:numId w:val="64"/>
+          <w:numId w:val="63"/>
         </w:numPr>
         <w:shd w:val="clear" w:color="auto" w:fill="FFFFFF"/>
         <w:jc w:val="both"/>
@@ -6751,7 +6757,7 @@
         <w:pStyle w:val="Normal"/>
         <w:numPr>
           <w:ilvl w:val="0"/>
-          <w:numId w:val="64"/>
+          <w:numId w:val="63"/>
         </w:numPr>
         <w:shd w:val="clear" w:color="auto" w:fill="FFFFFF"/>
         <w:jc w:val="both"/>
@@ -6788,7 +6794,7 @@
         <w:pStyle w:val="Normal"/>
         <w:numPr>
           <w:ilvl w:val="0"/>
-          <w:numId w:val="64"/>
+          <w:numId w:val="63"/>
         </w:numPr>
         <w:shd w:val="clear" w:color="auto" w:fill="FFFFFF"/>
         <w:jc w:val="both"/>
@@ -6813,7 +6819,7 @@
         <w:pStyle w:val="Normal"/>
         <w:numPr>
           <w:ilvl w:val="0"/>
-          <w:numId w:val="64"/>
+          <w:numId w:val="63"/>
         </w:numPr>
         <w:shd w:val="clear" w:color="auto" w:fill="FFFFFF"/>
         <w:jc w:val="both"/>
@@ -6903,7 +6909,7 @@
         <w:pStyle w:val="Normal"/>
         <w:numPr>
           <w:ilvl w:val="0"/>
-          <w:numId w:val="65"/>
+          <w:numId w:val="64"/>
         </w:numPr>
         <w:jc w:val="both"/>
         <w:rPr>
@@ -6926,7 +6932,7 @@
         <w:pStyle w:val="Normal"/>
         <w:numPr>
           <w:ilvl w:val="0"/>
-          <w:numId w:val="65"/>
+          <w:numId w:val="64"/>
         </w:numPr>
         <w:jc w:val="both"/>
         <w:rPr>
@@ -6951,7 +6957,7 @@
         <w:pStyle w:val="Normal"/>
         <w:numPr>
           <w:ilvl w:val="0"/>
-          <w:numId w:val="65"/>
+          <w:numId w:val="64"/>
         </w:numPr>
         <w:jc w:val="both"/>
         <w:rPr>
@@ -6974,7 +6980,7 @@
         <w:pStyle w:val="Normal"/>
         <w:numPr>
           <w:ilvl w:val="0"/>
-          <w:numId w:val="65"/>
+          <w:numId w:val="64"/>
         </w:numPr>
         <w:jc w:val="both"/>
         <w:rPr>
@@ -7026,7 +7032,7 @@
         <w:pStyle w:val="Normal"/>
         <w:numPr>
           <w:ilvl w:val="0"/>
-          <w:numId w:val="66"/>
+          <w:numId w:val="65"/>
         </w:numPr>
         <w:jc w:val="both"/>
         <w:rPr>
@@ -7049,7 +7055,7 @@
         <w:pStyle w:val="Normal"/>
         <w:numPr>
           <w:ilvl w:val="0"/>
-          <w:numId w:val="66"/>
+          <w:numId w:val="65"/>
         </w:numPr>
         <w:jc w:val="both"/>
         <w:rPr>
@@ -7072,7 +7078,7 @@
         <w:pStyle w:val="Normal"/>
         <w:numPr>
           <w:ilvl w:val="0"/>
-          <w:numId w:val="66"/>
+          <w:numId w:val="65"/>
         </w:numPr>
         <w:jc w:val="both"/>
         <w:rPr>
@@ -7097,7 +7103,7 @@
         <w:pStyle w:val="Normal"/>
         <w:numPr>
           <w:ilvl w:val="0"/>
-          <w:numId w:val="66"/>
+          <w:numId w:val="65"/>
         </w:numPr>
         <w:jc w:val="both"/>
         <w:rPr>
@@ -7149,7 +7155,7 @@
         <w:pStyle w:val="Normal"/>
         <w:numPr>
           <w:ilvl w:val="0"/>
-          <w:numId w:val="67"/>
+          <w:numId w:val="66"/>
         </w:numPr>
         <w:jc w:val="both"/>
         <w:rPr>
@@ -7172,7 +7178,7 @@
         <w:pStyle w:val="Normal"/>
         <w:numPr>
           <w:ilvl w:val="0"/>
-          <w:numId w:val="67"/>
+          <w:numId w:val="66"/>
         </w:numPr>
         <w:jc w:val="both"/>
         <w:rPr>
@@ -7197,7 +7203,7 @@
         <w:pStyle w:val="Normal"/>
         <w:numPr>
           <w:ilvl w:val="0"/>
-          <w:numId w:val="67"/>
+          <w:numId w:val="66"/>
         </w:numPr>
         <w:jc w:val="both"/>
         <w:rPr>
@@ -7220,7 +7226,7 @@
         <w:pStyle w:val="Normal"/>
         <w:numPr>
           <w:ilvl w:val="0"/>
-          <w:numId w:val="67"/>
+          <w:numId w:val="66"/>
         </w:numPr>
         <w:jc w:val="both"/>
         <w:rPr>
@@ -7272,7 +7278,7 @@
         <w:pStyle w:val="Normal"/>
         <w:numPr>
           <w:ilvl w:val="0"/>
-          <w:numId w:val="68"/>
+          <w:numId w:val="67"/>
         </w:numPr>
         <w:jc w:val="both"/>
         <w:rPr>
@@ -7295,7 +7301,7 @@
         <w:pStyle w:val="Normal"/>
         <w:numPr>
           <w:ilvl w:val="0"/>
-          <w:numId w:val="68"/>
+          <w:numId w:val="67"/>
         </w:numPr>
         <w:jc w:val="both"/>
         <w:rPr>
@@ -7320,7 +7326,7 @@
         <w:pStyle w:val="Normal"/>
         <w:numPr>
           <w:ilvl w:val="0"/>
-          <w:numId w:val="68"/>
+          <w:numId w:val="67"/>
         </w:numPr>
         <w:jc w:val="both"/>
         <w:rPr>
@@ -7343,7 +7349,7 @@
         <w:pStyle w:val="Normal"/>
         <w:numPr>
           <w:ilvl w:val="0"/>
-          <w:numId w:val="68"/>
+          <w:numId w:val="67"/>
         </w:numPr>
         <w:jc w:val="both"/>
         <w:rPr>
@@ -7395,7 +7401,7 @@
         <w:pStyle w:val="Normal"/>
         <w:numPr>
           <w:ilvl w:val="0"/>
-          <w:numId w:val="69"/>
+          <w:numId w:val="68"/>
         </w:numPr>
         <w:jc w:val="both"/>
         <w:rPr>
@@ -7418,7 +7424,7 @@
         <w:pStyle w:val="Normal"/>
         <w:numPr>
           <w:ilvl w:val="0"/>
-          <w:numId w:val="69"/>
+          <w:numId w:val="68"/>
         </w:numPr>
         <w:jc w:val="both"/>
         <w:rPr>
@@ -7443,7 +7449,7 @@
         <w:pStyle w:val="Normal"/>
         <w:numPr>
           <w:ilvl w:val="0"/>
-          <w:numId w:val="69"/>
+          <w:numId w:val="68"/>
         </w:numPr>
         <w:jc w:val="both"/>
         <w:rPr>
@@ -7466,7 +7472,7 @@
         <w:pStyle w:val="Normal"/>
         <w:numPr>
           <w:ilvl w:val="0"/>
-          <w:numId w:val="69"/>
+          <w:numId w:val="68"/>
         </w:numPr>
         <w:jc w:val="both"/>
         <w:rPr>
@@ -7518,7 +7524,7 @@
         <w:pStyle w:val="Normal"/>
         <w:numPr>
           <w:ilvl w:val="0"/>
-          <w:numId w:val="70"/>
+          <w:numId w:val="69"/>
         </w:numPr>
         <w:jc w:val="both"/>
         <w:rPr>
@@ -7541,7 +7547,7 @@
         <w:pStyle w:val="Normal"/>
         <w:numPr>
           <w:ilvl w:val="0"/>
-          <w:numId w:val="70"/>
+          <w:numId w:val="69"/>
         </w:numPr>
         <w:jc w:val="both"/>
         <w:rPr>
@@ -7566,7 +7572,7 @@
         <w:pStyle w:val="Normal"/>
         <w:numPr>
           <w:ilvl w:val="0"/>
-          <w:numId w:val="70"/>
+          <w:numId w:val="69"/>
         </w:numPr>
         <w:jc w:val="both"/>
         <w:rPr>
@@ -7589,7 +7595,7 @@
         <w:pStyle w:val="Normal"/>
         <w:numPr>
           <w:ilvl w:val="0"/>
-          <w:numId w:val="70"/>
+          <w:numId w:val="69"/>
         </w:numPr>
         <w:jc w:val="both"/>
         <w:rPr>
@@ -7652,7 +7658,7 @@
         <w:pStyle w:val="Normal"/>
         <w:numPr>
           <w:ilvl w:val="0"/>
-          <w:numId w:val="71"/>
+          <w:numId w:val="70"/>
         </w:numPr>
         <w:jc w:val="both"/>
         <w:rPr>
@@ -7675,7 +7681,7 @@
         <w:pStyle w:val="Normal"/>
         <w:numPr>
           <w:ilvl w:val="0"/>
-          <w:numId w:val="71"/>
+          <w:numId w:val="70"/>
         </w:numPr>
         <w:jc w:val="both"/>
         <w:rPr>
@@ -7700,7 +7706,7 @@
         <w:pStyle w:val="Normal"/>
         <w:numPr>
           <w:ilvl w:val="0"/>
-          <w:numId w:val="71"/>
+          <w:numId w:val="70"/>
         </w:numPr>
         <w:jc w:val="both"/>
         <w:rPr>
@@ -7723,7 +7729,7 @@
         <w:pStyle w:val="Normal"/>
         <w:numPr>
           <w:ilvl w:val="0"/>
-          <w:numId w:val="71"/>
+          <w:numId w:val="70"/>
         </w:numPr>
         <w:jc w:val="both"/>
         <w:rPr>
@@ -7786,7 +7792,7 @@
         <w:pStyle w:val="Normal"/>
         <w:numPr>
           <w:ilvl w:val="0"/>
-          <w:numId w:val="72"/>
+          <w:numId w:val="71"/>
         </w:numPr>
         <w:jc w:val="both"/>
         <w:rPr>
@@ -7809,7 +7815,7 @@
         <w:pStyle w:val="Normal"/>
         <w:numPr>
           <w:ilvl w:val="0"/>
-          <w:numId w:val="72"/>
+          <w:numId w:val="71"/>
         </w:numPr>
         <w:jc w:val="both"/>
         <w:rPr>
@@ -7834,7 +7840,7 @@
         <w:pStyle w:val="Normal"/>
         <w:numPr>
           <w:ilvl w:val="0"/>
-          <w:numId w:val="72"/>
+          <w:numId w:val="71"/>
         </w:numPr>
         <w:jc w:val="both"/>
         <w:rPr>
@@ -7857,7 +7863,7 @@
         <w:pStyle w:val="Normal"/>
         <w:numPr>
           <w:ilvl w:val="0"/>
-          <w:numId w:val="72"/>
+          <w:numId w:val="71"/>
         </w:numPr>
         <w:jc w:val="both"/>
         <w:rPr>
@@ -7909,7 +7915,7 @@
         <w:pStyle w:val="Normal"/>
         <w:numPr>
           <w:ilvl w:val="0"/>
-          <w:numId w:val="73"/>
+          <w:numId w:val="72"/>
         </w:numPr>
         <w:jc w:val="both"/>
         <w:rPr>
@@ -7932,7 +7938,7 @@
         <w:pStyle w:val="Normal"/>
         <w:numPr>
           <w:ilvl w:val="0"/>
-          <w:numId w:val="73"/>
+          <w:numId w:val="72"/>
         </w:numPr>
         <w:jc w:val="both"/>
         <w:rPr>
@@ -7965,7 +7971,7 @@
         <w:pStyle w:val="Normal"/>
         <w:numPr>
           <w:ilvl w:val="0"/>
-          <w:numId w:val="73"/>
+          <w:numId w:val="72"/>
         </w:numPr>
         <w:jc w:val="both"/>
         <w:rPr>
@@ -7988,7 +7994,7 @@
         <w:pStyle w:val="Normal"/>
         <w:numPr>
           <w:ilvl w:val="0"/>
-          <w:numId w:val="73"/>
+          <w:numId w:val="72"/>
         </w:numPr>
         <w:jc w:val="both"/>
         <w:rPr>
@@ -8040,7 +8046,7 @@
         <w:pStyle w:val="Normal"/>
         <w:numPr>
           <w:ilvl w:val="0"/>
-          <w:numId w:val="74"/>
+          <w:numId w:val="73"/>
         </w:numPr>
         <w:jc w:val="both"/>
         <w:rPr>
@@ -8063,7 +8069,7 @@
         <w:pStyle w:val="Normal"/>
         <w:numPr>
           <w:ilvl w:val="0"/>
-          <w:numId w:val="74"/>
+          <w:numId w:val="73"/>
         </w:numPr>
         <w:jc w:val="both"/>
         <w:rPr>
@@ -8086,7 +8092,7 @@
         <w:pStyle w:val="Normal"/>
         <w:numPr>
           <w:ilvl w:val="0"/>
-          <w:numId w:val="74"/>
+          <w:numId w:val="73"/>
         </w:numPr>
         <w:jc w:val="both"/>
         <w:rPr>
@@ -8111,7 +8117,7 @@
         <w:pStyle w:val="Normal"/>
         <w:numPr>
           <w:ilvl w:val="0"/>
-          <w:numId w:val="74"/>
+          <w:numId w:val="73"/>
         </w:numPr>
         <w:jc w:val="both"/>
         <w:rPr>
@@ -8163,7 +8169,7 @@
         <w:pStyle w:val="Normal"/>
         <w:numPr>
           <w:ilvl w:val="0"/>
-          <w:numId w:val="75"/>
+          <w:numId w:val="74"/>
         </w:numPr>
         <w:jc w:val="both"/>
         <w:rPr>
@@ -8186,7 +8192,7 @@
         <w:pStyle w:val="Normal"/>
         <w:numPr>
           <w:ilvl w:val="0"/>
-          <w:numId w:val="75"/>
+          <w:numId w:val="74"/>
         </w:numPr>
         <w:jc w:val="both"/>
         <w:rPr>
@@ -8211,7 +8217,7 @@
         <w:pStyle w:val="Normal"/>
         <w:numPr>
           <w:ilvl w:val="0"/>
-          <w:numId w:val="75"/>
+          <w:numId w:val="74"/>
         </w:numPr>
         <w:jc w:val="both"/>
         <w:rPr>
@@ -8234,7 +8240,7 @@
         <w:pStyle w:val="Normal"/>
         <w:numPr>
           <w:ilvl w:val="0"/>
-          <w:numId w:val="75"/>
+          <w:numId w:val="74"/>
         </w:numPr>
         <w:jc w:val="both"/>
         <w:rPr>
@@ -8286,7 +8292,7 @@
         <w:pStyle w:val="Normal"/>
         <w:numPr>
           <w:ilvl w:val="0"/>
-          <w:numId w:val="76"/>
+          <w:numId w:val="75"/>
         </w:numPr>
         <w:jc w:val="both"/>
         <w:rPr>
@@ -8309,7 +8315,7 @@
         <w:pStyle w:val="Normal"/>
         <w:numPr>
           <w:ilvl w:val="0"/>
-          <w:numId w:val="76"/>
+          <w:numId w:val="75"/>
         </w:numPr>
         <w:jc w:val="both"/>
         <w:rPr>
@@ -8334,7 +8340,7 @@
         <w:pStyle w:val="Normal"/>
         <w:numPr>
           <w:ilvl w:val="0"/>
-          <w:numId w:val="76"/>
+          <w:numId w:val="75"/>
         </w:numPr>
         <w:jc w:val="both"/>
         <w:rPr>
@@ -8357,7 +8363,7 @@
         <w:pStyle w:val="Normal"/>
         <w:numPr>
           <w:ilvl w:val="0"/>
-          <w:numId w:val="76"/>
+          <w:numId w:val="75"/>
         </w:numPr>
         <w:jc w:val="both"/>
         <w:rPr>
@@ -8409,7 +8415,7 @@
         <w:pStyle w:val="Normal"/>
         <w:numPr>
           <w:ilvl w:val="0"/>
-          <w:numId w:val="77"/>
+          <w:numId w:val="76"/>
         </w:numPr>
         <w:jc w:val="both"/>
         <w:rPr>
@@ -8432,7 +8438,7 @@
         <w:pStyle w:val="Normal"/>
         <w:numPr>
           <w:ilvl w:val="0"/>
-          <w:numId w:val="77"/>
+          <w:numId w:val="76"/>
         </w:numPr>
         <w:jc w:val="both"/>
         <w:rPr>
@@ -8457,7 +8463,7 @@
         <w:pStyle w:val="Normal"/>
         <w:numPr>
           <w:ilvl w:val="0"/>
-          <w:numId w:val="77"/>
+          <w:numId w:val="76"/>
         </w:numPr>
         <w:jc w:val="both"/>
         <w:rPr>
@@ -8480,7 +8486,7 @@
         <w:pStyle w:val="Normal"/>
         <w:numPr>
           <w:ilvl w:val="0"/>
-          <w:numId w:val="77"/>
+          <w:numId w:val="76"/>
         </w:numPr>
         <w:jc w:val="both"/>
         <w:rPr>
@@ -8532,7 +8538,7 @@
         <w:pStyle w:val="Normal"/>
         <w:numPr>
           <w:ilvl w:val="0"/>
-          <w:numId w:val="78"/>
+          <w:numId w:val="77"/>
         </w:numPr>
         <w:spacing w:lineRule="auto" w:line="276" w:before="60" w:after="60"/>
         <w:contextualSpacing/>
@@ -8627,7 +8633,7 @@
         <w:pStyle w:val="Normal"/>
         <w:numPr>
           <w:ilvl w:val="0"/>
-          <w:numId w:val="79"/>
+          <w:numId w:val="78"/>
         </w:numPr>
         <w:jc w:val="both"/>
         <w:rPr>
@@ -8650,7 +8656,7 @@
         <w:pStyle w:val="Normal"/>
         <w:numPr>
           <w:ilvl w:val="0"/>
-          <w:numId w:val="79"/>
+          <w:numId w:val="78"/>
         </w:numPr>
         <w:jc w:val="both"/>
         <w:rPr>
@@ -8675,7 +8681,7 @@
         <w:pStyle w:val="Normal"/>
         <w:numPr>
           <w:ilvl w:val="0"/>
-          <w:numId w:val="79"/>
+          <w:numId w:val="78"/>
         </w:numPr>
         <w:jc w:val="both"/>
         <w:rPr>
@@ -8698,7 +8704,7 @@
         <w:pStyle w:val="Normal"/>
         <w:numPr>
           <w:ilvl w:val="0"/>
-          <w:numId w:val="79"/>
+          <w:numId w:val="78"/>
         </w:numPr>
         <w:jc w:val="both"/>
         <w:rPr>
@@ -8750,7 +8756,7 @@
         <w:pStyle w:val="Normal"/>
         <w:numPr>
           <w:ilvl w:val="0"/>
-          <w:numId w:val="80"/>
+          <w:numId w:val="79"/>
         </w:numPr>
         <w:jc w:val="both"/>
         <w:rPr>
@@ -8773,7 +8779,7 @@
         <w:pStyle w:val="Normal"/>
         <w:numPr>
           <w:ilvl w:val="0"/>
-          <w:numId w:val="80"/>
+          <w:numId w:val="79"/>
         </w:numPr>
         <w:jc w:val="both"/>
         <w:rPr>
@@ -8798,7 +8804,7 @@
         <w:pStyle w:val="Normal"/>
         <w:numPr>
           <w:ilvl w:val="0"/>
-          <w:numId w:val="80"/>
+          <w:numId w:val="79"/>
         </w:numPr>
         <w:jc w:val="both"/>
         <w:rPr>
@@ -8821,7 +8827,7 @@
         <w:pStyle w:val="Normal"/>
         <w:numPr>
           <w:ilvl w:val="0"/>
-          <w:numId w:val="80"/>
+          <w:numId w:val="79"/>
         </w:numPr>
         <w:jc w:val="both"/>
         <w:rPr>
@@ -8873,7 +8879,7 @@
         <w:pStyle w:val="Normal"/>
         <w:numPr>
           <w:ilvl w:val="0"/>
-          <w:numId w:val="81"/>
+          <w:numId w:val="80"/>
         </w:numPr>
         <w:jc w:val="both"/>
         <w:rPr>
@@ -8896,7 +8902,7 @@
         <w:pStyle w:val="Normal"/>
         <w:numPr>
           <w:ilvl w:val="0"/>
-          <w:numId w:val="81"/>
+          <w:numId w:val="80"/>
         </w:numPr>
         <w:jc w:val="both"/>
         <w:rPr>
@@ -8919,7 +8925,7 @@
         <w:pStyle w:val="Normal"/>
         <w:numPr>
           <w:ilvl w:val="0"/>
-          <w:numId w:val="81"/>
+          <w:numId w:val="80"/>
         </w:numPr>
         <w:jc w:val="both"/>
         <w:rPr>
@@ -8944,7 +8950,7 @@
         <w:pStyle w:val="Normal"/>
         <w:numPr>
           <w:ilvl w:val="0"/>
-          <w:numId w:val="81"/>
+          <w:numId w:val="80"/>
         </w:numPr>
         <w:jc w:val="both"/>
         <w:rPr>
@@ -8997,7 +9003,7 @@
         <w:pStyle w:val="Normal"/>
         <w:numPr>
           <w:ilvl w:val="0"/>
-          <w:numId w:val="82"/>
+          <w:numId w:val="81"/>
         </w:numPr>
         <w:shd w:val="clear" w:color="auto" w:fill="FFFFFF"/>
         <w:jc w:val="both"/>
@@ -9022,7 +9028,7 @@
         <w:pStyle w:val="Normal"/>
         <w:numPr>
           <w:ilvl w:val="0"/>
-          <w:numId w:val="82"/>
+          <w:numId w:val="81"/>
         </w:numPr>
         <w:shd w:val="clear" w:color="auto" w:fill="FFFFFF"/>
         <w:jc w:val="both"/>
@@ -9049,7 +9055,7 @@
         <w:pStyle w:val="Normal"/>
         <w:numPr>
           <w:ilvl w:val="0"/>
-          <w:numId w:val="82"/>
+          <w:numId w:val="81"/>
         </w:numPr>
         <w:shd w:val="clear" w:color="auto" w:fill="FFFFFF"/>
         <w:jc w:val="both"/>
@@ -9074,7 +9080,7 @@
         <w:pStyle w:val="Normal"/>
         <w:numPr>
           <w:ilvl w:val="0"/>
-          <w:numId w:val="82"/>
+          <w:numId w:val="81"/>
         </w:numPr>
         <w:shd w:val="clear" w:color="auto" w:fill="FFFFFF"/>
         <w:jc w:val="both"/>
@@ -9129,7 +9135,7 @@
         <w:pStyle w:val="Normal"/>
         <w:numPr>
           <w:ilvl w:val="0"/>
-          <w:numId w:val="83"/>
+          <w:numId w:val="82"/>
         </w:numPr>
         <w:shd w:val="clear" w:color="auto" w:fill="FFFFFF"/>
         <w:jc w:val="both"/>
@@ -9154,7 +9160,7 @@
         <w:pStyle w:val="Normal"/>
         <w:numPr>
           <w:ilvl w:val="0"/>
-          <w:numId w:val="83"/>
+          <w:numId w:val="82"/>
         </w:numPr>
         <w:shd w:val="clear" w:color="auto" w:fill="FFFFFF"/>
         <w:jc w:val="both"/>
@@ -9181,7 +9187,7 @@
         <w:pStyle w:val="Normal"/>
         <w:numPr>
           <w:ilvl w:val="0"/>
-          <w:numId w:val="83"/>
+          <w:numId w:val="82"/>
         </w:numPr>
         <w:shd w:val="clear" w:color="auto" w:fill="FFFFFF"/>
         <w:jc w:val="both"/>
@@ -9206,7 +9212,7 @@
         <w:pStyle w:val="Normal"/>
         <w:numPr>
           <w:ilvl w:val="0"/>
-          <w:numId w:val="83"/>
+          <w:numId w:val="82"/>
         </w:numPr>
         <w:shd w:val="clear" w:color="auto" w:fill="FFFFFF"/>
         <w:jc w:val="both"/>
@@ -9261,7 +9267,7 @@
         <w:pStyle w:val="Normal"/>
         <w:numPr>
           <w:ilvl w:val="0"/>
-          <w:numId w:val="84"/>
+          <w:numId w:val="83"/>
         </w:numPr>
         <w:shd w:val="clear" w:color="auto" w:fill="FFFFFF"/>
         <w:jc w:val="both"/>
@@ -9286,7 +9292,7 @@
         <w:pStyle w:val="Normal"/>
         <w:numPr>
           <w:ilvl w:val="0"/>
-          <w:numId w:val="84"/>
+          <w:numId w:val="83"/>
         </w:numPr>
         <w:shd w:val="clear" w:color="auto" w:fill="FFFFFF"/>
         <w:jc w:val="both"/>
@@ -9311,7 +9317,7 @@
         <w:pStyle w:val="Normal"/>
         <w:numPr>
           <w:ilvl w:val="0"/>
-          <w:numId w:val="84"/>
+          <w:numId w:val="83"/>
         </w:numPr>
         <w:shd w:val="clear" w:color="auto" w:fill="FFFFFF"/>
         <w:jc w:val="both"/>
@@ -9338,7 +9344,7 @@
         <w:pStyle w:val="Normal"/>
         <w:numPr>
           <w:ilvl w:val="0"/>
-          <w:numId w:val="84"/>
+          <w:numId w:val="83"/>
         </w:numPr>
         <w:shd w:val="clear" w:color="auto" w:fill="FFFFFF"/>
         <w:jc w:val="both"/>
@@ -9393,7 +9399,7 @@
         <w:pStyle w:val="Normal"/>
         <w:numPr>
           <w:ilvl w:val="0"/>
-          <w:numId w:val="85"/>
+          <w:numId w:val="84"/>
         </w:numPr>
         <w:shd w:val="clear" w:color="auto" w:fill="FFFFFF"/>
         <w:jc w:val="both"/>
@@ -9418,7 +9424,7 @@
         <w:pStyle w:val="Normal"/>
         <w:numPr>
           <w:ilvl w:val="0"/>
-          <w:numId w:val="85"/>
+          <w:numId w:val="84"/>
         </w:numPr>
         <w:shd w:val="clear" w:color="auto" w:fill="FFFFFF"/>
         <w:jc w:val="both"/>
@@ -9443,7 +9449,7 @@
         <w:pStyle w:val="Normal"/>
         <w:numPr>
           <w:ilvl w:val="0"/>
-          <w:numId w:val="85"/>
+          <w:numId w:val="84"/>
         </w:numPr>
         <w:shd w:val="clear" w:color="auto" w:fill="FFFFFF"/>
         <w:jc w:val="both"/>
@@ -9470,7 +9476,7 @@
         <w:pStyle w:val="Normal"/>
         <w:numPr>
           <w:ilvl w:val="0"/>
-          <w:numId w:val="85"/>
+          <w:numId w:val="84"/>
         </w:numPr>
         <w:shd w:val="clear" w:color="auto" w:fill="FFFFFF"/>
         <w:jc w:val="both"/>
@@ -9525,7 +9531,7 @@
         <w:pStyle w:val="Normal"/>
         <w:numPr>
           <w:ilvl w:val="0"/>
-          <w:numId w:val="86"/>
+          <w:numId w:val="85"/>
         </w:numPr>
         <w:shd w:val="clear" w:color="auto" w:fill="FFFFFF"/>
         <w:jc w:val="both"/>
@@ -9550,7 +9556,7 @@
         <w:pStyle w:val="Normal"/>
         <w:numPr>
           <w:ilvl w:val="0"/>
-          <w:numId w:val="86"/>
+          <w:numId w:val="85"/>
         </w:numPr>
         <w:shd w:val="clear" w:color="auto" w:fill="FFFFFF"/>
         <w:jc w:val="both"/>
@@ -9577,7 +9583,7 @@
         <w:pStyle w:val="Normal"/>
         <w:numPr>
           <w:ilvl w:val="0"/>
-          <w:numId w:val="86"/>
+          <w:numId w:val="85"/>
         </w:numPr>
         <w:shd w:val="clear" w:color="auto" w:fill="FFFFFF"/>
         <w:jc w:val="both"/>
@@ -9602,7 +9608,7 @@
         <w:pStyle w:val="Normal"/>
         <w:numPr>
           <w:ilvl w:val="0"/>
-          <w:numId w:val="86"/>
+          <w:numId w:val="85"/>
         </w:numPr>
         <w:shd w:val="clear" w:color="auto" w:fill="FFFFFF"/>
         <w:jc w:val="both"/>
@@ -9657,7 +9663,7 @@
         <w:pStyle w:val="Normal"/>
         <w:numPr>
           <w:ilvl w:val="0"/>
-          <w:numId w:val="87"/>
+          <w:numId w:val="86"/>
         </w:numPr>
         <w:shd w:val="clear" w:color="auto" w:fill="FFFFFF"/>
         <w:jc w:val="both"/>
@@ -9682,7 +9688,7 @@
         <w:pStyle w:val="Normal"/>
         <w:numPr>
           <w:ilvl w:val="0"/>
-          <w:numId w:val="87"/>
+          <w:numId w:val="86"/>
         </w:numPr>
         <w:shd w:val="clear" w:color="auto" w:fill="FFFFFF"/>
         <w:jc w:val="both"/>
@@ -9719,7 +9725,7 @@
         <w:pStyle w:val="Normal"/>
         <w:numPr>
           <w:ilvl w:val="0"/>
-          <w:numId w:val="87"/>
+          <w:numId w:val="86"/>
         </w:numPr>
         <w:shd w:val="clear" w:color="auto" w:fill="FFFFFF"/>
         <w:jc w:val="both"/>
@@ -9744,7 +9750,7 @@
         <w:pStyle w:val="Normal"/>
         <w:numPr>
           <w:ilvl w:val="0"/>
-          <w:numId w:val="87"/>
+          <w:numId w:val="86"/>
         </w:numPr>
         <w:shd w:val="clear" w:color="auto" w:fill="FFFFFF"/>
         <w:jc w:val="both"/>
@@ -9799,7 +9805,7 @@
         <w:pStyle w:val="Normal"/>
         <w:numPr>
           <w:ilvl w:val="0"/>
-          <w:numId w:val="88"/>
+          <w:numId w:val="87"/>
         </w:numPr>
         <w:shd w:val="clear" w:color="auto" w:fill="FFFFFF"/>
         <w:jc w:val="both"/>
@@ -9824,7 +9830,7 @@
         <w:pStyle w:val="Normal"/>
         <w:numPr>
           <w:ilvl w:val="0"/>
-          <w:numId w:val="88"/>
+          <w:numId w:val="87"/>
         </w:numPr>
         <w:shd w:val="clear" w:color="auto" w:fill="FFFFFF"/>
         <w:jc w:val="both"/>
@@ -9849,7 +9855,7 @@
         <w:pStyle w:val="Normal"/>
         <w:numPr>
           <w:ilvl w:val="0"/>
-          <w:numId w:val="88"/>
+          <w:numId w:val="87"/>
         </w:numPr>
         <w:shd w:val="clear" w:color="auto" w:fill="FFFFFF"/>
         <w:jc w:val="both"/>
@@ -9876,7 +9882,7 @@
         <w:pStyle w:val="Normal"/>
         <w:numPr>
           <w:ilvl w:val="0"/>
-          <w:numId w:val="88"/>
+          <w:numId w:val="87"/>
         </w:numPr>
         <w:shd w:val="clear" w:color="auto" w:fill="FFFFFF"/>
         <w:jc w:val="both"/>
@@ -9931,7 +9937,7 @@
         <w:pStyle w:val="Normal"/>
         <w:numPr>
           <w:ilvl w:val="0"/>
-          <w:numId w:val="89"/>
+          <w:numId w:val="88"/>
         </w:numPr>
         <w:shd w:val="clear" w:color="auto" w:fill="FFFFFF"/>
         <w:jc w:val="both"/>
@@ -9956,7 +9962,7 @@
         <w:pStyle w:val="Normal"/>
         <w:numPr>
           <w:ilvl w:val="0"/>
-          <w:numId w:val="89"/>
+          <w:numId w:val="88"/>
         </w:numPr>
         <w:shd w:val="clear" w:color="auto" w:fill="FFFFFF"/>
         <w:jc w:val="both"/>
@@ -9981,7 +9987,7 @@
         <w:pStyle w:val="Normal"/>
         <w:numPr>
           <w:ilvl w:val="0"/>
-          <w:numId w:val="89"/>
+          <w:numId w:val="88"/>
         </w:numPr>
         <w:shd w:val="clear" w:color="auto" w:fill="FFFFFF"/>
         <w:jc w:val="both"/>
@@ -10008,7 +10014,7 @@
         <w:pStyle w:val="Normal"/>
         <w:numPr>
           <w:ilvl w:val="0"/>
-          <w:numId w:val="89"/>
+          <w:numId w:val="88"/>
         </w:numPr>
         <w:shd w:val="clear" w:color="auto" w:fill="FFFFFF"/>
         <w:jc w:val="both"/>
@@ -10063,7 +10069,7 @@
         <w:pStyle w:val="Normal"/>
         <w:numPr>
           <w:ilvl w:val="0"/>
-          <w:numId w:val="90"/>
+          <w:numId w:val="89"/>
         </w:numPr>
         <w:shd w:val="clear" w:color="auto" w:fill="FFFFFF"/>
         <w:jc w:val="both"/>
@@ -10088,7 +10094,7 @@
         <w:pStyle w:val="Normal"/>
         <w:numPr>
           <w:ilvl w:val="0"/>
-          <w:numId w:val="90"/>
+          <w:numId w:val="89"/>
         </w:numPr>
         <w:shd w:val="clear" w:color="auto" w:fill="FFFFFF"/>
         <w:jc w:val="both"/>
@@ -10115,7 +10121,7 @@
         <w:pStyle w:val="Normal"/>
         <w:numPr>
           <w:ilvl w:val="0"/>
-          <w:numId w:val="90"/>
+          <w:numId w:val="89"/>
         </w:numPr>
         <w:shd w:val="clear" w:color="auto" w:fill="FFFFFF"/>
         <w:jc w:val="both"/>
@@ -10140,7 +10146,7 @@
         <w:pStyle w:val="Normal"/>
         <w:numPr>
           <w:ilvl w:val="0"/>
-          <w:numId w:val="90"/>
+          <w:numId w:val="89"/>
         </w:numPr>
         <w:shd w:val="clear" w:color="auto" w:fill="FFFFFF"/>
         <w:jc w:val="both"/>
@@ -10195,7 +10201,7 @@
         <w:pStyle w:val="Normal"/>
         <w:numPr>
           <w:ilvl w:val="0"/>
-          <w:numId w:val="91"/>
+          <w:numId w:val="90"/>
         </w:numPr>
         <w:shd w:val="clear" w:color="auto" w:fill="FFFFFF"/>
         <w:jc w:val="both"/>
@@ -10220,7 +10226,7 @@
         <w:pStyle w:val="Normal"/>
         <w:numPr>
           <w:ilvl w:val="0"/>
-          <w:numId w:val="91"/>
+          <w:numId w:val="90"/>
         </w:numPr>
         <w:shd w:val="clear" w:color="auto" w:fill="FFFFFF"/>
         <w:jc w:val="both"/>
@@ -10245,7 +10251,7 @@
         <w:pStyle w:val="Normal"/>
         <w:numPr>
           <w:ilvl w:val="0"/>
-          <w:numId w:val="91"/>
+          <w:numId w:val="90"/>
         </w:numPr>
         <w:shd w:val="clear" w:color="auto" w:fill="FFFFFF"/>
         <w:jc w:val="both"/>
@@ -10272,7 +10278,7 @@
         <w:pStyle w:val="Normal"/>
         <w:numPr>
           <w:ilvl w:val="0"/>
-          <w:numId w:val="91"/>
+          <w:numId w:val="90"/>
         </w:numPr>
         <w:shd w:val="clear" w:color="auto" w:fill="FFFFFF"/>
         <w:jc w:val="both"/>
@@ -10363,7 +10369,7 @@
         <w:pStyle w:val="Normal"/>
         <w:numPr>
           <w:ilvl w:val="0"/>
-          <w:numId w:val="92"/>
+          <w:numId w:val="91"/>
         </w:numPr>
         <w:shd w:val="clear" w:color="auto" w:fill="FFFFFF"/>
         <w:jc w:val="both"/>
@@ -10388,7 +10394,7 @@
         <w:pStyle w:val="Normal"/>
         <w:numPr>
           <w:ilvl w:val="0"/>
-          <w:numId w:val="92"/>
+          <w:numId w:val="91"/>
         </w:numPr>
         <w:shd w:val="clear" w:color="auto" w:fill="FFFFFF"/>
         <w:jc w:val="both"/>
@@ -10413,7 +10419,7 @@
         <w:pStyle w:val="Normal"/>
         <w:numPr>
           <w:ilvl w:val="0"/>
-          <w:numId w:val="92"/>
+          <w:numId w:val="91"/>
         </w:numPr>
         <w:shd w:val="clear" w:color="auto" w:fill="FFFFFF"/>
         <w:jc w:val="both"/>
@@ -10440,7 +10446,7 @@
         <w:pStyle w:val="Normal"/>
         <w:numPr>
           <w:ilvl w:val="0"/>
-          <w:numId w:val="92"/>
+          <w:numId w:val="91"/>
         </w:numPr>
         <w:shd w:val="clear" w:color="auto" w:fill="FFFFFF"/>
         <w:jc w:val="both"/>
@@ -10495,7 +10501,7 @@
         <w:pStyle w:val="Normal"/>
         <w:numPr>
           <w:ilvl w:val="0"/>
-          <w:numId w:val="93"/>
+          <w:numId w:val="92"/>
         </w:numPr>
         <w:shd w:val="clear" w:color="auto" w:fill="FFFFFF"/>
         <w:jc w:val="both"/>
@@ -10520,7 +10526,7 @@
         <w:pStyle w:val="Normal"/>
         <w:numPr>
           <w:ilvl w:val="0"/>
-          <w:numId w:val="93"/>
+          <w:numId w:val="92"/>
         </w:numPr>
         <w:shd w:val="clear" w:color="auto" w:fill="FFFFFF"/>
         <w:jc w:val="both"/>
@@ -10547,7 +10553,7 @@
         <w:pStyle w:val="Normal"/>
         <w:numPr>
           <w:ilvl w:val="0"/>
-          <w:numId w:val="93"/>
+          <w:numId w:val="92"/>
         </w:numPr>
         <w:shd w:val="clear" w:color="auto" w:fill="FFFFFF"/>
         <w:jc w:val="both"/>
@@ -10572,7 +10578,7 @@
         <w:pStyle w:val="Normal"/>
         <w:numPr>
           <w:ilvl w:val="0"/>
-          <w:numId w:val="93"/>
+          <w:numId w:val="92"/>
         </w:numPr>
         <w:shd w:val="clear" w:color="auto" w:fill="FFFFFF"/>
         <w:jc w:val="both"/>
@@ -10627,7 +10633,7 @@
         <w:pStyle w:val="Normal"/>
         <w:numPr>
           <w:ilvl w:val="0"/>
-          <w:numId w:val="94"/>
+          <w:numId w:val="93"/>
         </w:numPr>
         <w:shd w:val="clear" w:color="auto" w:fill="FFFFFF"/>
         <w:jc w:val="both"/>
@@ -10652,7 +10658,7 @@
         <w:pStyle w:val="Normal"/>
         <w:numPr>
           <w:ilvl w:val="0"/>
-          <w:numId w:val="94"/>
+          <w:numId w:val="93"/>
         </w:numPr>
         <w:shd w:val="clear" w:color="auto" w:fill="FFFFFF"/>
         <w:jc w:val="both"/>
@@ -10677,7 +10683,7 @@
         <w:pStyle w:val="Normal"/>
         <w:numPr>
           <w:ilvl w:val="0"/>
-          <w:numId w:val="94"/>
+          <w:numId w:val="93"/>
         </w:numPr>
         <w:shd w:val="clear" w:color="auto" w:fill="FFFFFF"/>
         <w:jc w:val="both"/>
@@ -10704,7 +10710,7 @@
         <w:pStyle w:val="Normal"/>
         <w:numPr>
           <w:ilvl w:val="0"/>
-          <w:numId w:val="94"/>
+          <w:numId w:val="93"/>
         </w:numPr>
         <w:shd w:val="clear" w:color="auto" w:fill="FFFFFF"/>
         <w:jc w:val="both"/>
@@ -10760,7 +10766,7 @@
         <w:pStyle w:val="Normal"/>
         <w:numPr>
           <w:ilvl w:val="0"/>
-          <w:numId w:val="95"/>
+          <w:numId w:val="94"/>
         </w:numPr>
         <w:shd w:val="clear" w:color="auto" w:fill="FFFFFF"/>
         <w:jc w:val="both"/>
@@ -10785,7 +10791,7 @@
         <w:pStyle w:val="Normal"/>
         <w:numPr>
           <w:ilvl w:val="0"/>
-          <w:numId w:val="95"/>
+          <w:numId w:val="94"/>
         </w:numPr>
         <w:shd w:val="clear" w:color="auto" w:fill="FFFFFF"/>
         <w:jc w:val="both"/>
@@ -10812,7 +10818,7 @@
         <w:pStyle w:val="Normal"/>
         <w:numPr>
           <w:ilvl w:val="0"/>
-          <w:numId w:val="95"/>
+          <w:numId w:val="94"/>
         </w:numPr>
         <w:shd w:val="clear" w:color="auto" w:fill="FFFFFF"/>
         <w:jc w:val="both"/>
@@ -10837,7 +10843,7 @@
         <w:pStyle w:val="Normal"/>
         <w:numPr>
           <w:ilvl w:val="0"/>
-          <w:numId w:val="95"/>
+          <w:numId w:val="94"/>
         </w:numPr>
         <w:shd w:val="clear" w:color="auto" w:fill="FFFFFF"/>
         <w:jc w:val="both"/>
@@ -10892,7 +10898,7 @@
         <w:pStyle w:val="Normal"/>
         <w:numPr>
           <w:ilvl w:val="0"/>
-          <w:numId w:val="96"/>
+          <w:numId w:val="95"/>
         </w:numPr>
         <w:shd w:val="clear" w:color="auto" w:fill="FFFFFF"/>
         <w:jc w:val="both"/>
@@ -10917,7 +10923,7 @@
         <w:pStyle w:val="Normal"/>
         <w:numPr>
           <w:ilvl w:val="0"/>
-          <w:numId w:val="96"/>
+          <w:numId w:val="95"/>
         </w:numPr>
         <w:shd w:val="clear" w:color="auto" w:fill="FFFFFF"/>
         <w:jc w:val="both"/>
@@ -10944,7 +10950,7 @@
         <w:pStyle w:val="Normal"/>
         <w:numPr>
           <w:ilvl w:val="0"/>
-          <w:numId w:val="96"/>
+          <w:numId w:val="95"/>
         </w:numPr>
         <w:shd w:val="clear" w:color="auto" w:fill="FFFFFF"/>
         <w:jc w:val="both"/>
@@ -10969,7 +10975,7 @@
         <w:pStyle w:val="Normal"/>
         <w:numPr>
           <w:ilvl w:val="0"/>
-          <w:numId w:val="96"/>
+          <w:numId w:val="95"/>
         </w:numPr>
         <w:shd w:val="clear" w:color="auto" w:fill="FFFFFF"/>
         <w:jc w:val="both"/>
@@ -11024,7 +11030,7 @@
         <w:pStyle w:val="Normal"/>
         <w:numPr>
           <w:ilvl w:val="0"/>
-          <w:numId w:val="97"/>
+          <w:numId w:val="96"/>
         </w:numPr>
         <w:shd w:val="clear" w:color="auto" w:fill="FFFFFF"/>
         <w:jc w:val="both"/>
@@ -11049,7 +11055,7 @@
         <w:pStyle w:val="Normal"/>
         <w:numPr>
           <w:ilvl w:val="0"/>
-          <w:numId w:val="97"/>
+          <w:numId w:val="96"/>
         </w:numPr>
         <w:shd w:val="clear" w:color="auto" w:fill="FFFFFF"/>
         <w:jc w:val="both"/>
@@ -11076,7 +11082,7 @@
         <w:pStyle w:val="Normal"/>
         <w:numPr>
           <w:ilvl w:val="0"/>
-          <w:numId w:val="97"/>
+          <w:numId w:val="96"/>
         </w:numPr>
         <w:shd w:val="clear" w:color="auto" w:fill="FFFFFF"/>
         <w:jc w:val="both"/>
@@ -11101,7 +11107,7 @@
         <w:pStyle w:val="Normal"/>
         <w:numPr>
           <w:ilvl w:val="0"/>
-          <w:numId w:val="97"/>
+          <w:numId w:val="96"/>
         </w:numPr>
         <w:shd w:val="clear" w:color="auto" w:fill="FFFFFF"/>
         <w:jc w:val="both"/>
@@ -11156,7 +11162,7 @@
         <w:pStyle w:val="Normal"/>
         <w:numPr>
           <w:ilvl w:val="0"/>
-          <w:numId w:val="98"/>
+          <w:numId w:val="97"/>
         </w:numPr>
         <w:shd w:val="clear" w:color="auto" w:fill="FFFFFF"/>
         <w:jc w:val="both"/>
@@ -11181,7 +11187,7 @@
         <w:pStyle w:val="Normal"/>
         <w:numPr>
           <w:ilvl w:val="0"/>
-          <w:numId w:val="98"/>
+          <w:numId w:val="97"/>
         </w:numPr>
         <w:shd w:val="clear" w:color="auto" w:fill="FFFFFF"/>
         <w:jc w:val="both"/>
@@ -11208,7 +11214,7 @@
         <w:pStyle w:val="Normal"/>
         <w:numPr>
           <w:ilvl w:val="0"/>
-          <w:numId w:val="98"/>
+          <w:numId w:val="97"/>
         </w:numPr>
         <w:shd w:val="clear" w:color="auto" w:fill="FFFFFF"/>
         <w:jc w:val="both"/>
@@ -11233,7 +11239,7 @@
         <w:pStyle w:val="Normal"/>
         <w:numPr>
           <w:ilvl w:val="0"/>
-          <w:numId w:val="98"/>
+          <w:numId w:val="97"/>
         </w:numPr>
         <w:shd w:val="clear" w:color="auto" w:fill="FFFFFF"/>
         <w:jc w:val="both"/>
@@ -11288,7 +11294,7 @@
         <w:pStyle w:val="Normal"/>
         <w:numPr>
           <w:ilvl w:val="0"/>
-          <w:numId w:val="99"/>
+          <w:numId w:val="98"/>
         </w:numPr>
         <w:shd w:val="clear" w:color="auto" w:fill="FFFFFF"/>
         <w:jc w:val="both"/>
@@ -11313,7 +11319,7 @@
         <w:pStyle w:val="Normal"/>
         <w:numPr>
           <w:ilvl w:val="0"/>
-          <w:numId w:val="99"/>
+          <w:numId w:val="98"/>
         </w:numPr>
         <w:shd w:val="clear" w:color="auto" w:fill="FFFFFF"/>
         <w:jc w:val="both"/>
@@ -11338,7 +11344,7 @@
         <w:pStyle w:val="Normal"/>
         <w:numPr>
           <w:ilvl w:val="0"/>
-          <w:numId w:val="99"/>
+          <w:numId w:val="98"/>
         </w:numPr>
         <w:shd w:val="clear" w:color="auto" w:fill="FFFFFF"/>
         <w:jc w:val="both"/>
@@ -11365,7 +11371,7 @@
         <w:pStyle w:val="Normal"/>
         <w:numPr>
           <w:ilvl w:val="0"/>
-          <w:numId w:val="99"/>
+          <w:numId w:val="98"/>
         </w:numPr>
         <w:shd w:val="clear" w:color="auto" w:fill="FFFFFF"/>
         <w:jc w:val="both"/>
@@ -11420,7 +11426,7 @@
         <w:pStyle w:val="Normal"/>
         <w:numPr>
           <w:ilvl w:val="0"/>
-          <w:numId w:val="100"/>
+          <w:numId w:val="99"/>
         </w:numPr>
         <w:shd w:val="clear" w:color="auto" w:fill="FFFFFF"/>
         <w:jc w:val="both"/>
@@ -11445,7 +11451,7 @@
         <w:pStyle w:val="Normal"/>
         <w:numPr>
           <w:ilvl w:val="0"/>
-          <w:numId w:val="100"/>
+          <w:numId w:val="99"/>
         </w:numPr>
         <w:shd w:val="clear" w:color="auto" w:fill="FFFFFF"/>
         <w:jc w:val="both"/>
@@ -11472,7 +11478,7 @@
         <w:pStyle w:val="Normal"/>
         <w:numPr>
           <w:ilvl w:val="0"/>
-          <w:numId w:val="100"/>
+          <w:numId w:val="99"/>
         </w:numPr>
         <w:shd w:val="clear" w:color="auto" w:fill="FFFFFF"/>
         <w:jc w:val="both"/>
@@ -11497,7 +11503,7 @@
         <w:pStyle w:val="Normal"/>
         <w:numPr>
           <w:ilvl w:val="0"/>
-          <w:numId w:val="100"/>
+          <w:numId w:val="99"/>
         </w:numPr>
         <w:shd w:val="clear" w:color="auto" w:fill="FFFFFF"/>
         <w:jc w:val="both"/>
@@ -11552,7 +11558,7 @@
         <w:pStyle w:val="Normal"/>
         <w:numPr>
           <w:ilvl w:val="0"/>
-          <w:numId w:val="101"/>
+          <w:numId w:val="100"/>
         </w:numPr>
         <w:shd w:val="clear" w:color="auto" w:fill="FFFFFF"/>
         <w:jc w:val="both"/>
@@ -11577,7 +11583,7 @@
         <w:pStyle w:val="Normal"/>
         <w:numPr>
           <w:ilvl w:val="0"/>
-          <w:numId w:val="101"/>
+          <w:numId w:val="100"/>
         </w:numPr>
         <w:shd w:val="clear" w:color="auto" w:fill="FFFFFF"/>
         <w:jc w:val="both"/>
@@ -11604,7 +11610,7 @@
         <w:pStyle w:val="Normal"/>
         <w:numPr>
           <w:ilvl w:val="0"/>
-          <w:numId w:val="101"/>
+          <w:numId w:val="100"/>
         </w:numPr>
         <w:shd w:val="clear" w:color="auto" w:fill="FFFFFF"/>
         <w:jc w:val="both"/>
@@ -11629,7 +11635,7 @@
         <w:pStyle w:val="Normal"/>
         <w:numPr>
           <w:ilvl w:val="0"/>
-          <w:numId w:val="101"/>
+          <w:numId w:val="100"/>
         </w:numPr>
         <w:shd w:val="clear" w:color="auto" w:fill="FFFFFF"/>
         <w:jc w:val="both"/>
@@ -11684,7 +11690,7 @@
         <w:pStyle w:val="Normal"/>
         <w:numPr>
           <w:ilvl w:val="0"/>
-          <w:numId w:val="102"/>
+          <w:numId w:val="101"/>
         </w:numPr>
         <w:shd w:val="clear" w:color="auto" w:fill="FFFFFF"/>
         <w:jc w:val="both"/>
@@ -11709,7 +11715,7 @@
         <w:pStyle w:val="Normal"/>
         <w:numPr>
           <w:ilvl w:val="0"/>
-          <w:numId w:val="102"/>
+          <w:numId w:val="101"/>
         </w:numPr>
         <w:shd w:val="clear" w:color="auto" w:fill="FFFFFF"/>
         <w:jc w:val="both"/>
@@ -11734,7 +11740,7 @@
         <w:pStyle w:val="Normal"/>
         <w:numPr>
           <w:ilvl w:val="0"/>
-          <w:numId w:val="102"/>
+          <w:numId w:val="101"/>
         </w:numPr>
         <w:shd w:val="clear" w:color="auto" w:fill="FFFFFF"/>
         <w:jc w:val="both"/>
@@ -11759,7 +11765,7 @@
         <w:pStyle w:val="Normal"/>
         <w:numPr>
           <w:ilvl w:val="0"/>
-          <w:numId w:val="102"/>
+          <w:numId w:val="101"/>
         </w:numPr>
         <w:shd w:val="clear" w:color="auto" w:fill="FFFFFF"/>
         <w:jc w:val="both"/>
@@ -11816,7 +11822,7 @@
         <w:pStyle w:val="Normal"/>
         <w:numPr>
           <w:ilvl w:val="0"/>
-          <w:numId w:val="103"/>
+          <w:numId w:val="102"/>
         </w:numPr>
         <w:shd w:val="clear" w:color="auto" w:fill="FFFFFF"/>
         <w:jc w:val="both"/>
@@ -11841,7 +11847,7 @@
         <w:pStyle w:val="Normal"/>
         <w:numPr>
           <w:ilvl w:val="0"/>
-          <w:numId w:val="103"/>
+          <w:numId w:val="102"/>
         </w:numPr>
         <w:shd w:val="clear" w:color="auto" w:fill="FFFFFF"/>
         <w:jc w:val="both"/>
@@ -11868,7 +11874,7 @@
         <w:pStyle w:val="Normal"/>
         <w:numPr>
           <w:ilvl w:val="0"/>
-          <w:numId w:val="103"/>
+          <w:numId w:val="102"/>
         </w:numPr>
         <w:shd w:val="clear" w:color="auto" w:fill="FFFFFF"/>
         <w:jc w:val="both"/>
@@ -11893,7 +11899,7 @@
         <w:pStyle w:val="Normal"/>
         <w:numPr>
           <w:ilvl w:val="0"/>
-          <w:numId w:val="103"/>
+          <w:numId w:val="102"/>
         </w:numPr>
         <w:shd w:val="clear" w:color="auto" w:fill="FFFFFF"/>
         <w:jc w:val="both"/>
@@ -11948,7 +11954,7 @@
         <w:pStyle w:val="Normal"/>
         <w:numPr>
           <w:ilvl w:val="0"/>
-          <w:numId w:val="104"/>
+          <w:numId w:val="103"/>
         </w:numPr>
         <w:shd w:val="clear" w:color="auto" w:fill="FFFFFF"/>
         <w:jc w:val="both"/>
@@ -11975,7 +11981,7 @@
         <w:pStyle w:val="Normal"/>
         <w:numPr>
           <w:ilvl w:val="0"/>
-          <w:numId w:val="104"/>
+          <w:numId w:val="103"/>
         </w:numPr>
         <w:shd w:val="clear" w:color="auto" w:fill="FFFFFF"/>
         <w:jc w:val="both"/>
@@ -12000,7 +12006,7 @@
         <w:pStyle w:val="Normal"/>
         <w:numPr>
           <w:ilvl w:val="0"/>
-          <w:numId w:val="104"/>
+          <w:numId w:val="103"/>
         </w:numPr>
         <w:shd w:val="clear" w:color="auto" w:fill="FFFFFF"/>
         <w:jc w:val="both"/>
@@ -12025,7 +12031,7 @@
         <w:pStyle w:val="Normal"/>
         <w:numPr>
           <w:ilvl w:val="0"/>
-          <w:numId w:val="104"/>
+          <w:numId w:val="103"/>
         </w:numPr>
         <w:shd w:val="clear" w:color="auto" w:fill="FFFFFF"/>
         <w:jc w:val="both"/>
@@ -12080,7 +12086,7 @@
         <w:pStyle w:val="Normal"/>
         <w:numPr>
           <w:ilvl w:val="0"/>
-          <w:numId w:val="105"/>
+          <w:numId w:val="104"/>
         </w:numPr>
         <w:shd w:val="clear" w:color="auto" w:fill="FFFFFF"/>
         <w:jc w:val="both"/>
@@ -12105,7 +12111,7 @@
         <w:pStyle w:val="Normal"/>
         <w:numPr>
           <w:ilvl w:val="0"/>
-          <w:numId w:val="105"/>
+          <w:numId w:val="104"/>
         </w:numPr>
         <w:shd w:val="clear" w:color="auto" w:fill="FFFFFF"/>
         <w:jc w:val="both"/>
@@ -12132,7 +12138,7 @@
         <w:pStyle w:val="Normal"/>
         <w:numPr>
           <w:ilvl w:val="0"/>
-          <w:numId w:val="105"/>
+          <w:numId w:val="104"/>
         </w:numPr>
         <w:shd w:val="clear" w:color="auto" w:fill="FFFFFF"/>
         <w:jc w:val="both"/>
@@ -12157,7 +12163,7 @@
         <w:pStyle w:val="Normal"/>
         <w:numPr>
           <w:ilvl w:val="0"/>
-          <w:numId w:val="105"/>
+          <w:numId w:val="104"/>
         </w:numPr>
         <w:shd w:val="clear" w:color="auto" w:fill="FFFFFF"/>
         <w:jc w:val="both"/>
@@ -12247,7 +12253,7 @@
         <w:pStyle w:val="Normal"/>
         <w:numPr>
           <w:ilvl w:val="0"/>
-          <w:numId w:val="106"/>
+          <w:numId w:val="105"/>
         </w:numPr>
         <w:jc w:val="both"/>
         <w:rPr>
@@ -12270,7 +12276,7 @@
         <w:pStyle w:val="Normal"/>
         <w:numPr>
           <w:ilvl w:val="0"/>
-          <w:numId w:val="106"/>
+          <w:numId w:val="105"/>
         </w:numPr>
         <w:jc w:val="both"/>
         <w:rPr>
@@ -12299,7 +12305,7 @@
         <w:pStyle w:val="Normal"/>
         <w:numPr>
           <w:ilvl w:val="0"/>
-          <w:numId w:val="106"/>
+          <w:numId w:val="105"/>
         </w:numPr>
         <w:jc w:val="both"/>
         <w:rPr>
@@ -12322,7 +12328,7 @@
         <w:pStyle w:val="Normal"/>
         <w:numPr>
           <w:ilvl w:val="0"/>
-          <w:numId w:val="106"/>
+          <w:numId w:val="105"/>
         </w:numPr>
         <w:jc w:val="both"/>
         <w:rPr>
@@ -12374,7 +12380,7 @@
         <w:pStyle w:val="Normal"/>
         <w:numPr>
           <w:ilvl w:val="0"/>
-          <w:numId w:val="107"/>
+          <w:numId w:val="106"/>
         </w:numPr>
         <w:jc w:val="both"/>
         <w:rPr>
@@ -12397,7 +12403,7 @@
         <w:pStyle w:val="Normal"/>
         <w:numPr>
           <w:ilvl w:val="0"/>
-          <w:numId w:val="107"/>
+          <w:numId w:val="106"/>
         </w:numPr>
         <w:jc w:val="both"/>
         <w:rPr>
@@ -12422,7 +12428,7 @@
         <w:pStyle w:val="Normal"/>
         <w:numPr>
           <w:ilvl w:val="0"/>
-          <w:numId w:val="107"/>
+          <w:numId w:val="106"/>
         </w:numPr>
         <w:jc w:val="both"/>
         <w:rPr>
@@ -12445,7 +12451,7 @@
         <w:pStyle w:val="Normal"/>
         <w:numPr>
           <w:ilvl w:val="0"/>
-          <w:numId w:val="107"/>
+          <w:numId w:val="106"/>
         </w:numPr>
         <w:jc w:val="both"/>
         <w:rPr>
@@ -12497,7 +12503,7 @@
         <w:pStyle w:val="Normal"/>
         <w:numPr>
           <w:ilvl w:val="0"/>
-          <w:numId w:val="108"/>
+          <w:numId w:val="107"/>
         </w:numPr>
         <w:jc w:val="both"/>
         <w:rPr>
@@ -12520,7 +12526,7 @@
         <w:pStyle w:val="Normal"/>
         <w:numPr>
           <w:ilvl w:val="0"/>
-          <w:numId w:val="108"/>
+          <w:numId w:val="107"/>
         </w:numPr>
         <w:jc w:val="both"/>
         <w:rPr>
@@ -12545,7 +12551,7 @@
         <w:pStyle w:val="Normal"/>
         <w:numPr>
           <w:ilvl w:val="0"/>
-          <w:numId w:val="108"/>
+          <w:numId w:val="107"/>
         </w:numPr>
         <w:jc w:val="both"/>
         <w:rPr>
@@ -12568,7 +12574,7 @@
         <w:pStyle w:val="Normal"/>
         <w:numPr>
           <w:ilvl w:val="0"/>
-          <w:numId w:val="108"/>
+          <w:numId w:val="107"/>
         </w:numPr>
         <w:jc w:val="both"/>
         <w:rPr>
@@ -12620,7 +12626,7 @@
         <w:pStyle w:val="Normal"/>
         <w:numPr>
           <w:ilvl w:val="0"/>
-          <w:numId w:val="109"/>
+          <w:numId w:val="108"/>
         </w:numPr>
         <w:jc w:val="both"/>
         <w:rPr>
@@ -12643,7 +12649,7 @@
         <w:pStyle w:val="Normal"/>
         <w:numPr>
           <w:ilvl w:val="0"/>
-          <w:numId w:val="109"/>
+          <w:numId w:val="108"/>
         </w:numPr>
         <w:jc w:val="both"/>
         <w:rPr>
@@ -12668,7 +12674,7 @@
         <w:pStyle w:val="Normal"/>
         <w:numPr>
           <w:ilvl w:val="0"/>
-          <w:numId w:val="109"/>
+          <w:numId w:val="108"/>
         </w:numPr>
         <w:jc w:val="both"/>
         <w:rPr>
@@ -12691,7 +12697,7 @@
         <w:pStyle w:val="Normal"/>
         <w:numPr>
           <w:ilvl w:val="0"/>
-          <w:numId w:val="109"/>
+          <w:numId w:val="108"/>
         </w:numPr>
         <w:jc w:val="both"/>
         <w:rPr>
@@ -12743,7 +12749,7 @@
         <w:pStyle w:val="Normal"/>
         <w:numPr>
           <w:ilvl w:val="0"/>
-          <w:numId w:val="110"/>
+          <w:numId w:val="109"/>
         </w:numPr>
         <w:jc w:val="both"/>
         <w:rPr>
@@ -12766,7 +12772,7 @@
         <w:pStyle w:val="Normal"/>
         <w:numPr>
           <w:ilvl w:val="0"/>
-          <w:numId w:val="110"/>
+          <w:numId w:val="109"/>
         </w:numPr>
         <w:jc w:val="both"/>
         <w:rPr>
@@ -12791,7 +12797,7 @@
         <w:pStyle w:val="Normal"/>
         <w:numPr>
           <w:ilvl w:val="0"/>
-          <w:numId w:val="110"/>
+          <w:numId w:val="109"/>
         </w:numPr>
         <w:jc w:val="both"/>
         <w:rPr>
@@ -12814,7 +12820,7 @@
         <w:pStyle w:val="Normal"/>
         <w:numPr>
           <w:ilvl w:val="0"/>
-          <w:numId w:val="110"/>
+          <w:numId w:val="109"/>
         </w:numPr>
         <w:jc w:val="both"/>
         <w:rPr>
@@ -12866,7 +12872,7 @@
         <w:pStyle w:val="Normal"/>
         <w:numPr>
           <w:ilvl w:val="0"/>
-          <w:numId w:val="111"/>
+          <w:numId w:val="110"/>
         </w:numPr>
         <w:jc w:val="both"/>
         <w:rPr>
@@ -12889,7 +12895,7 @@
         <w:pStyle w:val="Normal"/>
         <w:numPr>
           <w:ilvl w:val="0"/>
-          <w:numId w:val="111"/>
+          <w:numId w:val="110"/>
         </w:numPr>
         <w:jc w:val="both"/>
         <w:rPr>
@@ -12914,7 +12920,7 @@
         <w:pStyle w:val="Normal"/>
         <w:numPr>
           <w:ilvl w:val="0"/>
-          <w:numId w:val="111"/>
+          <w:numId w:val="110"/>
         </w:numPr>
         <w:jc w:val="both"/>
         <w:rPr>
@@ -12937,7 +12943,7 @@
         <w:pStyle w:val="Normal"/>
         <w:numPr>
           <w:ilvl w:val="0"/>
-          <w:numId w:val="111"/>
+          <w:numId w:val="110"/>
         </w:numPr>
         <w:jc w:val="both"/>
         <w:rPr>
@@ -12989,7 +12995,7 @@
         <w:pStyle w:val="Normal"/>
         <w:numPr>
           <w:ilvl w:val="0"/>
-          <w:numId w:val="112"/>
+          <w:numId w:val="111"/>
         </w:numPr>
         <w:jc w:val="both"/>
         <w:rPr>
@@ -13012,7 +13018,7 @@
         <w:pStyle w:val="Normal"/>
         <w:numPr>
           <w:ilvl w:val="0"/>
-          <w:numId w:val="112"/>
+          <w:numId w:val="111"/>
         </w:numPr>
         <w:jc w:val="both"/>
         <w:rPr>
@@ -13037,7 +13043,7 @@
         <w:pStyle w:val="Normal"/>
         <w:numPr>
           <w:ilvl w:val="0"/>
-          <w:numId w:val="112"/>
+          <w:numId w:val="111"/>
         </w:numPr>
         <w:jc w:val="both"/>
         <w:rPr>
@@ -13060,7 +13066,7 @@
         <w:pStyle w:val="Normal"/>
         <w:numPr>
           <w:ilvl w:val="0"/>
-          <w:numId w:val="112"/>
+          <w:numId w:val="111"/>
         </w:numPr>
         <w:jc w:val="both"/>
         <w:rPr>
@@ -13112,7 +13118,7 @@
         <w:pStyle w:val="Normal"/>
         <w:numPr>
           <w:ilvl w:val="0"/>
-          <w:numId w:val="113"/>
+          <w:numId w:val="112"/>
         </w:numPr>
         <w:jc w:val="both"/>
         <w:rPr>
@@ -13135,7 +13141,7 @@
         <w:pStyle w:val="Normal"/>
         <w:numPr>
           <w:ilvl w:val="0"/>
-          <w:numId w:val="113"/>
+          <w:numId w:val="112"/>
         </w:numPr>
         <w:jc w:val="both"/>
         <w:rPr>
@@ -13158,7 +13164,7 @@
         <w:pStyle w:val="Normal"/>
         <w:numPr>
           <w:ilvl w:val="0"/>
-          <w:numId w:val="113"/>
+          <w:numId w:val="112"/>
         </w:numPr>
         <w:jc w:val="both"/>
         <w:rPr>
@@ -13183,7 +13189,7 @@
         <w:pStyle w:val="Normal"/>
         <w:numPr>
           <w:ilvl w:val="0"/>
-          <w:numId w:val="113"/>
+          <w:numId w:val="112"/>
         </w:numPr>
         <w:jc w:val="both"/>
         <w:rPr>
@@ -13235,7 +13241,7 @@
         <w:pStyle w:val="Normal"/>
         <w:numPr>
           <w:ilvl w:val="0"/>
-          <w:numId w:val="114"/>
+          <w:numId w:val="113"/>
         </w:numPr>
         <w:jc w:val="both"/>
         <w:rPr>
@@ -13258,7 +13264,7 @@
         <w:pStyle w:val="Normal"/>
         <w:numPr>
           <w:ilvl w:val="0"/>
-          <w:numId w:val="114"/>
+          <w:numId w:val="113"/>
         </w:numPr>
         <w:jc w:val="both"/>
         <w:rPr>
@@ -13283,7 +13289,7 @@
         <w:pStyle w:val="Normal"/>
         <w:numPr>
           <w:ilvl w:val="0"/>
-          <w:numId w:val="114"/>
+          <w:numId w:val="113"/>
         </w:numPr>
         <w:jc w:val="both"/>
         <w:rPr>
@@ -13306,7 +13312,7 @@
         <w:pStyle w:val="Normal"/>
         <w:numPr>
           <w:ilvl w:val="0"/>
-          <w:numId w:val="114"/>
+          <w:numId w:val="113"/>
         </w:numPr>
         <w:jc w:val="both"/>
         <w:rPr>
@@ -13358,7 +13364,7 @@
         <w:pStyle w:val="Normal"/>
         <w:numPr>
           <w:ilvl w:val="0"/>
-          <w:numId w:val="115"/>
+          <w:numId w:val="114"/>
         </w:numPr>
         <w:jc w:val="both"/>
         <w:rPr>
@@ -13381,7 +13387,7 @@
         <w:pStyle w:val="Normal"/>
         <w:numPr>
           <w:ilvl w:val="0"/>
-          <w:numId w:val="115"/>
+          <w:numId w:val="114"/>
         </w:numPr>
         <w:jc w:val="both"/>
         <w:rPr>
@@ -13406,7 +13412,7 @@
         <w:pStyle w:val="Normal"/>
         <w:numPr>
           <w:ilvl w:val="0"/>
-          <w:numId w:val="115"/>
+          <w:numId w:val="114"/>
         </w:numPr>
         <w:jc w:val="both"/>
         <w:rPr>
@@ -13429,7 +13435,7 @@
         <w:pStyle w:val="Normal"/>
         <w:numPr>
           <w:ilvl w:val="0"/>
-          <w:numId w:val="115"/>
+          <w:numId w:val="114"/>
         </w:numPr>
         <w:jc w:val="both"/>
         <w:rPr>
@@ -13481,7 +13487,7 @@
         <w:pStyle w:val="Normal"/>
         <w:numPr>
           <w:ilvl w:val="0"/>
-          <w:numId w:val="116"/>
+          <w:numId w:val="115"/>
         </w:numPr>
         <w:jc w:val="both"/>
         <w:rPr>
@@ -13504,7 +13510,7 @@
         <w:pStyle w:val="Normal"/>
         <w:numPr>
           <w:ilvl w:val="0"/>
-          <w:numId w:val="116"/>
+          <w:numId w:val="115"/>
         </w:numPr>
         <w:jc w:val="both"/>
         <w:rPr>
@@ -13527,7 +13533,7 @@
         <w:pStyle w:val="Normal"/>
         <w:numPr>
           <w:ilvl w:val="0"/>
-          <w:numId w:val="116"/>
+          <w:numId w:val="115"/>
         </w:numPr>
         <w:jc w:val="both"/>
         <w:rPr>
@@ -13552,7 +13558,7 @@
         <w:pStyle w:val="Normal"/>
         <w:numPr>
           <w:ilvl w:val="0"/>
-          <w:numId w:val="116"/>
+          <w:numId w:val="115"/>
         </w:numPr>
         <w:jc w:val="both"/>
         <w:rPr>
@@ -13616,7 +13622,7 @@
         <w:pStyle w:val="Normal"/>
         <w:numPr>
           <w:ilvl w:val="0"/>
-          <w:numId w:val="117"/>
+          <w:numId w:val="116"/>
         </w:numPr>
         <w:jc w:val="both"/>
         <w:rPr>
@@ -13639,7 +13645,7 @@
         <w:pStyle w:val="Normal"/>
         <w:numPr>
           <w:ilvl w:val="0"/>
-          <w:numId w:val="117"/>
+          <w:numId w:val="116"/>
         </w:numPr>
         <w:jc w:val="both"/>
         <w:rPr>
@@ -13664,7 +13670,7 @@
         <w:pStyle w:val="Normal"/>
         <w:numPr>
           <w:ilvl w:val="0"/>
-          <w:numId w:val="117"/>
+          <w:numId w:val="116"/>
         </w:numPr>
         <w:jc w:val="both"/>
         <w:rPr>
@@ -13687,7 +13693,7 @@
         <w:pStyle w:val="Normal"/>
         <w:numPr>
           <w:ilvl w:val="0"/>
-          <w:numId w:val="117"/>
+          <w:numId w:val="116"/>
         </w:numPr>
         <w:jc w:val="both"/>
         <w:rPr>
@@ -13739,7 +13745,7 @@
         <w:pStyle w:val="Normal"/>
         <w:numPr>
           <w:ilvl w:val="0"/>
-          <w:numId w:val="118"/>
+          <w:numId w:val="117"/>
         </w:numPr>
         <w:jc w:val="both"/>
         <w:rPr>
@@ -13762,7 +13768,7 @@
         <w:pStyle w:val="Normal"/>
         <w:numPr>
           <w:ilvl w:val="0"/>
-          <w:numId w:val="118"/>
+          <w:numId w:val="117"/>
         </w:numPr>
         <w:jc w:val="both"/>
         <w:rPr>
@@ -13785,7 +13791,7 @@
         <w:pStyle w:val="Normal"/>
         <w:numPr>
           <w:ilvl w:val="0"/>
-          <w:numId w:val="118"/>
+          <w:numId w:val="117"/>
         </w:numPr>
         <w:jc w:val="both"/>
         <w:rPr>
@@ -13819,7 +13825,7 @@
         <w:pStyle w:val="Normal"/>
         <w:numPr>
           <w:ilvl w:val="0"/>
-          <w:numId w:val="118"/>
+          <w:numId w:val="117"/>
         </w:numPr>
         <w:jc w:val="both"/>
         <w:rPr>
@@ -13871,7 +13877,7 @@
         <w:pStyle w:val="Normal"/>
         <w:numPr>
           <w:ilvl w:val="0"/>
-          <w:numId w:val="119"/>
+          <w:numId w:val="118"/>
         </w:numPr>
         <w:jc w:val="both"/>
         <w:rPr>
@@ -13894,7 +13900,7 @@
         <w:pStyle w:val="Normal"/>
         <w:numPr>
           <w:ilvl w:val="0"/>
-          <w:numId w:val="119"/>
+          <w:numId w:val="118"/>
         </w:numPr>
         <w:jc w:val="both"/>
         <w:rPr>
@@ -13940,7 +13946,7 @@
         <w:pStyle w:val="Normal"/>
         <w:numPr>
           <w:ilvl w:val="0"/>
-          <w:numId w:val="119"/>
+          <w:numId w:val="118"/>
         </w:numPr>
         <w:jc w:val="both"/>
         <w:rPr>
@@ -13963,7 +13969,7 @@
         <w:pStyle w:val="Normal"/>
         <w:numPr>
           <w:ilvl w:val="0"/>
-          <w:numId w:val="119"/>
+          <w:numId w:val="118"/>
         </w:numPr>
         <w:jc w:val="both"/>
         <w:rPr>
@@ -14015,7 +14021,7 @@
         <w:pStyle w:val="Normal"/>
         <w:numPr>
           <w:ilvl w:val="0"/>
-          <w:numId w:val="120"/>
+          <w:numId w:val="119"/>
         </w:numPr>
         <w:jc w:val="both"/>
         <w:rPr>
@@ -14038,7 +14044,7 @@
         <w:pStyle w:val="Normal"/>
         <w:numPr>
           <w:ilvl w:val="0"/>
-          <w:numId w:val="120"/>
+          <w:numId w:val="119"/>
         </w:numPr>
         <w:jc w:val="both"/>
         <w:rPr>
@@ -14063,7 +14069,7 @@
         <w:pStyle w:val="Normal"/>
         <w:numPr>
           <w:ilvl w:val="0"/>
-          <w:numId w:val="120"/>
+          <w:numId w:val="119"/>
         </w:numPr>
         <w:jc w:val="both"/>
         <w:rPr>
@@ -14086,7 +14092,7 @@
         <w:pStyle w:val="Normal"/>
         <w:numPr>
           <w:ilvl w:val="0"/>
-          <w:numId w:val="120"/>
+          <w:numId w:val="119"/>
         </w:numPr>
         <w:jc w:val="both"/>
         <w:rPr>
@@ -14138,7 +14144,7 @@
         <w:pStyle w:val="Normal"/>
         <w:numPr>
           <w:ilvl w:val="0"/>
-          <w:numId w:val="121"/>
+          <w:numId w:val="120"/>
         </w:numPr>
         <w:jc w:val="both"/>
         <w:rPr>
@@ -14161,7 +14167,7 @@
         <w:pStyle w:val="Normal"/>
         <w:numPr>
           <w:ilvl w:val="0"/>
-          <w:numId w:val="121"/>
+          <w:numId w:val="120"/>
         </w:numPr>
         <w:jc w:val="both"/>
         <w:rPr>
@@ -14186,7 +14192,7 @@
         <w:pStyle w:val="Normal"/>
         <w:numPr>
           <w:ilvl w:val="0"/>
-          <w:numId w:val="121"/>
+          <w:numId w:val="120"/>
         </w:numPr>
         <w:jc w:val="both"/>
         <w:rPr>
@@ -14209,7 +14215,7 @@
         <w:pStyle w:val="Normal"/>
         <w:numPr>
           <w:ilvl w:val="0"/>
-          <w:numId w:val="121"/>
+          <w:numId w:val="120"/>
         </w:numPr>
         <w:jc w:val="both"/>
         <w:rPr>
@@ -14261,7 +14267,7 @@
         <w:pStyle w:val="Normal"/>
         <w:numPr>
           <w:ilvl w:val="0"/>
-          <w:numId w:val="122"/>
+          <w:numId w:val="121"/>
         </w:numPr>
         <w:jc w:val="both"/>
         <w:rPr>
@@ -14284,7 +14290,7 @@
         <w:pStyle w:val="Normal"/>
         <w:numPr>
           <w:ilvl w:val="0"/>
-          <w:numId w:val="122"/>
+          <w:numId w:val="121"/>
         </w:numPr>
         <w:jc w:val="both"/>
         <w:rPr>
@@ -14309,7 +14315,7 @@
         <w:pStyle w:val="Normal"/>
         <w:numPr>
           <w:ilvl w:val="0"/>
-          <w:numId w:val="122"/>
+          <w:numId w:val="121"/>
         </w:numPr>
         <w:jc w:val="both"/>
         <w:rPr>
@@ -14332,7 +14338,7 @@
         <w:pStyle w:val="Normal"/>
         <w:numPr>
           <w:ilvl w:val="0"/>
-          <w:numId w:val="122"/>
+          <w:numId w:val="121"/>
         </w:numPr>
         <w:jc w:val="both"/>
         <w:rPr>
@@ -14385,7 +14391,7 @@
         <w:pStyle w:val="Normal"/>
         <w:numPr>
           <w:ilvl w:val="0"/>
-          <w:numId w:val="123"/>
+          <w:numId w:val="122"/>
         </w:numPr>
         <w:shd w:val="clear" w:color="auto" w:fill="FFFFFF"/>
         <w:jc w:val="both"/>
@@ -14410,7 +14416,7 @@
         <w:pStyle w:val="Normal"/>
         <w:numPr>
           <w:ilvl w:val="0"/>
-          <w:numId w:val="123"/>
+          <w:numId w:val="122"/>
         </w:numPr>
         <w:shd w:val="clear" w:color="auto" w:fill="FFFFFF"/>
         <w:jc w:val="both"/>
@@ -14437,7 +14443,7 @@
         <w:pStyle w:val="Normal"/>
         <w:numPr>
           <w:ilvl w:val="0"/>
-          <w:numId w:val="123"/>
+          <w:numId w:val="122"/>
         </w:numPr>
         <w:shd w:val="clear" w:color="auto" w:fill="FFFFFF"/>
         <w:jc w:val="both"/>
@@ -14462,7 +14468,7 @@
         <w:pStyle w:val="Normal"/>
         <w:numPr>
           <w:ilvl w:val="0"/>
-          <w:numId w:val="123"/>
+          <w:numId w:val="122"/>
         </w:numPr>
         <w:shd w:val="clear" w:color="auto" w:fill="FFFFFF"/>
         <w:jc w:val="both"/>
@@ -14517,7 +14523,7 @@
         <w:pStyle w:val="Normal"/>
         <w:numPr>
           <w:ilvl w:val="0"/>
-          <w:numId w:val="124"/>
+          <w:numId w:val="123"/>
         </w:numPr>
         <w:shd w:val="clear" w:color="auto" w:fill="FFFFFF"/>
         <w:jc w:val="both"/>
@@ -14542,7 +14548,7 @@
         <w:pStyle w:val="Normal"/>
         <w:numPr>
           <w:ilvl w:val="0"/>
-          <w:numId w:val="124"/>
+          <w:numId w:val="123"/>
         </w:numPr>
         <w:shd w:val="clear" w:color="auto" w:fill="FFFFFF"/>
         <w:jc w:val="both"/>
@@ -14573,7 +14579,7 @@
         <w:pStyle w:val="Normal"/>
         <w:numPr>
           <w:ilvl w:val="0"/>
-          <w:numId w:val="124"/>
+          <w:numId w:val="123"/>
         </w:numPr>
         <w:shd w:val="clear" w:color="auto" w:fill="FFFFFF"/>
         <w:jc w:val="both"/>
@@ -14598,7 +14604,7 @@
         <w:pStyle w:val="Normal"/>
         <w:numPr>
           <w:ilvl w:val="0"/>
-          <w:numId w:val="124"/>
+          <w:numId w:val="123"/>
         </w:numPr>
         <w:shd w:val="clear" w:color="auto" w:fill="FFFFFF"/>
         <w:jc w:val="both"/>
@@ -14653,7 +14659,7 @@
         <w:pStyle w:val="Normal"/>
         <w:numPr>
           <w:ilvl w:val="0"/>
-          <w:numId w:val="125"/>
+          <w:numId w:val="124"/>
         </w:numPr>
         <w:shd w:val="clear" w:color="auto" w:fill="FFFFFF"/>
         <w:jc w:val="both"/>
@@ -14678,7 +14684,7 @@
         <w:pStyle w:val="Normal"/>
         <w:numPr>
           <w:ilvl w:val="0"/>
-          <w:numId w:val="125"/>
+          <w:numId w:val="124"/>
         </w:numPr>
         <w:shd w:val="clear" w:color="auto" w:fill="FFFFFF"/>
         <w:jc w:val="both"/>
@@ -14703,7 +14709,7 @@
         <w:pStyle w:val="Normal"/>
         <w:numPr>
           <w:ilvl w:val="0"/>
-          <w:numId w:val="125"/>
+          <w:numId w:val="124"/>
         </w:numPr>
         <w:shd w:val="clear" w:color="auto" w:fill="FFFFFF"/>
         <w:jc w:val="both"/>
@@ -14730,7 +14736,7 @@
         <w:pStyle w:val="Normal"/>
         <w:numPr>
           <w:ilvl w:val="0"/>
-          <w:numId w:val="125"/>
+          <w:numId w:val="124"/>
         </w:numPr>
         <w:shd w:val="clear" w:color="auto" w:fill="FFFFFF"/>
         <w:jc w:val="both"/>
@@ -14761,36 +14767,193 @@
         <w:contextualSpacing/>
         <w:jc w:val="both"/>
         <w:rPr>
+          <w:color w:val="000000"/>
+        </w:rPr>
+      </w:pPr>
+      <w:r>
+        <w:rPr>
+          <w:rFonts w:eastAsia="SimSun" w:cs="Times New Roman" w:ascii="Times New Roman" w:hAnsi="Times New Roman"/>
           <w:b/>
           <w:bCs/>
-          <w:sz w:val="24"/>
-          <w:szCs w:val="24"/>
-        </w:rPr>
-      </w:pPr>
-      <w:r>
-        <w:rPr>
-          <w:rFonts w:eastAsia="SimSun" w:cs="Times New Roman" w:ascii="Times New Roman" w:hAnsi="Times New Roman"/>
+          <w:color w:val="000000"/>
+          <w:sz w:val="24"/>
+          <w:szCs w:val="24"/>
+          <w:shd w:fill="FFFFFF" w:val="clear"/>
+          <w:lang w:bidi="ar-SA"/>
+        </w:rPr>
+        <w:t>Dựa trên thứ tự bơm máu, để tránh nhiễm chéo chất chống đông, ống nghiệm Plus sed (Xác định tốc độ máu lắng) phải được bơm máu ở vị trí nào?</w:t>
+      </w:r>
+    </w:p>
+    <w:p>
+      <w:pPr>
+        <w:pStyle w:val="Normal"/>
+        <w:numPr>
+          <w:ilvl w:val="0"/>
+          <w:numId w:val="125"/>
+        </w:numPr>
+        <w:shd w:val="clear" w:color="auto" w:fill="FFFFFF"/>
+        <w:jc w:val="both"/>
+        <w:rPr>
+          <w:color w:val="FF0000"/>
+          <w:sz w:val="24"/>
+          <w:szCs w:val="24"/>
+        </w:rPr>
+      </w:pPr>
+      <w:r>
+        <w:rPr>
+          <w:rFonts w:eastAsia="SimSun" w:cs="Times New Roman" w:ascii="Times New Roman" w:hAnsi="Times New Roman"/>
+          <w:color w:val="FF0000"/>
+          <w:sz w:val="24"/>
+          <w:szCs w:val="24"/>
+          <w:shd w:fill="FFFFFF" w:val="clear"/>
+          <w:lang w:bidi="ar-SA"/>
+        </w:rPr>
+        <w:t xml:space="preserve">Ngay sau chai cấy máu và trước ống Citrate. </w:t>
+      </w:r>
+    </w:p>
+    <w:p>
+      <w:pPr>
+        <w:pStyle w:val="Normal"/>
+        <w:numPr>
+          <w:ilvl w:val="0"/>
+          <w:numId w:val="0"/>
+        </w:numPr>
+        <w:shd w:val="clear" w:color="auto" w:fill="FFFFFF"/>
+        <w:ind w:hanging="0" w:start="0"/>
+        <w:jc w:val="both"/>
+        <w:rPr>
+          <w:color w:val="000000"/>
+        </w:rPr>
+      </w:pPr>
+      <w:r>
+        <w:rPr>
+          <w:rFonts w:eastAsia="SimSun" w:cs="Times New Roman" w:ascii="Times New Roman" w:hAnsi="Times New Roman"/>
+          <w:color w:val="000000"/>
+          <w:sz w:val="24"/>
+          <w:szCs w:val="24"/>
+          <w:shd w:fill="FFFFFF" w:val="clear"/>
+          <w:lang w:bidi="ar-SA"/>
+        </w:rPr>
+        <w:t xml:space="preserve">B. Ngay sau ống Citrate và trước ống Serum. </w:t>
+      </w:r>
+    </w:p>
+    <w:p>
+      <w:pPr>
+        <w:pStyle w:val="Normal"/>
+        <w:numPr>
+          <w:ilvl w:val="0"/>
+          <w:numId w:val="0"/>
+        </w:numPr>
+        <w:shd w:val="clear" w:color="auto" w:fill="FFFFFF"/>
+        <w:ind w:hanging="0" w:start="0"/>
+        <w:jc w:val="both"/>
+        <w:rPr>
+          <w:sz w:val="24"/>
+          <w:szCs w:val="24"/>
+        </w:rPr>
+      </w:pPr>
+      <w:r>
+        <w:rPr>
+          <w:rFonts w:eastAsia="SimSun" w:cs="Times New Roman" w:ascii="Times New Roman" w:hAnsi="Times New Roman"/>
+          <w:sz w:val="24"/>
+          <w:szCs w:val="24"/>
+          <w:shd w:fill="FFFFFF" w:val="clear"/>
+          <w:lang w:bidi="ar-SA"/>
+        </w:rPr>
+        <w:t xml:space="preserve">C. Sau ống Serum và trước ống Heparin. </w:t>
+      </w:r>
+    </w:p>
+    <w:p>
+      <w:pPr>
+        <w:pStyle w:val="Normal"/>
+        <w:numPr>
+          <w:ilvl w:val="0"/>
+          <w:numId w:val="0"/>
+        </w:numPr>
+        <w:shd w:val="clear" w:color="auto" w:fill="FFFFFF"/>
+        <w:ind w:hanging="0" w:start="0"/>
+        <w:jc w:val="both"/>
+        <w:rPr>
+          <w:sz w:val="24"/>
+          <w:szCs w:val="24"/>
+        </w:rPr>
+      </w:pPr>
+      <w:r>
+        <w:rPr>
+          <w:rFonts w:eastAsia="SimSun" w:cs="Times New Roman" w:ascii="Times New Roman" w:hAnsi="Times New Roman"/>
+          <w:sz w:val="24"/>
+          <w:szCs w:val="24"/>
+          <w:shd w:fill="FFFFFF" w:val="clear"/>
+          <w:lang w:bidi="ar-SA"/>
+        </w:rPr>
+        <w:t>D. Sau ống EDTA và trước ống NaF.</w:t>
+      </w:r>
+    </w:p>
+    <w:p>
+      <w:pPr>
+        <w:pStyle w:val="Normal"/>
+        <w:numPr>
+          <w:ilvl w:val="0"/>
+          <w:numId w:val="11"/>
+        </w:numPr>
+        <w:spacing w:lineRule="auto" w:line="276" w:before="60" w:after="60"/>
+        <w:contextualSpacing/>
+        <w:jc w:val="both"/>
+        <w:rPr>
           <w:b/>
           <w:bCs/>
           <w:sz w:val="24"/>
           <w:szCs w:val="24"/>
-          <w:shd w:fill="FFFFFF" w:val="clear"/>
-          <w:lang w:bidi="ar-SA"/>
-        </w:rPr>
-        <w:t xml:space="preserve">Dựa trên thứ tự bơm máu, để tránh nhiễm chéo chất chống đông, ống nghiệm </w:t>
-      </w:r>
+        </w:rPr>
+      </w:pPr>
       <w:r>
         <w:rPr>
           <w:rFonts w:eastAsia="SimSun" w:cs="Times New Roman" w:ascii="Times New Roman" w:hAnsi="Times New Roman"/>
           <w:b/>
           <w:bCs/>
+          <w:sz w:val="24"/>
+          <w:szCs w:val="24"/>
+          <w:shd w:fill="FFFFFF" w:val="clear"/>
+          <w:lang w:bidi="ar-SA"/>
+        </w:rPr>
+        <w:t>Khi đối chiếu thông tin để chấp nhận mẫu, trường hợp nào sau đây KTV được phép xử lý bằng hình thức "Xem xét lại" để bổ sung thay vì "Loại hoàn toàn" ngay lập tức?</w:t>
+      </w:r>
+    </w:p>
+    <w:p>
+      <w:pPr>
+        <w:pStyle w:val="Normal"/>
+        <w:numPr>
+          <w:ilvl w:val="0"/>
+          <w:numId w:val="126"/>
+        </w:numPr>
+        <w:shd w:val="clear" w:color="auto" w:fill="FFFFFF"/>
+        <w:jc w:val="both"/>
+        <w:rPr>
+          <w:sz w:val="24"/>
+          <w:szCs w:val="24"/>
+        </w:rPr>
+      </w:pPr>
+      <w:r>
+        <w:rPr>
+          <w:rFonts w:eastAsia="SimSun" w:cs="Times New Roman" w:ascii="Times New Roman" w:hAnsi="Times New Roman"/>
           <w:color w:val="FF0000"/>
           <w:sz w:val="24"/>
           <w:szCs w:val="24"/>
           <w:shd w:fill="FFFFFF" w:val="clear"/>
           <w:lang w:bidi="ar-SA"/>
         </w:rPr>
-        <w:t>Plus sed (Xác định tốc độ máu lắng) phải được bơm máu ở vị trí nào?</w:t>
+        <w:t>Phiếu chỉ định ghi sai giới tính của bệnh nhân.</w:t>
+      </w:r>
+      <w:r>
+        <w:rPr>
+          <w:rFonts w:eastAsia="SimSun" w:cs="Times New Roman" w:ascii="Times New Roman" w:hAnsi="Times New Roman"/>
+          <w:color w:val="1D41D5"/>
+          <w:sz w:val="24"/>
+          <w:szCs w:val="24"/>
+          <w:shd w:fill="FFFFFF" w:val="clear"/>
+          <w:lang w:bidi="ar-SA"/>
+        </w:rPr>
+        <w:t xml:space="preserve"> </w:t>
       </w:r>
     </w:p>
     <w:p>
@@ -14803,21 +14966,19 @@
         <w:shd w:val="clear" w:color="auto" w:fill="FFFFFF"/>
         <w:jc w:val="both"/>
         <w:rPr>
-          <w:color w:val="FF0000"/>
-          <w:sz w:val="24"/>
-          <w:szCs w:val="24"/>
-        </w:rPr>
-      </w:pPr>
-      <w:r>
-        <w:rPr>
-          <w:rFonts w:eastAsia="SimSun" w:cs="Times New Roman" w:ascii="Times New Roman" w:hAnsi="Times New Roman"/>
-          <w:color w:val="FF0000"/>
+          <w:sz w:val="24"/>
+          <w:szCs w:val="24"/>
+        </w:rPr>
+      </w:pPr>
+      <w:r>
+        <w:rPr>
+          <w:rFonts w:eastAsia="SimSun" w:cs="Times New Roman" w:ascii="Times New Roman" w:hAnsi="Times New Roman"/>
           <w:sz w:val="24"/>
           <w:szCs w:val="24"/>
           <w:shd w:fill="FFFFFF" w:val="clear"/>
           <w:lang w:bidi="ar-SA"/>
         </w:rPr>
-        <w:t xml:space="preserve">Ngay sau chai cấy máu và trước ống Citrate. </w:t>
+        <w:t xml:space="preserve">Phiếu chỉ định không có chữ ký xác nhận của Bác sĩ chỉ định. </w:t>
       </w:r>
     </w:p>
     <w:p>
@@ -14830,21 +14991,19 @@
         <w:shd w:val="clear" w:color="auto" w:fill="FFFFFF"/>
         <w:jc w:val="both"/>
         <w:rPr>
-          <w:color w:val="FF0000"/>
-          <w:sz w:val="24"/>
-          <w:szCs w:val="24"/>
-        </w:rPr>
-      </w:pPr>
-      <w:r>
-        <w:rPr>
-          <w:rFonts w:eastAsia="SimSun" w:cs="Times New Roman" w:ascii="Times New Roman" w:hAnsi="Times New Roman"/>
-          <w:color w:val="FF0000"/>
+          <w:sz w:val="24"/>
+          <w:szCs w:val="24"/>
+        </w:rPr>
+      </w:pPr>
+      <w:r>
+        <w:rPr>
+          <w:rFonts w:eastAsia="SimSun" w:cs="Times New Roman" w:ascii="Times New Roman" w:hAnsi="Times New Roman"/>
           <w:sz w:val="24"/>
           <w:szCs w:val="24"/>
           <w:shd w:fill="FFFFFF" w:val="clear"/>
           <w:lang w:bidi="ar-SA"/>
         </w:rPr>
-        <w:t xml:space="preserve">Ngay sau ống Citrate và trước ống Serum. </w:t>
+        <w:t xml:space="preserve">Họ và tên bệnh nhân trên ống mẫu bị sai so với phiếu chỉ định. </w:t>
       </w:r>
     </w:p>
     <w:p>
@@ -14869,32 +15028,7 @@
           <w:shd w:fill="FFFFFF" w:val="clear"/>
           <w:lang w:bidi="ar-SA"/>
         </w:rPr>
-        <w:t xml:space="preserve">Sau ống Serum và trước ống Heparin. </w:t>
-      </w:r>
-    </w:p>
-    <w:p>
-      <w:pPr>
-        <w:pStyle w:val="Normal"/>
-        <w:numPr>
-          <w:ilvl w:val="0"/>
-          <w:numId w:val="126"/>
-        </w:numPr>
-        <w:shd w:val="clear" w:color="auto" w:fill="FFFFFF"/>
-        <w:jc w:val="both"/>
-        <w:rPr>
-          <w:sz w:val="24"/>
-          <w:szCs w:val="24"/>
-        </w:rPr>
-      </w:pPr>
-      <w:r>
-        <w:rPr>
-          <w:rFonts w:eastAsia="SimSun" w:cs="Times New Roman" w:ascii="Times New Roman" w:hAnsi="Times New Roman"/>
-          <w:sz w:val="24"/>
-          <w:szCs w:val="24"/>
-          <w:shd w:fill="FFFFFF" w:val="clear"/>
-          <w:lang w:bidi="ar-SA"/>
-        </w:rPr>
-        <w:t>Sau ống EDTA và trước ống NaF.</w:t>
+        <w:t>Mẫu máu bị vỡ hồng cầu (trong trường hợp thường quy).</w:t>
       </w:r>
     </w:p>
     <w:p>
@@ -14924,7 +15058,7 @@
           <w:shd w:fill="FFFFFF" w:val="clear"/>
           <w:lang w:bidi="ar-SA"/>
         </w:rPr>
-        <w:t>Khi đối chiếu thông tin để chấp nhận mẫu, trường hợp nào sau đây KTV được phép xử lý bằng hình thức "Xem xét lại" để bổ sung thay vì "Loại hoàn toàn" ngay lập tức?</w:t>
+        <w:t>Một mẫu máu xét nghiệm Tổng phân tích tế bào máu được lưu ở nhiệt độ 2-8 độ C. Sau đó, khoa lâm sàng yêu cầu bổ sung xét nghiệm HbA1c trên chính mẫu đó sau 30 giờ lưu mẫu. KTV nên xử lý như thế nào?</w:t>
       </w:r>
     </w:p>
     <w:p>
@@ -14944,24 +15078,64 @@
       <w:r>
         <w:rPr>
           <w:rFonts w:eastAsia="SimSun" w:cs="Times New Roman" w:ascii="Times New Roman" w:hAnsi="Times New Roman"/>
+          <w:sz w:val="24"/>
+          <w:szCs w:val="24"/>
+          <w:shd w:fill="FFFFFF" w:val="clear"/>
+          <w:lang w:bidi="ar-SA"/>
+        </w:rPr>
+        <w:t xml:space="preserve">Chấp nhận vì mẫu máu lưu được 24 giờ và HbA1c là thông số rất ổn định. </w:t>
+      </w:r>
+    </w:p>
+    <w:p>
+      <w:pPr>
+        <w:pStyle w:val="Normal"/>
+        <w:numPr>
+          <w:ilvl w:val="0"/>
+          <w:numId w:val="127"/>
+        </w:numPr>
+        <w:shd w:val="clear" w:color="auto" w:fill="FFFFFF"/>
+        <w:jc w:val="both"/>
+        <w:rPr>
           <w:color w:val="FF0000"/>
           <w:sz w:val="24"/>
           <w:szCs w:val="24"/>
+        </w:rPr>
+      </w:pPr>
+      <w:r>
+        <w:rPr>
+          <w:rFonts w:eastAsia="SimSun" w:cs="Times New Roman" w:ascii="Times New Roman" w:hAnsi="Times New Roman"/>
+          <w:color w:val="FF0000"/>
+          <w:sz w:val="24"/>
+          <w:szCs w:val="24"/>
           <w:shd w:fill="FFFFFF" w:val="clear"/>
           <w:lang w:bidi="ar-SA"/>
         </w:rPr>
-        <w:t>Phiếu chỉ định ghi sai giới tính của bệnh nhân.</w:t>
-      </w:r>
-      <w:r>
-        <w:rPr>
-          <w:rFonts w:eastAsia="SimSun" w:cs="Times New Roman" w:ascii="Times New Roman" w:hAnsi="Times New Roman"/>
-          <w:color w:val="1D41D5"/>
+        <w:t xml:space="preserve">Từ chối thực hiện và thông báo y lệnh miệng ngay cho khoa lâm sàng lấy lại mẫu mới vì sau 24 giờ đã tiến hành huỷ mẫu. </w:t>
+      </w:r>
+    </w:p>
+    <w:p>
+      <w:pPr>
+        <w:pStyle w:val="Normal"/>
+        <w:numPr>
+          <w:ilvl w:val="0"/>
+          <w:numId w:val="127"/>
+        </w:numPr>
+        <w:shd w:val="clear" w:color="auto" w:fill="FFFFFF"/>
+        <w:jc w:val="both"/>
+        <w:rPr>
+          <w:sz w:val="24"/>
+          <w:szCs w:val="24"/>
+        </w:rPr>
+      </w:pPr>
+      <w:r>
+        <w:rPr>
+          <w:rFonts w:eastAsia="SimSun" w:cs="Times New Roman" w:ascii="Times New Roman" w:hAnsi="Times New Roman"/>
           <w:sz w:val="24"/>
           <w:szCs w:val="24"/>
           <w:shd w:fill="FFFFFF" w:val="clear"/>
           <w:lang w:bidi="ar-SA"/>
         </w:rPr>
-        <w:t xml:space="preserve"> </w:t>
+        <w:t xml:space="preserve">Thực hiện xét nghiệm và ghi chú "mẫu lưu quá 24 giờ" trên kết quả trả về. </w:t>
       </w:r>
     </w:p>
     <w:p>
@@ -14986,57 +15160,7 @@
           <w:shd w:fill="FFFFFF" w:val="clear"/>
           <w:lang w:bidi="ar-SA"/>
         </w:rPr>
-        <w:t xml:space="preserve">Phiếu chỉ định không có chữ ký xác nhận của Bác sĩ chỉ định. </w:t>
-      </w:r>
-    </w:p>
-    <w:p>
-      <w:pPr>
-        <w:pStyle w:val="Normal"/>
-        <w:numPr>
-          <w:ilvl w:val="0"/>
-          <w:numId w:val="127"/>
-        </w:numPr>
-        <w:shd w:val="clear" w:color="auto" w:fill="FFFFFF"/>
-        <w:jc w:val="both"/>
-        <w:rPr>
-          <w:sz w:val="24"/>
-          <w:szCs w:val="24"/>
-        </w:rPr>
-      </w:pPr>
-      <w:r>
-        <w:rPr>
-          <w:rFonts w:eastAsia="SimSun" w:cs="Times New Roman" w:ascii="Times New Roman" w:hAnsi="Times New Roman"/>
-          <w:sz w:val="24"/>
-          <w:szCs w:val="24"/>
-          <w:shd w:fill="FFFFFF" w:val="clear"/>
-          <w:lang w:bidi="ar-SA"/>
-        </w:rPr>
-        <w:t xml:space="preserve">Họ và tên bệnh nhân trên ống mẫu bị sai so với phiếu chỉ định. </w:t>
-      </w:r>
-    </w:p>
-    <w:p>
-      <w:pPr>
-        <w:pStyle w:val="Normal"/>
-        <w:numPr>
-          <w:ilvl w:val="0"/>
-          <w:numId w:val="127"/>
-        </w:numPr>
-        <w:shd w:val="clear" w:color="auto" w:fill="FFFFFF"/>
-        <w:jc w:val="both"/>
-        <w:rPr>
-          <w:sz w:val="24"/>
-          <w:szCs w:val="24"/>
-        </w:rPr>
-      </w:pPr>
-      <w:r>
-        <w:rPr>
-          <w:rFonts w:eastAsia="SimSun" w:cs="Times New Roman" w:ascii="Times New Roman" w:hAnsi="Times New Roman"/>
-          <w:sz w:val="24"/>
-          <w:szCs w:val="24"/>
-          <w:shd w:fill="FFFFFF" w:val="clear"/>
-          <w:lang w:bidi="ar-SA"/>
-        </w:rPr>
-        <w:t>Mẫu máu bị vỡ hồng cầu (trong trường hợp thường quy).</w:t>
+        <w:t>Yêu cầu khoa lâm sàng gửi phiếu chỉ định giấy mới tiến hành thực hiện.</w:t>
       </w:r>
     </w:p>
     <w:p>
@@ -15066,7 +15190,7 @@
           <w:shd w:fill="FFFFFF" w:val="clear"/>
           <w:lang w:bidi="ar-SA"/>
         </w:rPr>
-        <w:t>Một mẫu máu xét nghiệm Tổng phân tích tế bào máu được lưu ở nhiệt độ 2-8 độ C. Sau đó, khoa lâm sàng yêu cầu bổ sung xét nghiệm HbA1c trên chính mẫu đó sau 30 giờ lưu mẫu. KTV nên xử lý như thế nào?</w:t>
+        <w:t>Theo quy định về số lần lắc trộn, loại ống nghiệm nào yêu cầu số lần đảo trộn nhiều nhất để đảm bảo chất lượng mẫu?</w:t>
       </w:r>
     </w:p>
     <w:p>
@@ -15091,7 +15215,7 @@
           <w:shd w:fill="FFFFFF" w:val="clear"/>
           <w:lang w:bidi="ar-SA"/>
         </w:rPr>
-        <w:t xml:space="preserve">Chấp nhận vì mẫu máu lưu được 24 giờ và HbA1c là thông số rất ổn định. </w:t>
+        <w:t xml:space="preserve">Ống Natri Citrate dùng cho Đông máu. </w:t>
       </w:r>
     </w:p>
     <w:p>
@@ -15104,6 +15228,31 @@
         <w:shd w:val="clear" w:color="auto" w:fill="FFFFFF"/>
         <w:jc w:val="both"/>
         <w:rPr>
+          <w:sz w:val="24"/>
+          <w:szCs w:val="24"/>
+        </w:rPr>
+      </w:pPr>
+      <w:r>
+        <w:rPr>
+          <w:rFonts w:eastAsia="SimSun" w:cs="Times New Roman" w:ascii="Times New Roman" w:hAnsi="Times New Roman"/>
+          <w:sz w:val="24"/>
+          <w:szCs w:val="24"/>
+          <w:shd w:fill="FFFFFF" w:val="clear"/>
+          <w:lang w:bidi="ar-SA"/>
+        </w:rPr>
+        <w:t xml:space="preserve">Ống lấy huyết thanh (nắp đỏ có hạt). </w:t>
+      </w:r>
+    </w:p>
+    <w:p>
+      <w:pPr>
+        <w:pStyle w:val="Normal"/>
+        <w:numPr>
+          <w:ilvl w:val="0"/>
+          <w:numId w:val="128"/>
+        </w:numPr>
+        <w:shd w:val="clear" w:color="auto" w:fill="FFFFFF"/>
+        <w:jc w:val="both"/>
+        <w:rPr>
           <w:color w:val="FF0000"/>
           <w:sz w:val="24"/>
           <w:szCs w:val="24"/>
@@ -15118,7 +15267,7 @@
           <w:shd w:fill="FFFFFF" w:val="clear"/>
           <w:lang w:bidi="ar-SA"/>
         </w:rPr>
-        <w:t xml:space="preserve">Từ chối thực hiện và thông báo y lệnh miệng ngay cho khoa lâm sàng lấy lại mẫu mới vì sau 24 giờ đã tiến hành huỷ mẫu. </w:t>
+        <w:t xml:space="preserve">Ống Heparin dùng cho Sinh hóa. </w:t>
       </w:r>
     </w:p>
     <w:p>
@@ -15143,32 +15292,7 @@
           <w:shd w:fill="FFFFFF" w:val="clear"/>
           <w:lang w:bidi="ar-SA"/>
         </w:rPr>
-        <w:t xml:space="preserve">Thực hiện xét nghiệm và ghi chú "mẫu lưu quá 24 giờ" trên kết quả trả về. </w:t>
-      </w:r>
-    </w:p>
-    <w:p>
-      <w:pPr>
-        <w:pStyle w:val="Normal"/>
-        <w:numPr>
-          <w:ilvl w:val="0"/>
-          <w:numId w:val="128"/>
-        </w:numPr>
-        <w:shd w:val="clear" w:color="auto" w:fill="FFFFFF"/>
-        <w:jc w:val="both"/>
-        <w:rPr>
-          <w:sz w:val="24"/>
-          <w:szCs w:val="24"/>
-        </w:rPr>
-      </w:pPr>
-      <w:r>
-        <w:rPr>
-          <w:rFonts w:eastAsia="SimSun" w:cs="Times New Roman" w:ascii="Times New Roman" w:hAnsi="Times New Roman"/>
-          <w:sz w:val="24"/>
-          <w:szCs w:val="24"/>
-          <w:shd w:fill="FFFFFF" w:val="clear"/>
-          <w:lang w:bidi="ar-SA"/>
-        </w:rPr>
-        <w:t>Yêu cầu khoa lâm sàng gửi phiếu chỉ định giấy mới tiến hành thực hiện.</w:t>
+        <w:t>Chai cấy máu dùng cho Vi sinh.</w:t>
       </w:r>
     </w:p>
     <w:p>
@@ -15198,7 +15322,7 @@
           <w:shd w:fill="FFFFFF" w:val="clear"/>
           <w:lang w:bidi="ar-SA"/>
         </w:rPr>
-        <w:t>Theo quy định về số lần lắc trộn, loại ống nghiệm nào yêu cầu số lần đảo trộn nhiều nhất để đảm bảo chất lượng mẫu?</w:t>
+        <w:t>Khi thực hiện lấy mẫu nước tiểu giữa dòng cho xét nghiệm Tổng phân tích nước tiểu, thể tích và quy cách nào sau đây là chuẩn xác nhất theo hướng dẫn?</w:t>
       </w:r>
     </w:p>
     <w:p>
@@ -15223,7 +15347,7 @@
           <w:shd w:fill="FFFFFF" w:val="clear"/>
           <w:lang w:bidi="ar-SA"/>
         </w:rPr>
-        <w:t xml:space="preserve">Ống Natri Citrate dùng cho Đông máu. </w:t>
+        <w:t xml:space="preserve">Lấy đầy lọ vô trùng để máy phân tích không bị thiếu mẫu. </w:t>
       </w:r>
     </w:p>
     <w:p>
@@ -15248,7 +15372,7 @@
           <w:shd w:fill="FFFFFF" w:val="clear"/>
           <w:lang w:bidi="ar-SA"/>
         </w:rPr>
-        <w:t xml:space="preserve">Ống lấy huyết thanh (nắp đỏ có hạt). </w:t>
+        <w:t xml:space="preserve">Lấy khoảng 5-10ml nước tiểu đoạn đầu vào lọ sạch. </w:t>
       </w:r>
     </w:p>
     <w:p>
@@ -15275,7 +15399,7 @@
           <w:shd w:fill="FFFFFF" w:val="clear"/>
           <w:lang w:bidi="ar-SA"/>
         </w:rPr>
-        <w:t xml:space="preserve">Ống Heparin dùng cho Sinh hóa. </w:t>
+        <w:t xml:space="preserve">Lấy khoảng 5-10ml nước tiểu đoạn giữa, tương đương 2/3 lọ. </w:t>
       </w:r>
     </w:p>
     <w:p>
@@ -15300,7 +15424,7 @@
           <w:shd w:fill="FFFFFF" w:val="clear"/>
           <w:lang w:bidi="ar-SA"/>
         </w:rPr>
-        <w:t>Chai cấy máu dùng cho Vi sinh.</w:t>
+        <w:t>Lấy 1/3 lọ nước tiểu đoạn giữa sau khi đã súc rửa bằng chất sát trùng.</w:t>
       </w:r>
     </w:p>
     <w:p>
@@ -15330,7 +15454,7 @@
           <w:shd w:fill="FFFFFF" w:val="clear"/>
           <w:lang w:bidi="ar-SA"/>
         </w:rPr>
-        <w:t>Khi thực hiện lấy mẫu nước tiểu giữa dòng cho xét nghiệm Tổng phân tích nước tiểu, thể tích và quy cách nào sau đây là chuẩn xác nhất theo hướng dẫn?</w:t>
+        <w:t>Tại Khoa Xét nghiệm, việc tra cứu mẫu lưu chỉ được thực hiện khi đáp ứng điều kiện nào sau đây?</w:t>
       </w:r>
     </w:p>
     <w:p>
@@ -15355,7 +15479,7 @@
           <w:shd w:fill="FFFFFF" w:val="clear"/>
           <w:lang w:bidi="ar-SA"/>
         </w:rPr>
-        <w:t xml:space="preserve">Lấy đầy lọ vô trùng để máy phân tích không bị thiếu mẫu. </w:t>
+        <w:t xml:space="preserve">Có yêu cầu trực tiếp từ Bác sĩ điều trị qua điện thoại. </w:t>
       </w:r>
     </w:p>
     <w:p>
@@ -15380,7 +15504,7 @@
           <w:shd w:fill="FFFFFF" w:val="clear"/>
           <w:lang w:bidi="ar-SA"/>
         </w:rPr>
-        <w:t xml:space="preserve">Lấy khoảng 5-10ml nước tiểu đoạn đầu vào lọ sạch. </w:t>
+        <w:t xml:space="preserve">Kỹ thuật viên trưởng tự quyết định khi thấy kết quả nghi ngờ. </w:t>
       </w:r>
     </w:p>
     <w:p>
@@ -15407,7 +15531,7 @@
           <w:shd w:fill="FFFFFF" w:val="clear"/>
           <w:lang w:bidi="ar-SA"/>
         </w:rPr>
-        <w:t xml:space="preserve">Lấy khoảng 5-10ml nước tiểu đoạn giữa, tương đương 2/3 lọ. </w:t>
+        <w:t xml:space="preserve">Có sự phê duyệt của Trưởng khoa XN theo biểu mẫu BM02/QTQL.29/XN. </w:t>
       </w:r>
     </w:p>
     <w:p>
@@ -15432,7 +15556,7 @@
           <w:shd w:fill="FFFFFF" w:val="clear"/>
           <w:lang w:bidi="ar-SA"/>
         </w:rPr>
-        <w:t>Lấy 1/3 lọ nước tiểu đoạn giữa sau khi đã súc rửa bằng chất sát trùng.</w:t>
+        <w:t>Mẫu lưu đó chưa quá 12 giờ kể từ khi xét nghiệm xong.</w:t>
       </w:r>
     </w:p>
     <w:p>
@@ -15462,7 +15586,7 @@
           <w:shd w:fill="FFFFFF" w:val="clear"/>
           <w:lang w:bidi="ar-SA"/>
         </w:rPr>
-        <w:t>Tại Khoa Xét nghiệm, việc tra cứu mẫu lưu chỉ được thực hiện khi đáp ứng điều kiện nào sau đây?</w:t>
+        <w:t>KTV tiếp nhận mẫu Máu lắng (Bằng phương pháp thủ công), sử dụng loại ống nghiệm và thao tác nào sau đây là ĐÚNG?</w:t>
       </w:r>
     </w:p>
     <w:p>
@@ -15475,19 +15599,21 @@
         <w:shd w:val="clear" w:color="auto" w:fill="FFFFFF"/>
         <w:jc w:val="both"/>
         <w:rPr>
-          <w:sz w:val="24"/>
-          <w:szCs w:val="24"/>
-        </w:rPr>
-      </w:pPr>
-      <w:r>
-        <w:rPr>
-          <w:rFonts w:eastAsia="SimSun" w:cs="Times New Roman" w:ascii="Times New Roman" w:hAnsi="Times New Roman"/>
+          <w:color w:val="FF0000"/>
+          <w:sz w:val="24"/>
+          <w:szCs w:val="24"/>
+        </w:rPr>
+      </w:pPr>
+      <w:r>
+        <w:rPr>
+          <w:rFonts w:eastAsia="SimSun" w:cs="Times New Roman" w:ascii="Times New Roman" w:hAnsi="Times New Roman"/>
+          <w:color w:val="FF0000"/>
           <w:sz w:val="24"/>
           <w:szCs w:val="24"/>
           <w:shd w:fill="FFFFFF" w:val="clear"/>
           <w:lang w:bidi="ar-SA"/>
         </w:rPr>
-        <w:t xml:space="preserve">Có yêu cầu trực tiếp từ Bác sĩ điều trị qua điện thoại. </w:t>
+        <w:t xml:space="preserve">1 - 2ml máu tĩnh mạch đựng trong ống EDTA, đảo trộn 3 - 5 lần. </w:t>
       </w:r>
     </w:p>
     <w:p>
@@ -15512,7 +15638,7 @@
           <w:shd w:fill="FFFFFF" w:val="clear"/>
           <w:lang w:bidi="ar-SA"/>
         </w:rPr>
-        <w:t xml:space="preserve">Kỹ thuật viên trưởng tự quyết định khi thấy kết quả nghi ngờ. </w:t>
+        <w:t>1 - 2ml máu tĩnh mạch đựng trong ống Citrate 3 Na, đảo trộn 3 - 4 lần.</w:t>
       </w:r>
     </w:p>
     <w:p>
@@ -15525,21 +15651,19 @@
         <w:shd w:val="clear" w:color="auto" w:fill="FFFFFF"/>
         <w:jc w:val="both"/>
         <w:rPr>
-          <w:color w:val="FF0000"/>
-          <w:sz w:val="24"/>
-          <w:szCs w:val="24"/>
-        </w:rPr>
-      </w:pPr>
-      <w:r>
-        <w:rPr>
-          <w:rFonts w:eastAsia="SimSun" w:cs="Times New Roman" w:ascii="Times New Roman" w:hAnsi="Times New Roman"/>
-          <w:color w:val="FF0000"/>
+          <w:sz w:val="24"/>
+          <w:szCs w:val="24"/>
+        </w:rPr>
+      </w:pPr>
+      <w:r>
+        <w:rPr>
+          <w:rFonts w:eastAsia="SimSun" w:cs="Times New Roman" w:ascii="Times New Roman" w:hAnsi="Times New Roman"/>
           <w:sz w:val="24"/>
           <w:szCs w:val="24"/>
           <w:shd w:fill="FFFFFF" w:val="clear"/>
           <w:lang w:bidi="ar-SA"/>
         </w:rPr>
-        <w:t xml:space="preserve">Có sự phê duyệt của Trưởng khoa XN theo biểu mẫu BM02/QTQL.29/XN. </w:t>
+        <w:t xml:space="preserve">2ml máu tĩnh mạch đựng trong ống EDTA, đảo trộn 8 - 10 lần. </w:t>
       </w:r>
     </w:p>
     <w:p>
@@ -15564,7 +15688,7 @@
           <w:shd w:fill="FFFFFF" w:val="clear"/>
           <w:lang w:bidi="ar-SA"/>
         </w:rPr>
-        <w:t>Mẫu lưu đó chưa quá 12 giờ kể từ khi xét nghiệm xong.</w:t>
+        <w:t>1ml máu tĩnh mạch đựng trong ống Natri Citrate 3.8%, đảo trộn 3 - 5 lần.</w:t>
       </w:r>
     </w:p>
     <w:p>
@@ -15594,7 +15718,7 @@
           <w:shd w:fill="FFFFFF" w:val="clear"/>
           <w:lang w:bidi="ar-SA"/>
         </w:rPr>
-        <w:t>KTV tiếp nhận mẫu Máu lắng (Bằng phương pháp thủ công), sử dụng loại ống nghiệm và thao tác nào sau đây là ĐÚNG?</w:t>
+        <w:t>Theo chính sách bảo mật thông tin, trường hợp nào sau đây Khoa Xét nghiệm được phép sử dụng thông tin của khách hàng cho công tác nghiên cứu khoa học?</w:t>
       </w:r>
     </w:p>
     <w:p>
@@ -15607,6 +15731,31 @@
         <w:shd w:val="clear" w:color="auto" w:fill="FFFFFF"/>
         <w:jc w:val="both"/>
         <w:rPr>
+          <w:sz w:val="24"/>
+          <w:szCs w:val="24"/>
+        </w:rPr>
+      </w:pPr>
+      <w:r>
+        <w:rPr>
+          <w:rFonts w:eastAsia="SimSun" w:cs="Times New Roman" w:ascii="Times New Roman" w:hAnsi="Times New Roman"/>
+          <w:sz w:val="24"/>
+          <w:szCs w:val="24"/>
+          <w:shd w:fill="FFFFFF" w:val="clear"/>
+          <w:lang w:bidi="ar-SA"/>
+        </w:rPr>
+        <w:t xml:space="preserve">Khi KTV thấy mẫu bệnh phẩm có tính chất bệnh lý hiếm gặp. </w:t>
+      </w:r>
+    </w:p>
+    <w:p>
+      <w:pPr>
+        <w:pStyle w:val="Normal"/>
+        <w:numPr>
+          <w:ilvl w:val="0"/>
+          <w:numId w:val="132"/>
+        </w:numPr>
+        <w:shd w:val="clear" w:color="auto" w:fill="FFFFFF"/>
+        <w:jc w:val="both"/>
+        <w:rPr>
           <w:color w:val="FF0000"/>
           <w:sz w:val="24"/>
           <w:szCs w:val="24"/>
@@ -15621,7 +15770,7 @@
           <w:shd w:fill="FFFFFF" w:val="clear"/>
           <w:lang w:bidi="ar-SA"/>
         </w:rPr>
-        <w:t xml:space="preserve">1 - 2ml máu tĩnh mạch đựng trong ống EDTA, đảo trộn 3 - 5 lần. </w:t>
+        <w:t xml:space="preserve">Khi có sự đồng ý của lãnh đạo BV và bản thân khách hàng. </w:t>
       </w:r>
     </w:p>
     <w:p>
@@ -15646,7 +15795,7 @@
           <w:shd w:fill="FFFFFF" w:val="clear"/>
           <w:lang w:bidi="ar-SA"/>
         </w:rPr>
-        <w:t>1 - 2ml máu tĩnh mạch đựng trong ống Citrate 3 Na, đảo trộn 3 - 4 lần.</w:t>
+        <w:t xml:space="preserve">Khi mẫu đã được mã hóa bằng số S.ID và không còn họ tên. </w:t>
       </w:r>
     </w:p>
     <w:p>
@@ -15671,32 +15820,7 @@
           <w:shd w:fill="FFFFFF" w:val="clear"/>
           <w:lang w:bidi="ar-SA"/>
         </w:rPr>
-        <w:t xml:space="preserve">2ml máu tĩnh mạch đựng trong ống EDTA, đảo trộn 8 - 10 lần. </w:t>
-      </w:r>
-    </w:p>
-    <w:p>
-      <w:pPr>
-        <w:pStyle w:val="Normal"/>
-        <w:numPr>
-          <w:ilvl w:val="0"/>
-          <w:numId w:val="132"/>
-        </w:numPr>
-        <w:shd w:val="clear" w:color="auto" w:fill="FFFFFF"/>
-        <w:jc w:val="both"/>
-        <w:rPr>
-          <w:sz w:val="24"/>
-          <w:szCs w:val="24"/>
-        </w:rPr>
-      </w:pPr>
-      <w:r>
-        <w:rPr>
-          <w:rFonts w:eastAsia="SimSun" w:cs="Times New Roman" w:ascii="Times New Roman" w:hAnsi="Times New Roman"/>
-          <w:sz w:val="24"/>
-          <w:szCs w:val="24"/>
-          <w:shd w:fill="FFFFFF" w:val="clear"/>
-          <w:lang w:bidi="ar-SA"/>
-        </w:rPr>
-        <w:t>1ml máu tĩnh mạch đựng trong ống Natri Citrate 3.8%, đảo trộn 3 - 5 lần.</w:t>
+        <w:t>Khi Bác sĩ điều trị yêu cầu để làm báo cáo khoa học của khoa.</w:t>
       </w:r>
     </w:p>
     <w:p>
@@ -15726,7 +15850,7 @@
           <w:shd w:fill="FFFFFF" w:val="clear"/>
           <w:lang w:bidi="ar-SA"/>
         </w:rPr>
-        <w:t>Theo chính sách bảo mật thông tin, trường hợp nào sau đây Khoa Xét nghiệm được phép sử dụng thông tin của khách hàng cho công tác nghiên cứu khoa học?</w:t>
+        <w:t>Khi lấy máu xét nghiệm Đông máu (PT, APTT), yếu tố nào sau đây là bắt buộc về thể tích mẫu để đảm bảo tỷ lệ giữa máu và chất chống đông?</w:t>
       </w:r>
     </w:p>
     <w:p>
@@ -15751,7 +15875,7 @@
           <w:shd w:fill="FFFFFF" w:val="clear"/>
           <w:lang w:bidi="ar-SA"/>
         </w:rPr>
-        <w:t xml:space="preserve">Khi KTV thấy mẫu bệnh phẩm có tính chất bệnh lý hiếm gặp. </w:t>
+        <w:t xml:space="preserve">Lấy tối thiểu 1ml máu bất kể loại ống. </w:t>
       </w:r>
     </w:p>
     <w:p>
@@ -15778,7 +15902,7 @@
           <w:shd w:fill="FFFFFF" w:val="clear"/>
           <w:lang w:bidi="ar-SA"/>
         </w:rPr>
-        <w:t xml:space="preserve">Khi có sự đồng ý của lãnh đạo BV và bản thân khách hàng. </w:t>
+        <w:t xml:space="preserve">Lấy đúng 1ml hoặc 2ml tùy theo vạch định mức trên ống Citrate. </w:t>
       </w:r>
     </w:p>
     <w:p>
@@ -15803,7 +15927,7 @@
           <w:shd w:fill="FFFFFF" w:val="clear"/>
           <w:lang w:bidi="ar-SA"/>
         </w:rPr>
-        <w:t xml:space="preserve">Khi mẫu đã được mã hóa bằng số S.ID và không còn họ tên. </w:t>
+        <w:t xml:space="preserve">Bơm máu đầy ống để tránh khoảng không khí làm oxy hóa mẫu. </w:t>
       </w:r>
     </w:p>
     <w:p>
@@ -15828,7 +15952,7 @@
           <w:shd w:fill="FFFFFF" w:val="clear"/>
           <w:lang w:bidi="ar-SA"/>
         </w:rPr>
-        <w:t>Khi Bác sĩ điều trị yêu cầu để làm báo cáo khoa học của khoa.</w:t>
+        <w:t>Lấy đủ 3ml máu theo tiêu chuẩn của ống Serum.</w:t>
       </w:r>
     </w:p>
     <w:p>
@@ -15858,7 +15982,7 @@
           <w:shd w:fill="FFFFFF" w:val="clear"/>
           <w:lang w:bidi="ar-SA"/>
         </w:rPr>
-        <w:t>Khi lấy máu xét nghiệm Đông máu (PT, APTT), yếu tố nào sau đây là bắt buộc về thể tích mẫu để đảm bảo tỷ lệ giữa máu và chất chống đông?</w:t>
+        <w:t>Một mẫu máu tĩnh mạch được lấy để làm xét nghiệm Ethanol (cồn). Nếu mẫu này để ở nhiệt độ phòng, thời gian bảo quản tối đa trước khi bị từ chối là bao lâu?</w:t>
       </w:r>
     </w:p>
     <w:p>
@@ -15883,7 +16007,7 @@
           <w:shd w:fill="FFFFFF" w:val="clear"/>
           <w:lang w:bidi="ar-SA"/>
         </w:rPr>
-        <w:t xml:space="preserve">Lấy tối thiểu 1ml máu bất kể loại ống. </w:t>
+        <w:t xml:space="preserve">1 giờ. </w:t>
       </w:r>
     </w:p>
     <w:p>
@@ -15910,7 +16034,7 @@
           <w:shd w:fill="FFFFFF" w:val="clear"/>
           <w:lang w:bidi="ar-SA"/>
         </w:rPr>
-        <w:t xml:space="preserve">Lấy đúng 1ml hoặc 2ml tùy theo vạch định mức trên ống Citrate. </w:t>
+        <w:t xml:space="preserve">30 phút. </w:t>
       </w:r>
     </w:p>
     <w:p>
@@ -15935,7 +16059,7 @@
           <w:shd w:fill="FFFFFF" w:val="clear"/>
           <w:lang w:bidi="ar-SA"/>
         </w:rPr>
-        <w:t xml:space="preserve">Bơm máu đầy ống để tránh khoảng không khí làm oxy hóa mẫu. </w:t>
+        <w:t xml:space="preserve">4 giờ. </w:t>
       </w:r>
     </w:p>
     <w:p>
@@ -15960,7 +16084,7 @@
           <w:shd w:fill="FFFFFF" w:val="clear"/>
           <w:lang w:bidi="ar-SA"/>
         </w:rPr>
-        <w:t>Lấy đủ 3ml máu theo tiêu chuẩn của ống Serum.</w:t>
+        <w:t>2 giờ.</w:t>
       </w:r>
     </w:p>
     <w:p>
@@ -15990,7 +16114,7 @@
           <w:shd w:fill="FFFFFF" w:val="clear"/>
           <w:lang w:bidi="ar-SA"/>
         </w:rPr>
-        <w:t>Một mẫu máu tĩnh mạch được lấy để làm xét nghiệm Ethanol (cồn). Nếu mẫu này để ở nhiệt độ phòng, thời gian bảo quản tối đa trước khi bị từ chối là bao lâu?</w:t>
+        <w:t>Hành động nào sau đây của KTV là đúng quy trình khi sắp xếp mẫu máu sau khi đã xử lý xong?</w:t>
       </w:r>
     </w:p>
     <w:p>
@@ -16015,7 +16139,7 @@
           <w:shd w:fill="FFFFFF" w:val="clear"/>
           <w:lang w:bidi="ar-SA"/>
         </w:rPr>
-        <w:t xml:space="preserve">1 giờ. </w:t>
+        <w:t xml:space="preserve">Xếp theo thứ tự bảng chữ cái tên bệnh nhân. </w:t>
       </w:r>
     </w:p>
     <w:p>
@@ -16024,138 +16148,6 @@
         <w:numPr>
           <w:ilvl w:val="0"/>
           <w:numId w:val="135"/>
-        </w:numPr>
-        <w:shd w:val="clear" w:color="auto" w:fill="FFFFFF"/>
-        <w:jc w:val="both"/>
-        <w:rPr>
-          <w:color w:val="FF0000"/>
-          <w:sz w:val="24"/>
-          <w:szCs w:val="24"/>
-        </w:rPr>
-      </w:pPr>
-      <w:r>
-        <w:rPr>
-          <w:rFonts w:eastAsia="SimSun" w:cs="Times New Roman" w:ascii="Times New Roman" w:hAnsi="Times New Roman"/>
-          <w:color w:val="FF0000"/>
-          <w:sz w:val="24"/>
-          <w:szCs w:val="24"/>
-          <w:shd w:fill="FFFFFF" w:val="clear"/>
-          <w:lang w:bidi="ar-SA"/>
-        </w:rPr>
-        <w:t xml:space="preserve">30 phút. </w:t>
-      </w:r>
-    </w:p>
-    <w:p>
-      <w:pPr>
-        <w:pStyle w:val="Normal"/>
-        <w:numPr>
-          <w:ilvl w:val="0"/>
-          <w:numId w:val="135"/>
-        </w:numPr>
-        <w:shd w:val="clear" w:color="auto" w:fill="FFFFFF"/>
-        <w:jc w:val="both"/>
-        <w:rPr>
-          <w:sz w:val="24"/>
-          <w:szCs w:val="24"/>
-        </w:rPr>
-      </w:pPr>
-      <w:r>
-        <w:rPr>
-          <w:rFonts w:eastAsia="SimSun" w:cs="Times New Roman" w:ascii="Times New Roman" w:hAnsi="Times New Roman"/>
-          <w:sz w:val="24"/>
-          <w:szCs w:val="24"/>
-          <w:shd w:fill="FFFFFF" w:val="clear"/>
-          <w:lang w:bidi="ar-SA"/>
-        </w:rPr>
-        <w:t xml:space="preserve">4 giờ. </w:t>
-      </w:r>
-    </w:p>
-    <w:p>
-      <w:pPr>
-        <w:pStyle w:val="Normal"/>
-        <w:numPr>
-          <w:ilvl w:val="0"/>
-          <w:numId w:val="135"/>
-        </w:numPr>
-        <w:shd w:val="clear" w:color="auto" w:fill="FFFFFF"/>
-        <w:jc w:val="both"/>
-        <w:rPr>
-          <w:sz w:val="24"/>
-          <w:szCs w:val="24"/>
-        </w:rPr>
-      </w:pPr>
-      <w:r>
-        <w:rPr>
-          <w:rFonts w:eastAsia="SimSun" w:cs="Times New Roman" w:ascii="Times New Roman" w:hAnsi="Times New Roman"/>
-          <w:sz w:val="24"/>
-          <w:szCs w:val="24"/>
-          <w:shd w:fill="FFFFFF" w:val="clear"/>
-          <w:lang w:bidi="ar-SA"/>
-        </w:rPr>
-        <w:t>2 giờ.</w:t>
-      </w:r>
-    </w:p>
-    <w:p>
-      <w:pPr>
-        <w:pStyle w:val="Normal"/>
-        <w:numPr>
-          <w:ilvl w:val="0"/>
-          <w:numId w:val="11"/>
-        </w:numPr>
-        <w:spacing w:lineRule="auto" w:line="276" w:before="60" w:after="60"/>
-        <w:contextualSpacing/>
-        <w:jc w:val="both"/>
-        <w:rPr>
-          <w:b/>
-          <w:bCs/>
-          <w:sz w:val="24"/>
-          <w:szCs w:val="24"/>
-        </w:rPr>
-      </w:pPr>
-      <w:r>
-        <w:rPr>
-          <w:rFonts w:eastAsia="SimSun" w:cs="Times New Roman" w:ascii="Times New Roman" w:hAnsi="Times New Roman"/>
-          <w:b/>
-          <w:bCs/>
-          <w:sz w:val="24"/>
-          <w:szCs w:val="24"/>
-          <w:shd w:fill="FFFFFF" w:val="clear"/>
-          <w:lang w:bidi="ar-SA"/>
-        </w:rPr>
-        <w:t>Hành động nào sau đây của KTV là đúng quy trình khi sắp xếp mẫu máu sau khi đã xử lý xong?</w:t>
-      </w:r>
-    </w:p>
-    <w:p>
-      <w:pPr>
-        <w:pStyle w:val="Normal"/>
-        <w:numPr>
-          <w:ilvl w:val="0"/>
-          <w:numId w:val="136"/>
-        </w:numPr>
-        <w:shd w:val="clear" w:color="auto" w:fill="FFFFFF"/>
-        <w:jc w:val="both"/>
-        <w:rPr>
-          <w:sz w:val="24"/>
-          <w:szCs w:val="24"/>
-        </w:rPr>
-      </w:pPr>
-      <w:r>
-        <w:rPr>
-          <w:rFonts w:eastAsia="SimSun" w:cs="Times New Roman" w:ascii="Times New Roman" w:hAnsi="Times New Roman"/>
-          <w:sz w:val="24"/>
-          <w:szCs w:val="24"/>
-          <w:shd w:fill="FFFFFF" w:val="clear"/>
-          <w:lang w:bidi="ar-SA"/>
-        </w:rPr>
-        <w:t xml:space="preserve">Xếp theo thứ tự bảng chữ cái tên bệnh nhân. </w:t>
-      </w:r>
-    </w:p>
-    <w:p>
-      <w:pPr>
-        <w:pStyle w:val="Normal"/>
-        <w:numPr>
-          <w:ilvl w:val="0"/>
-          <w:numId w:val="136"/>
         </w:numPr>
         <w:shd w:val="clear" w:color="auto" w:fill="FFFFFF"/>
         <w:jc w:val="both"/>
@@ -16186,7 +16178,7 @@
         <w:pStyle w:val="Normal"/>
         <w:numPr>
           <w:ilvl w:val="0"/>
-          <w:numId w:val="136"/>
+          <w:numId w:val="135"/>
         </w:numPr>
         <w:shd w:val="clear" w:color="auto" w:fill="FFFFFF"/>
         <w:jc w:val="both"/>
@@ -16211,7 +16203,7 @@
         <w:pStyle w:val="Normal"/>
         <w:numPr>
           <w:ilvl w:val="0"/>
-          <w:numId w:val="136"/>
+          <w:numId w:val="135"/>
         </w:numPr>
         <w:shd w:val="clear" w:color="auto" w:fill="FFFFFF"/>
         <w:jc w:val="both"/>
@@ -16266,7 +16258,7 @@
         <w:pStyle w:val="Normal"/>
         <w:numPr>
           <w:ilvl w:val="0"/>
-          <w:numId w:val="137"/>
+          <w:numId w:val="136"/>
         </w:numPr>
         <w:shd w:val="clear" w:color="auto" w:fill="FFFFFF"/>
         <w:jc w:val="both"/>
@@ -16291,7 +16283,7 @@
         <w:pStyle w:val="Normal"/>
         <w:numPr>
           <w:ilvl w:val="0"/>
-          <w:numId w:val="137"/>
+          <w:numId w:val="136"/>
         </w:numPr>
         <w:shd w:val="clear" w:color="auto" w:fill="FFFFFF"/>
         <w:jc w:val="both"/>
@@ -16316,7 +16308,7 @@
         <w:pStyle w:val="Normal"/>
         <w:numPr>
           <w:ilvl w:val="0"/>
-          <w:numId w:val="137"/>
+          <w:numId w:val="136"/>
         </w:numPr>
         <w:shd w:val="clear" w:color="auto" w:fill="FFFFFF"/>
         <w:jc w:val="both"/>
@@ -16343,7 +16335,7 @@
         <w:pStyle w:val="Normal"/>
         <w:numPr>
           <w:ilvl w:val="0"/>
-          <w:numId w:val="137"/>
+          <w:numId w:val="136"/>
         </w:numPr>
         <w:shd w:val="clear" w:color="auto" w:fill="FFFFFF"/>
         <w:jc w:val="both"/>
@@ -16398,7 +16390,7 @@
         <w:pStyle w:val="Normal"/>
         <w:numPr>
           <w:ilvl w:val="0"/>
-          <w:numId w:val="138"/>
+          <w:numId w:val="137"/>
         </w:numPr>
         <w:shd w:val="clear" w:color="auto" w:fill="FFFFFF"/>
         <w:jc w:val="both"/>
@@ -16423,7 +16415,7 @@
         <w:pStyle w:val="Normal"/>
         <w:numPr>
           <w:ilvl w:val="0"/>
-          <w:numId w:val="138"/>
+          <w:numId w:val="137"/>
         </w:numPr>
         <w:shd w:val="clear" w:color="auto" w:fill="FFFFFF"/>
         <w:jc w:val="both"/>
@@ -16448,7 +16440,7 @@
         <w:pStyle w:val="Normal"/>
         <w:numPr>
           <w:ilvl w:val="0"/>
-          <w:numId w:val="138"/>
+          <w:numId w:val="137"/>
         </w:numPr>
         <w:shd w:val="clear" w:color="auto" w:fill="FFFFFF"/>
         <w:jc w:val="both"/>
@@ -16475,7 +16467,7 @@
         <w:pStyle w:val="Normal"/>
         <w:numPr>
           <w:ilvl w:val="0"/>
-          <w:numId w:val="138"/>
+          <w:numId w:val="137"/>
         </w:numPr>
         <w:shd w:val="clear" w:color="auto" w:fill="FFFFFF"/>
         <w:jc w:val="both"/>
@@ -16530,7 +16522,7 @@
         <w:pStyle w:val="Normal"/>
         <w:numPr>
           <w:ilvl w:val="0"/>
-          <w:numId w:val="139"/>
+          <w:numId w:val="138"/>
         </w:numPr>
         <w:shd w:val="clear" w:color="auto" w:fill="FFFFFF"/>
         <w:jc w:val="both"/>
@@ -16555,7 +16547,7 @@
         <w:pStyle w:val="Normal"/>
         <w:numPr>
           <w:ilvl w:val="0"/>
-          <w:numId w:val="139"/>
+          <w:numId w:val="138"/>
         </w:numPr>
         <w:shd w:val="clear" w:color="auto" w:fill="FFFFFF"/>
         <w:jc w:val="both"/>
@@ -16580,7 +16572,7 @@
         <w:pStyle w:val="Normal"/>
         <w:numPr>
           <w:ilvl w:val="0"/>
-          <w:numId w:val="139"/>
+          <w:numId w:val="138"/>
         </w:numPr>
         <w:shd w:val="clear" w:color="auto" w:fill="FFFFFF"/>
         <w:jc w:val="both"/>
@@ -16607,7 +16599,7 @@
         <w:pStyle w:val="Normal"/>
         <w:numPr>
           <w:ilvl w:val="0"/>
-          <w:numId w:val="139"/>
+          <w:numId w:val="138"/>
         </w:numPr>
         <w:shd w:val="clear" w:color="auto" w:fill="FFFFFF"/>
         <w:jc w:val="both"/>
@@ -16662,7 +16654,7 @@
         <w:pStyle w:val="Normal"/>
         <w:numPr>
           <w:ilvl w:val="0"/>
-          <w:numId w:val="140"/>
+          <w:numId w:val="139"/>
         </w:numPr>
         <w:shd w:val="clear" w:color="auto" w:fill="FFFFFF"/>
         <w:jc w:val="both"/>
@@ -16687,7 +16679,7 @@
         <w:pStyle w:val="Normal"/>
         <w:numPr>
           <w:ilvl w:val="0"/>
-          <w:numId w:val="140"/>
+          <w:numId w:val="139"/>
         </w:numPr>
         <w:shd w:val="clear" w:color="auto" w:fill="FFFFFF"/>
         <w:jc w:val="both"/>
@@ -16714,7 +16706,7 @@
         <w:pStyle w:val="Normal"/>
         <w:numPr>
           <w:ilvl w:val="0"/>
-          <w:numId w:val="140"/>
+          <w:numId w:val="139"/>
         </w:numPr>
         <w:shd w:val="clear" w:color="auto" w:fill="FFFFFF"/>
         <w:jc w:val="both"/>
@@ -16739,7 +16731,7 @@
         <w:pStyle w:val="Normal"/>
         <w:numPr>
           <w:ilvl w:val="0"/>
-          <w:numId w:val="140"/>
+          <w:numId w:val="139"/>
         </w:numPr>
         <w:shd w:val="clear" w:color="auto" w:fill="FFFFFF"/>
         <w:jc w:val="both"/>
@@ -17319,16 +17311,14 @@
       <w:pPr>
         <w:pStyle w:val="Normal"/>
         <w:numPr>
-          <w:ilvl w:val="1"/>
-          <w:numId w:val="11"/>
+          <w:ilvl w:val="0"/>
+          <w:numId w:val="0"/>
         </w:numPr>
         <w:shd w:val="clear" w:color="auto" w:fill="FFFFFF"/>
         <w:ind w:hanging="0" w:start="0"/>
         <w:jc w:val="both"/>
         <w:rPr>
           <w:color w:val="FF0000"/>
-          <w:sz w:val="24"/>
-          <w:szCs w:val="24"/>
         </w:rPr>
       </w:pPr>
       <w:r>
@@ -17340,7 +17330,7 @@
           <w:shd w:fill="FFFFFF" w:val="clear"/>
           <w:lang w:bidi="ar-SA"/>
         </w:rPr>
-        <w:t>Cả A và B đều đúng</w:t>
+        <w:t>D. Cả A và B đều đúng</w:t>
       </w:r>
     </w:p>
     <w:p>
@@ -17398,16 +17388,14 @@
       <w:pPr>
         <w:pStyle w:val="Normal"/>
         <w:numPr>
-          <w:ilvl w:val="1"/>
-          <w:numId w:val="11"/>
+          <w:ilvl w:val="0"/>
+          <w:numId w:val="0"/>
         </w:numPr>
         <w:spacing w:before="0" w:after="0"/>
         <w:ind w:hanging="0" w:start="0"/>
         <w:jc w:val="both"/>
         <w:rPr>
           <w:color w:val="FF0000"/>
-          <w:sz w:val="24"/>
-          <w:szCs w:val="24"/>
         </w:rPr>
       </w:pPr>
       <w:r>
@@ -17417,7 +17405,7 @@
           <w:sz w:val="24"/>
           <w:szCs w:val="24"/>
         </w:rPr>
-        <w:t>Vi khuẩn nuôi cấy và định danh hệ thống tự động</w:t>
+        <w:t>B. Vi khuẩn nuôi cấy và định danh hệ thống tự động</w:t>
       </w:r>
     </w:p>
     <w:p>
@@ -18327,8 +18315,8 @@
       <w:pPr>
         <w:pStyle w:val="Normal"/>
         <w:numPr>
-          <w:ilvl w:val="1"/>
-          <w:numId w:val="11"/>
+          <w:ilvl w:val="0"/>
+          <w:numId w:val="0"/>
         </w:numPr>
         <w:spacing w:before="0" w:after="0"/>
         <w:ind w:hanging="0" w:start="0"/>
@@ -18342,7 +18330,7 @@
           <w:szCs w:val="24"/>
           <w:lang w:eastAsia="en-US"/>
         </w:rPr>
-        <w:t>Kết thúc xử lý vì đã thực hiện biện pháp khắc phục.</w:t>
+        <w:t>A. Kết thúc xử lý vì đã thực hiện biện pháp khắc phục.</w:t>
         <w:br/>
         <w:t>B. Yêu cầu khách hàng chấp nhận kết quả vì Khoa Xét nghiệm đã thực hiện khắc phục.</w:t>
         <w:br/>
@@ -35575,126 +35563,6 @@
     </w:lvl>
   </w:abstractNum>
   <w:abstractNum w:abstractNumId="140">
-    <w:lvl w:ilvl="0">
-      <w:start w:val="1"/>
-      <w:numFmt w:val="upperLetter"/>
-      <w:suff w:val="space"/>
-      <w:lvlText w:val="%1."/>
-      <w:lvlJc w:val="start"/>
-      <w:pPr>
-        <w:tabs>
-          <w:tab w:val="num" w:pos="0"/>
-        </w:tabs>
-        <w:ind w:start="0" w:hanging="0"/>
-      </w:pPr>
-      <w:rPr/>
-    </w:lvl>
-    <w:lvl w:ilvl="1">
-      <w:start w:val="1"/>
-      <w:numFmt w:val="decimal"/>
-      <w:lvlText w:val="%2."/>
-      <w:lvlJc w:val="start"/>
-      <w:pPr>
-        <w:tabs>
-          <w:tab w:val="num" w:pos="1080"/>
-        </w:tabs>
-        <w:ind w:start="1080" w:hanging="360"/>
-      </w:pPr>
-      <w:rPr/>
-    </w:lvl>
-    <w:lvl w:ilvl="2">
-      <w:start w:val="1"/>
-      <w:numFmt w:val="decimal"/>
-      <w:lvlText w:val="%3."/>
-      <w:lvlJc w:val="start"/>
-      <w:pPr>
-        <w:tabs>
-          <w:tab w:val="num" w:pos="1440"/>
-        </w:tabs>
-        <w:ind w:start="1440" w:hanging="360"/>
-      </w:pPr>
-      <w:rPr/>
-    </w:lvl>
-    <w:lvl w:ilvl="3">
-      <w:start w:val="1"/>
-      <w:numFmt w:val="decimal"/>
-      <w:lvlText w:val="%4."/>
-      <w:lvlJc w:val="start"/>
-      <w:pPr>
-        <w:tabs>
-          <w:tab w:val="num" w:pos="1800"/>
-        </w:tabs>
-        <w:ind w:start="1800" w:hanging="360"/>
-      </w:pPr>
-      <w:rPr/>
-    </w:lvl>
-    <w:lvl w:ilvl="4">
-      <w:start w:val="1"/>
-      <w:numFmt w:val="decimal"/>
-      <w:lvlText w:val="%5."/>
-      <w:lvlJc w:val="start"/>
-      <w:pPr>
-        <w:tabs>
-          <w:tab w:val="num" w:pos="2160"/>
-        </w:tabs>
-        <w:ind w:start="2160" w:hanging="360"/>
-      </w:pPr>
-      <w:rPr/>
-    </w:lvl>
-    <w:lvl w:ilvl="5">
-      <w:start w:val="1"/>
-      <w:numFmt w:val="decimal"/>
-      <w:lvlText w:val="%6."/>
-      <w:lvlJc w:val="start"/>
-      <w:pPr>
-        <w:tabs>
-          <w:tab w:val="num" w:pos="2520"/>
-        </w:tabs>
-        <w:ind w:start="2520" w:hanging="360"/>
-      </w:pPr>
-      <w:rPr/>
-    </w:lvl>
-    <w:lvl w:ilvl="6">
-      <w:start w:val="1"/>
-      <w:numFmt w:val="decimal"/>
-      <w:lvlText w:val="%7."/>
-      <w:lvlJc w:val="start"/>
-      <w:pPr>
-        <w:tabs>
-          <w:tab w:val="num" w:pos="2880"/>
-        </w:tabs>
-        <w:ind w:start="2880" w:hanging="360"/>
-      </w:pPr>
-      <w:rPr/>
-    </w:lvl>
-    <w:lvl w:ilvl="7">
-      <w:start w:val="1"/>
-      <w:numFmt w:val="decimal"/>
-      <w:lvlText w:val="%8."/>
-      <w:lvlJc w:val="start"/>
-      <w:pPr>
-        <w:tabs>
-          <w:tab w:val="num" w:pos="3240"/>
-        </w:tabs>
-        <w:ind w:start="3240" w:hanging="360"/>
-      </w:pPr>
-      <w:rPr/>
-    </w:lvl>
-    <w:lvl w:ilvl="8">
-      <w:start w:val="1"/>
-      <w:numFmt w:val="decimal"/>
-      <w:lvlText w:val="%9."/>
-      <w:lvlJc w:val="start"/>
-      <w:pPr>
-        <w:tabs>
-          <w:tab w:val="num" w:pos="3600"/>
-        </w:tabs>
-        <w:ind w:start="3600" w:hanging="360"/>
-      </w:pPr>
-      <w:rPr/>
-    </w:lvl>
-  </w:abstractNum>
-  <w:abstractNum w:abstractNumId="141">
     <w:lvl w:ilvl="0">
       <w:start w:val="1"/>
       <w:numFmt w:val="none"/>
@@ -36232,9 +36100,6 @@
   </w:num>
   <w:num w:numId="140">
     <w:abstractNumId w:val="140"/>
-  </w:num>
-  <w:num w:numId="141">
-    <w:abstractNumId w:val="141"/>
   </w:num>
 </w:numbering>
 </file>
@@ -36820,7 +36685,6 @@
   </w:style>
   <w:style w:type="character" w:styleId="EndnoteCharactersuser">
     <w:name w:val="Endnote Characters (user)"/>
-    <w:basedOn w:val="DefaultParagraphFont"/>
     <w:qFormat/>
     <w:rPr>
       <w:vertAlign w:val="superscript"/>
@@ -36849,7 +36713,6 @@
   </w:style>
   <w:style w:type="character" w:styleId="FootnoteCharactersuser">
     <w:name w:val="Footnote Characters (user)"/>
-    <w:basedOn w:val="DefaultParagraphFont"/>
     <w:qFormat/>
     <w:rPr>
       <w:vertAlign w:val="superscript"/>
